--- a/WebContent/docx/泛癌种50基因检测报告-简单版.docx
+++ b/WebContent/docx/泛癌种50基因检测报告-简单版.docx
@@ -10,15 +10,15 @@
           <w:sz w:val="20"/>
         </w:rPr>
       </w:pPr>
-      <w:bookmarkStart w:id="0" w:name="_Toc24178_WPSOffice_Level1"/>
-      <w:bookmarkStart w:id="1" w:name="_Toc21009_WPSOffice_Level1"/>
+      <w:bookmarkStart w:id="0" w:name="_Toc13806"/>
+      <w:bookmarkStart w:id="1" w:name="_Toc24178_WPSOffice_Level1"/>
       <w:bookmarkStart w:id="2" w:name="_Toc27500"/>
-      <w:bookmarkStart w:id="3" w:name="_Toc21669"/>
-      <w:bookmarkStart w:id="4" w:name="_Toc13806"/>
-      <w:bookmarkStart w:id="5" w:name="_Toc32054"/>
+      <w:bookmarkStart w:id="3" w:name="_Toc24397"/>
+      <w:bookmarkStart w:id="4" w:name="_Toc21009_WPSOffice_Level1"/>
+      <w:bookmarkStart w:id="5" w:name="_Toc21669"/>
       <w:bookmarkStart w:id="6" w:name="_Toc30143_WPSOffice_Level1"/>
-      <w:bookmarkStart w:id="7" w:name="_Toc24397"/>
-      <w:bookmarkStart w:id="8" w:name="_Toc105081892"/>
+      <w:bookmarkStart w:id="7" w:name="_Toc105081892"/>
+      <w:bookmarkStart w:id="8" w:name="_Toc32054"/>
       <w:r>
         <w:rPr>
           <w:rFonts w:hint="eastAsia" w:ascii="Times New Roman" w:hAnsi="Times New Roman" w:eastAsia="微软雅黑" w:cs="Times New Roman"/>
@@ -144,13 +144,13 @@
               </w:rPr>
             </w:pPr>
             <w:bookmarkStart w:id="9" w:name="_Hlk16792570"/>
-            <w:bookmarkStart w:id="10" w:name="_Toc18058"/>
-            <w:bookmarkStart w:id="11" w:name="_Toc1410"/>
-            <w:bookmarkStart w:id="12" w:name="_Toc4088"/>
+            <w:bookmarkStart w:id="10" w:name="_Toc3871"/>
+            <w:bookmarkStart w:id="11" w:name="_Toc23369_WPSOffice_Level1"/>
+            <w:bookmarkStart w:id="12" w:name="_Toc1410"/>
             <w:bookmarkStart w:id="13" w:name="_Toc25920"/>
-            <w:bookmarkStart w:id="14" w:name="_Toc3871"/>
+            <w:bookmarkStart w:id="14" w:name="_Toc4088"/>
             <w:bookmarkStart w:id="15" w:name="_Toc6221_WPSOffice_Level1"/>
-            <w:bookmarkStart w:id="16" w:name="_Toc23369_WPSOffice_Level1"/>
+            <w:bookmarkStart w:id="16" w:name="_Toc18058"/>
             <w:bookmarkStart w:id="17" w:name="_Toc105081895"/>
             <w:bookmarkStart w:id="18" w:name="_Toc534807930"/>
             <w:bookmarkStart w:id="19" w:name="_Toc3823"/>
@@ -849,12 +849,6 @@
             <w:insideV w:val="none" w:color="auto" w:sz="0" w:space="0"/>
           </w:tblBorders>
           <w:shd w:val="clear" w:color="auto" w:fill="auto"/>
-          <w:tblCellMar>
-            <w:top w:w="0" w:type="dxa"/>
-            <w:left w:w="0" w:type="dxa"/>
-            <w:bottom w:w="0" w:type="dxa"/>
-            <w:right w:w="0" w:type="dxa"/>
-          </w:tblCellMar>
         </w:tblPrEx>
         <w:trPr>
           <w:trHeight w:val="488" w:hRule="atLeast"/>
@@ -905,9 +899,9 @@
                 </w14:textFill>
               </w:rPr>
             </w:pPr>
-            <w:bookmarkStart w:id="20" w:name="_Toc149837255"/>
+            <w:bookmarkStart w:id="20" w:name="_Toc24256"/>
             <w:bookmarkStart w:id="21" w:name="_Toc21059"/>
-            <w:bookmarkStart w:id="22" w:name="_Toc24256"/>
+            <w:bookmarkStart w:id="22" w:name="_Toc149837255"/>
             <w:bookmarkStart w:id="23" w:name="_Toc105081896"/>
             <w:r>
               <w:rPr>
@@ -990,172 +984,6 @@
                 <w:lang w:eastAsia="zh-CN"/>
               </w:rPr>
               <w:t>检测结果</w:t>
-            </w:r>
-          </w:p>
-        </w:tc>
-      </w:tr>
-      <w:tr>
-        <w:tblPrEx>
-          <w:tblBorders>
-            <w:top w:val="none" w:color="auto" w:sz="0" w:space="0"/>
-            <w:left w:val="none" w:color="auto" w:sz="0" w:space="0"/>
-            <w:bottom w:val="none" w:color="auto" w:sz="0" w:space="0"/>
-            <w:right w:val="none" w:color="auto" w:sz="0" w:space="0"/>
-            <w:insideH w:val="none" w:color="auto" w:sz="0" w:space="0"/>
-            <w:insideV w:val="none" w:color="auto" w:sz="0" w:space="0"/>
-          </w:tblBorders>
-          <w:tblCellMar>
-            <w:top w:w="0" w:type="dxa"/>
-            <w:left w:w="0" w:type="dxa"/>
-            <w:bottom w:w="0" w:type="dxa"/>
-            <w:right w:w="0" w:type="dxa"/>
-          </w:tblCellMar>
-        </w:tblPrEx>
-        <w:trPr>
-          <w:trHeight w:val="397" w:hRule="atLeast"/>
-          <w:jc w:val="center"/>
-        </w:trPr>
-        <w:tc>
-          <w:tcPr>
-            <w:tcW w:w="2143" w:type="pct"/>
-            <w:gridSpan w:val="2"/>
-            <w:tcBorders>
-              <w:top w:val="single" w:color="31849B" w:sz="12" w:space="0"/>
-              <w:bottom w:val="single" w:color="31849B" w:sz="8" w:space="0"/>
-              <w:right w:val="single" w:color="31849B" w:sz="8" w:space="0"/>
-            </w:tcBorders>
-            <w:shd w:val="clear" w:color="auto" w:fill="auto"/>
-            <w:vAlign w:val="center"/>
-          </w:tcPr>
-          <w:p>
-            <w:pPr>
-              <w:pStyle w:val="20"/>
-              <w:keepNext w:val="0"/>
-              <w:keepLines w:val="0"/>
-              <w:pageBreakBefore w:val="0"/>
-              <w:widowControl w:val="0"/>
-              <w:kinsoku/>
-              <w:wordWrap/>
-              <w:overflowPunct/>
-              <w:topLinePunct w:val="0"/>
-              <w:autoSpaceDE/>
-              <w:autoSpaceDN/>
-              <w:bidi w:val="0"/>
-              <w:adjustRightInd w:val="0"/>
-              <w:snapToGrid w:val="0"/>
-              <w:spacing w:line="240" w:lineRule="auto"/>
-              <w:ind w:left="110" w:leftChars="50"/>
-              <w:jc w:val="both"/>
-              <w:textAlignment w:val="auto"/>
-              <w:rPr>
-                <w:rFonts w:ascii="Times New Roman" w:hAnsi="Times New Roman" w:eastAsia="微软雅黑" w:cs="Times New Roman"/>
-                <w:b/>
-                <w:bCs/>
-                <w:color w:val="262626"/>
-                <w:sz w:val="21"/>
-                <w:szCs w:val="21"/>
-              </w:rPr>
-            </w:pPr>
-            <w:r>
-              <w:rPr>
-                <w:rFonts w:ascii="Times New Roman" w:hAnsi="Times New Roman" w:eastAsia="微软雅黑" w:cs="Times New Roman"/>
-                <w:b/>
-                <w:bCs/>
-                <w:color w:val="262626"/>
-                <w:sz w:val="21"/>
-                <w:szCs w:val="21"/>
-              </w:rPr>
-              <w:t>靶向用药指导</w:t>
-            </w:r>
-          </w:p>
-        </w:tc>
-        <w:tc>
-          <w:tcPr>
-            <w:tcW w:w="2856" w:type="pct"/>
-            <w:tcBorders>
-              <w:top w:val="single" w:color="31849B" w:sz="12" w:space="0"/>
-              <w:left w:val="single" w:color="31849B" w:sz="8" w:space="0"/>
-              <w:bottom w:val="single" w:color="31849B" w:sz="8" w:space="0"/>
-            </w:tcBorders>
-            <w:shd w:val="clear" w:color="auto" w:fill="auto"/>
-            <w:vAlign w:val="center"/>
-          </w:tcPr>
-          <w:p>
-            <w:pPr>
-              <w:pStyle w:val="20"/>
-              <w:keepNext w:val="0"/>
-              <w:keepLines w:val="0"/>
-              <w:pageBreakBefore w:val="0"/>
-              <w:widowControl w:val="0"/>
-              <w:kinsoku/>
-              <w:wordWrap/>
-              <w:overflowPunct/>
-              <w:topLinePunct w:val="0"/>
-              <w:autoSpaceDE/>
-              <w:autoSpaceDN/>
-              <w:bidi w:val="0"/>
-              <w:adjustRightInd w:val="0"/>
-              <w:snapToGrid w:val="0"/>
-              <w:spacing w:line="240" w:lineRule="auto"/>
-              <w:ind w:left="110" w:leftChars="50" w:right="119" w:rightChars="0"/>
-              <w:jc w:val="both"/>
-              <w:textAlignment w:val="auto"/>
-              <w:rPr>
-                <w:rFonts w:hint="eastAsia" w:ascii="Times New Roman" w:hAnsi="Times New Roman" w:eastAsia="微软雅黑" w:cs="Times New Roman"/>
-                <w:color w:val="262626"/>
-                <w:sz w:val="21"/>
-                <w:szCs w:val="21"/>
-                <w:lang w:eastAsia="zh-CN"/>
-              </w:rPr>
-            </w:pPr>
-            <w:r>
-              <w:rPr>
-                <w:rFonts w:hint="eastAsia" w:ascii="Times New Roman" w:hAnsi="Times New Roman" w:eastAsia="微软雅黑" w:cs="Times New Roman"/>
-                <w:color w:val="262626"/>
-                <w:sz w:val="21"/>
-                <w:szCs w:val="21"/>
-                <w:lang w:eastAsia="zh-CN"/>
-              </w:rPr>
-              <w:t>共检出{{ summaryOfRresults.thisGeneticmarkerVwListSize }}个体细胞突变，其中{{ summaryOfRresults.somaticCellMedicationNum}}个与靶向药物相关{{bodyDrugStr}}；</w:t>
-            </w:r>
-          </w:p>
-          <w:p>
-            <w:pPr>
-              <w:pStyle w:val="20"/>
-              <w:keepNext w:val="0"/>
-              <w:keepLines w:val="0"/>
-              <w:pageBreakBefore w:val="0"/>
-              <w:widowControl w:val="0"/>
-              <w:kinsoku/>
-              <w:wordWrap/>
-              <w:overflowPunct/>
-              <w:topLinePunct w:val="0"/>
-              <w:autoSpaceDE/>
-              <w:autoSpaceDN/>
-              <w:bidi w:val="0"/>
-              <w:adjustRightInd w:val="0"/>
-              <w:snapToGrid w:val="0"/>
-              <w:spacing w:line="240" w:lineRule="auto"/>
-              <w:ind w:left="110" w:leftChars="50" w:right="119" w:rightChars="0"/>
-              <w:jc w:val="both"/>
-              <w:textAlignment w:val="auto"/>
-              <w:rPr>
-                <w:rFonts w:hint="eastAsia" w:ascii="Times New Roman" w:hAnsi="Times New Roman" w:eastAsia="微软雅黑" w:cs="Times New Roman"/>
-                <w:color w:val="262626"/>
-                <w:sz w:val="21"/>
-                <w:szCs w:val="21"/>
-                <w:lang w:eastAsia="zh-CN"/>
-              </w:rPr>
-            </w:pPr>
-            <w:r>
-              <w:rPr>
-                <w:rFonts w:hint="eastAsia" w:ascii="Times New Roman" w:hAnsi="Times New Roman" w:eastAsia="微软雅黑" w:cs="Times New Roman"/>
-                <w:color w:val="262626"/>
-                <w:sz w:val="21"/>
-                <w:szCs w:val="21"/>
-                <w:lang w:eastAsia="zh-CN"/>
-              </w:rPr>
-              <w:t>共检出{{ summaryOfRresults.crCheckLineStrYF1280Size }}个胚系突变，其中{{summaryOfRresults.crDrugList}}个与靶向药物相关{{embryonalDrugStr}}</w:t>
             </w:r>
           </w:p>
         </w:tc>
@@ -1187,6 +1015,173 @@
             <w:tcW w:w="2143" w:type="pct"/>
             <w:gridSpan w:val="2"/>
             <w:tcBorders>
+              <w:top w:val="single" w:color="31849B" w:sz="12" w:space="0"/>
+              <w:bottom w:val="single" w:color="31849B" w:sz="8" w:space="0"/>
+              <w:right w:val="single" w:color="31849B" w:sz="8" w:space="0"/>
+            </w:tcBorders>
+            <w:shd w:val="clear" w:color="auto" w:fill="auto"/>
+            <w:vAlign w:val="center"/>
+          </w:tcPr>
+          <w:p>
+            <w:pPr>
+              <w:pStyle w:val="20"/>
+              <w:keepNext w:val="0"/>
+              <w:keepLines w:val="0"/>
+              <w:pageBreakBefore w:val="0"/>
+              <w:widowControl w:val="0"/>
+              <w:kinsoku/>
+              <w:wordWrap/>
+              <w:overflowPunct/>
+              <w:topLinePunct w:val="0"/>
+              <w:autoSpaceDE/>
+              <w:autoSpaceDN/>
+              <w:bidi w:val="0"/>
+              <w:adjustRightInd w:val="0"/>
+              <w:snapToGrid w:val="0"/>
+              <w:spacing w:line="240" w:lineRule="auto"/>
+              <w:ind w:left="110" w:leftChars="50"/>
+              <w:jc w:val="both"/>
+              <w:textAlignment w:val="auto"/>
+              <w:rPr>
+                <w:rFonts w:ascii="Times New Roman" w:hAnsi="Times New Roman" w:eastAsia="微软雅黑" w:cs="Times New Roman"/>
+                <w:b/>
+                <w:bCs/>
+                <w:color w:val="262626"/>
+                <w:sz w:val="21"/>
+                <w:szCs w:val="21"/>
+              </w:rPr>
+            </w:pPr>
+            <w:r>
+              <w:rPr>
+                <w:rFonts w:ascii="Times New Roman" w:hAnsi="Times New Roman" w:eastAsia="微软雅黑" w:cs="Times New Roman"/>
+                <w:b/>
+                <w:bCs/>
+                <w:color w:val="262626"/>
+                <w:sz w:val="21"/>
+                <w:szCs w:val="21"/>
+              </w:rPr>
+              <w:t>靶向用药指导</w:t>
+            </w:r>
+          </w:p>
+        </w:tc>
+        <w:tc>
+          <w:tcPr>
+            <w:tcW w:w="2856" w:type="pct"/>
+            <w:tcBorders>
+              <w:top w:val="single" w:color="31849B" w:sz="12" w:space="0"/>
+              <w:left w:val="single" w:color="31849B" w:sz="8" w:space="0"/>
+              <w:bottom w:val="single" w:color="31849B" w:sz="8" w:space="0"/>
+            </w:tcBorders>
+            <w:shd w:val="clear" w:color="auto" w:fill="auto"/>
+            <w:vAlign w:val="center"/>
+          </w:tcPr>
+          <w:p>
+            <w:pPr>
+              <w:pStyle w:val="20"/>
+              <w:keepNext w:val="0"/>
+              <w:keepLines w:val="0"/>
+              <w:pageBreakBefore w:val="0"/>
+              <w:widowControl w:val="0"/>
+              <w:kinsoku/>
+              <w:wordWrap/>
+              <w:overflowPunct/>
+              <w:topLinePunct w:val="0"/>
+              <w:autoSpaceDE/>
+              <w:autoSpaceDN/>
+              <w:bidi w:val="0"/>
+              <w:adjustRightInd w:val="0"/>
+              <w:snapToGrid w:val="0"/>
+              <w:spacing w:line="240" w:lineRule="auto"/>
+              <w:ind w:left="110" w:leftChars="50" w:right="119" w:rightChars="0"/>
+              <w:jc w:val="both"/>
+              <w:textAlignment w:val="auto"/>
+              <w:rPr>
+                <w:rFonts w:hint="eastAsia" w:ascii="Times New Roman" w:hAnsi="Times New Roman" w:eastAsia="微软雅黑" w:cs="Times New Roman"/>
+                <w:color w:val="262626"/>
+                <w:sz w:val="21"/>
+                <w:szCs w:val="21"/>
+                <w:lang w:eastAsia="zh-CN"/>
+              </w:rPr>
+            </w:pPr>
+            <w:r>
+              <w:rPr>
+                <w:rFonts w:hint="eastAsia" w:ascii="Times New Roman" w:hAnsi="Times New Roman" w:eastAsia="微软雅黑" w:cs="Times New Roman"/>
+                <w:color w:val="262626"/>
+                <w:sz w:val="21"/>
+                <w:szCs w:val="21"/>
+                <w:lang w:eastAsia="zh-CN"/>
+              </w:rPr>
+              <w:t>共检出{{ summaryOfRresults.thisGeneticmarkerVwListSize }}个体细胞突变，其中{{ summaryOfRresults.somaticCellMedicationNum}}个与靶向药物相关{{bodyDrugStr}}；</w:t>
+            </w:r>
+          </w:p>
+          <w:p>
+            <w:pPr>
+              <w:pStyle w:val="20"/>
+              <w:keepNext w:val="0"/>
+              <w:keepLines w:val="0"/>
+              <w:pageBreakBefore w:val="0"/>
+              <w:widowControl w:val="0"/>
+              <w:kinsoku/>
+              <w:wordWrap/>
+              <w:overflowPunct/>
+              <w:topLinePunct w:val="0"/>
+              <w:autoSpaceDE/>
+              <w:autoSpaceDN/>
+              <w:bidi w:val="0"/>
+              <w:adjustRightInd w:val="0"/>
+              <w:snapToGrid w:val="0"/>
+              <w:spacing w:line="240" w:lineRule="auto"/>
+              <w:ind w:left="110" w:leftChars="50" w:right="119" w:rightChars="0"/>
+              <w:jc w:val="both"/>
+              <w:textAlignment w:val="auto"/>
+              <w:rPr>
+                <w:rFonts w:hint="eastAsia" w:ascii="Times New Roman" w:hAnsi="Times New Roman" w:eastAsia="微软雅黑" w:cs="Times New Roman"/>
+                <w:color w:val="262626"/>
+                <w:sz w:val="21"/>
+                <w:szCs w:val="21"/>
+                <w:lang w:eastAsia="zh-CN"/>
+              </w:rPr>
+            </w:pPr>
+            <w:r>
+              <w:rPr>
+                <w:rFonts w:hint="eastAsia" w:ascii="Times New Roman" w:hAnsi="Times New Roman" w:eastAsia="微软雅黑" w:cs="Times New Roman"/>
+                <w:color w:val="262626"/>
+                <w:sz w:val="21"/>
+                <w:szCs w:val="21"/>
+                <w:lang w:eastAsia="zh-CN"/>
+              </w:rPr>
+              <w:t>共检出{{ summaryOfRresults.crCheckLineStrYF1280Size }}个胚系突变，其中{{summaryOfRresults.crDrugList}}个与靶向药物相关{{embryonalDrugStr}}</w:t>
+            </w:r>
+          </w:p>
+        </w:tc>
+      </w:tr>
+      <w:tr>
+        <w:tblPrEx>
+          <w:tblBorders>
+            <w:top w:val="none" w:color="auto" w:sz="0" w:space="0"/>
+            <w:left w:val="none" w:color="auto" w:sz="0" w:space="0"/>
+            <w:bottom w:val="none" w:color="auto" w:sz="0" w:space="0"/>
+            <w:right w:val="none" w:color="auto" w:sz="0" w:space="0"/>
+            <w:insideH w:val="none" w:color="auto" w:sz="0" w:space="0"/>
+            <w:insideV w:val="none" w:color="auto" w:sz="0" w:space="0"/>
+          </w:tblBorders>
+          <w:shd w:val="clear" w:color="auto" w:fill="auto"/>
+          <w:tblCellMar>
+            <w:top w:w="0" w:type="dxa"/>
+            <w:left w:w="0" w:type="dxa"/>
+            <w:bottom w:w="0" w:type="dxa"/>
+            <w:right w:w="0" w:type="dxa"/>
+          </w:tblCellMar>
+        </w:tblPrEx>
+        <w:trPr>
+          <w:trHeight w:val="397" w:hRule="atLeast"/>
+          <w:jc w:val="center"/>
+        </w:trPr>
+        <w:tc>
+          <w:tcPr>
+            <w:tcW w:w="2143" w:type="pct"/>
+            <w:gridSpan w:val="2"/>
+            <w:tcBorders>
               <w:bottom w:val="single" w:color="31849B" w:sz="8" w:space="0"/>
               <w:right w:val="single" w:color="31849B" w:sz="8" w:space="0"/>
             </w:tcBorders>
@@ -1500,6 +1495,7 @@
             <w:insideH w:val="none" w:color="auto" w:sz="0" w:space="0"/>
             <w:insideV w:val="none" w:color="auto" w:sz="0" w:space="0"/>
           </w:tblBorders>
+          <w:shd w:val="clear" w:color="auto" w:fill="auto"/>
           <w:tblCellMar>
             <w:top w:w="0" w:type="dxa"/>
             <w:left w:w="0" w:type="dxa"/>
@@ -1672,7 +1668,6 @@
             <w:insideH w:val="none" w:color="auto" w:sz="0" w:space="0"/>
             <w:insideV w:val="none" w:color="auto" w:sz="0" w:space="0"/>
           </w:tblBorders>
-          <w:shd w:val="clear" w:color="auto" w:fill="auto"/>
           <w:tblCellMar>
             <w:top w:w="0" w:type="dxa"/>
             <w:left w:w="0" w:type="dxa"/>
@@ -2538,7 +2533,37 @@
                 <w:szCs w:val="21"/>
                 <w:lang w:eastAsia="zh-CN"/>
               </w:rPr>
-              <w:t>{% if it.ori_variantList == [] %}未检测到与用药相关突变{%else%}{% for i in it.ori_variantList %}{%if loop.last%}{{ i }}{%else%}{{ i }}</w:t>
+              <w:t>{% if it.ori_variantList == [] %}未检测到与用药相关突变{%else%}{% for i in it.ori_variantList %}{%if loop.last%}</w:t>
+            </w:r>
+            <w:r>
+              <w:rPr>
+                <w:rFonts w:hint="default" w:ascii="Times New Roman" w:hAnsi="Times New Roman" w:eastAsia="微软雅黑" w:cs="Times New Roman"/>
+                <w:color w:val="FF0000"/>
+                <w:sz w:val="21"/>
+                <w:szCs w:val="21"/>
+                <w:lang w:eastAsia="zh-CN"/>
+              </w:rPr>
+              <w:t>{{ i }}</w:t>
+            </w:r>
+            <w:r>
+              <w:rPr>
+                <w:rFonts w:hint="default" w:ascii="Times New Roman" w:hAnsi="Times New Roman" w:eastAsia="微软雅黑" w:cs="Times New Roman"/>
+                <w:color w:val="262626"/>
+                <w:sz w:val="21"/>
+                <w:szCs w:val="21"/>
+                <w:lang w:eastAsia="zh-CN"/>
+              </w:rPr>
+              <w:t>{%else%}</w:t>
+            </w:r>
+            <w:r>
+              <w:rPr>
+                <w:rFonts w:hint="default" w:ascii="Times New Roman" w:hAnsi="Times New Roman" w:eastAsia="微软雅黑" w:cs="Times New Roman"/>
+                <w:color w:val="FF0000"/>
+                <w:sz w:val="21"/>
+                <w:szCs w:val="21"/>
+                <w:lang w:eastAsia="zh-CN"/>
+              </w:rPr>
+              <w:t>{{ i }}</w:t>
             </w:r>
           </w:p>
           <w:p>
@@ -2597,7 +2622,37 @@
                 <w:szCs w:val="21"/>
                 <w:lang w:eastAsia="zh-CN"/>
               </w:rPr>
-              <w:t>{% if it.mutFreqList == [] %}-{%else%}{% for i in it.mutFreqList %}{%if loop.last%}{{ i }}{%else%}{{ i }}</w:t>
+              <w:t>{% if it.mutFreqList == [] %}-{%else%}{% for i in it.mutFreqList %}{%if loop.last%}</w:t>
+            </w:r>
+            <w:r>
+              <w:rPr>
+                <w:rFonts w:hint="default" w:ascii="Times New Roman" w:hAnsi="Times New Roman" w:eastAsia="微软雅黑" w:cs="Times New Roman"/>
+                <w:color w:val="FF0000"/>
+                <w:sz w:val="21"/>
+                <w:szCs w:val="21"/>
+                <w:lang w:eastAsia="zh-CN"/>
+              </w:rPr>
+              <w:t>{{ i }}</w:t>
+            </w:r>
+            <w:r>
+              <w:rPr>
+                <w:rFonts w:hint="default" w:ascii="Times New Roman" w:hAnsi="Times New Roman" w:eastAsia="微软雅黑" w:cs="Times New Roman"/>
+                <w:color w:val="262626"/>
+                <w:sz w:val="21"/>
+                <w:szCs w:val="21"/>
+                <w:lang w:eastAsia="zh-CN"/>
+              </w:rPr>
+              <w:t>{%else%}</w:t>
+            </w:r>
+            <w:r>
+              <w:rPr>
+                <w:rFonts w:hint="default" w:ascii="Times New Roman" w:hAnsi="Times New Roman" w:eastAsia="微软雅黑" w:cs="Times New Roman"/>
+                <w:color w:val="FF0000"/>
+                <w:sz w:val="21"/>
+                <w:szCs w:val="21"/>
+                <w:lang w:eastAsia="zh-CN"/>
+              </w:rPr>
+              <w:t>{{ i }}</w:t>
             </w:r>
           </w:p>
           <w:p>
@@ -2696,6 +2751,8 @@
           <w:lang w:val="en-US" w:eastAsia="zh-CN"/>
         </w:rPr>
       </w:pPr>
+      <w:bookmarkStart w:id="29" w:name="_GoBack"/>
+      <w:bookmarkEnd w:id="29"/>
     </w:p>
     <w:p>
       <w:pPr>
@@ -5496,6 +5553,12 @@
             <w:insideH w:val="single" w:color="31849B" w:sz="8" w:space="0"/>
             <w:insideV w:val="single" w:color="31849B" w:sz="8" w:space="0"/>
           </w:tblBorders>
+          <w:tblCellMar>
+            <w:top w:w="0" w:type="dxa"/>
+            <w:left w:w="0" w:type="dxa"/>
+            <w:bottom w:w="0" w:type="dxa"/>
+            <w:right w:w="0" w:type="dxa"/>
+          </w:tblCellMar>
         </w:tblPrEx>
         <w:trPr>
           <w:trHeight w:val="510" w:hRule="exact"/>
@@ -9355,7 +9418,6 @@
                 <w:szCs w:val="20"/>
               </w:rPr>
             </w:pPr>
-            <w:bookmarkStart w:id="29" w:name="_GoBack" w:colFirst="0" w:colLast="2"/>
             <w:r>
               <w:rPr>
                 <w:rFonts w:hint="eastAsia" w:ascii="微软雅黑" w:hAnsi="微软雅黑" w:eastAsia="微软雅黑" w:cs="微软雅黑"/>
@@ -9465,7 +9527,6 @@
           </w:p>
         </w:tc>
       </w:tr>
-      <w:bookmarkEnd w:id="29"/>
     </w:tbl>
     <w:p>
       <w:pPr>

--- a/WebContent/docx/泛癌种50基因检测报告-简单版.docx
+++ b/WebContent/docx/泛癌种50基因检测报告-简单版.docx
@@ -10,15 +10,15 @@
           <w:sz w:val="20"/>
         </w:rPr>
       </w:pPr>
-      <w:bookmarkStart w:id="0" w:name="_Toc13806"/>
-      <w:bookmarkStart w:id="1" w:name="_Toc24178_WPSOffice_Level1"/>
+      <w:bookmarkStart w:id="0" w:name="_Toc30143_WPSOffice_Level1"/>
+      <w:bookmarkStart w:id="1" w:name="_Toc105081892"/>
       <w:bookmarkStart w:id="2" w:name="_Toc27500"/>
       <w:bookmarkStart w:id="3" w:name="_Toc24397"/>
-      <w:bookmarkStart w:id="4" w:name="_Toc21009_WPSOffice_Level1"/>
-      <w:bookmarkStart w:id="5" w:name="_Toc21669"/>
-      <w:bookmarkStart w:id="6" w:name="_Toc30143_WPSOffice_Level1"/>
-      <w:bookmarkStart w:id="7" w:name="_Toc105081892"/>
-      <w:bookmarkStart w:id="8" w:name="_Toc32054"/>
+      <w:bookmarkStart w:id="4" w:name="_Toc24178_WPSOffice_Level1"/>
+      <w:bookmarkStart w:id="5" w:name="_Toc32054"/>
+      <w:bookmarkStart w:id="6" w:name="_Toc21669"/>
+      <w:bookmarkStart w:id="7" w:name="_Toc13806"/>
+      <w:bookmarkStart w:id="8" w:name="_Toc21009_WPSOffice_Level1"/>
       <w:r>
         <w:rPr>
           <w:rFonts w:hint="eastAsia" w:ascii="Times New Roman" w:hAnsi="Times New Roman" w:eastAsia="微软雅黑" w:cs="Times New Roman"/>
@@ -145,12 +145,12 @@
             </w:pPr>
             <w:bookmarkStart w:id="9" w:name="_Hlk16792570"/>
             <w:bookmarkStart w:id="10" w:name="_Toc3871"/>
-            <w:bookmarkStart w:id="11" w:name="_Toc23369_WPSOffice_Level1"/>
-            <w:bookmarkStart w:id="12" w:name="_Toc1410"/>
-            <w:bookmarkStart w:id="13" w:name="_Toc25920"/>
-            <w:bookmarkStart w:id="14" w:name="_Toc4088"/>
-            <w:bookmarkStart w:id="15" w:name="_Toc6221_WPSOffice_Level1"/>
-            <w:bookmarkStart w:id="16" w:name="_Toc18058"/>
+            <w:bookmarkStart w:id="11" w:name="_Toc6221_WPSOffice_Level1"/>
+            <w:bookmarkStart w:id="12" w:name="_Toc23369_WPSOffice_Level1"/>
+            <w:bookmarkStart w:id="13" w:name="_Toc18058"/>
+            <w:bookmarkStart w:id="14" w:name="_Toc25920"/>
+            <w:bookmarkStart w:id="15" w:name="_Toc4088"/>
+            <w:bookmarkStart w:id="16" w:name="_Toc1410"/>
             <w:bookmarkStart w:id="17" w:name="_Toc105081895"/>
             <w:bookmarkStart w:id="18" w:name="_Toc534807930"/>
             <w:bookmarkStart w:id="19" w:name="_Toc3823"/>
@@ -345,7 +345,77 @@
                 <w:color w:val="262626"/>
                 <w:sz w:val="20"/>
               </w:rPr>
-              <w:t>送检项目：泛癌种50基因检测</w:t>
+              <w:t>送检项目：泛癌种50基因检测{% if summaryOfRresults.type == “tissue” %}</w:t>
+            </w:r>
+            <w:r>
+              <w:rPr>
+                <w:rFonts w:hint="eastAsia" w:ascii="微软雅黑" w:hAnsi="微软雅黑" w:eastAsia="微软雅黑" w:cs="Times New Roman"/>
+                <w:color w:val="262626"/>
+                <w:sz w:val="20"/>
+                <w:lang w:eastAsia="zh-CN"/>
+              </w:rPr>
+              <w:t>（</w:t>
+            </w:r>
+            <w:r>
+              <w:rPr>
+                <w:rFonts w:hint="eastAsia" w:ascii="微软雅黑" w:hAnsi="微软雅黑" w:eastAsia="微软雅黑" w:cs="Times New Roman"/>
+                <w:color w:val="262626"/>
+                <w:sz w:val="20"/>
+                <w:lang w:val="en-US" w:eastAsia="zh-CN"/>
+              </w:rPr>
+              <w:t>组织</w:t>
+            </w:r>
+            <w:r>
+              <w:rPr>
+                <w:rFonts w:hint="eastAsia" w:ascii="微软雅黑" w:hAnsi="微软雅黑" w:eastAsia="微软雅黑" w:cs="Times New Roman"/>
+                <w:color w:val="262626"/>
+                <w:sz w:val="20"/>
+                <w:lang w:eastAsia="zh-CN"/>
+              </w:rPr>
+              <w:t>）</w:t>
+            </w:r>
+            <w:r>
+              <w:rPr>
+                <w:rFonts w:hint="eastAsia" w:ascii="微软雅黑" w:hAnsi="微软雅黑" w:eastAsia="微软雅黑" w:cs="Times New Roman"/>
+                <w:color w:val="262626"/>
+                <w:sz w:val="20"/>
+              </w:rPr>
+              <w:t>{% else %}</w:t>
+            </w:r>
+            <w:r>
+              <w:rPr>
+                <w:rFonts w:hint="eastAsia" w:ascii="微软雅黑" w:hAnsi="微软雅黑" w:eastAsia="微软雅黑" w:cs="Times New Roman"/>
+                <w:color w:val="262626"/>
+                <w:sz w:val="20"/>
+                <w:lang w:eastAsia="zh-CN"/>
+              </w:rPr>
+              <w:t>（</w:t>
+            </w:r>
+            <w:r>
+              <w:rPr>
+                <w:rFonts w:hint="eastAsia" w:ascii="微软雅黑" w:hAnsi="微软雅黑" w:eastAsia="微软雅黑" w:cs="Times New Roman"/>
+                <w:color w:val="262626"/>
+                <w:sz w:val="20"/>
+                <w:lang w:val="en-US" w:eastAsia="zh-CN"/>
+              </w:rPr>
+              <w:t>血液</w:t>
+            </w:r>
+            <w:r>
+              <w:rPr>
+                <w:rFonts w:hint="eastAsia" w:ascii="微软雅黑" w:hAnsi="微软雅黑" w:eastAsia="微软雅黑" w:cs="Times New Roman"/>
+                <w:color w:val="262626"/>
+                <w:sz w:val="20"/>
+                <w:lang w:eastAsia="zh-CN"/>
+              </w:rPr>
+              <w:t>）</w:t>
+            </w:r>
+            <w:r>
+              <w:rPr>
+                <w:rFonts w:hint="eastAsia" w:ascii="微软雅黑" w:hAnsi="微软雅黑" w:eastAsia="微软雅黑" w:cs="Times New Roman"/>
+                <w:color w:val="262626"/>
+                <w:sz w:val="20"/>
+              </w:rPr>
+              <w:t>{% endif %}</w:t>
             </w:r>
           </w:p>
         </w:tc>
@@ -389,8 +459,8 @@
               <w:adjustRightInd w:val="0"/>
               <w:snapToGrid w:val="0"/>
               <w:rPr>
-                <w:rFonts w:hint="default"/>
-                <w:lang w:val="en-US"/>
+                <w:rFonts w:hint="eastAsia" w:eastAsia="微软雅黑"/>
+                <w:lang w:val="en-US" w:eastAsia="zh-CN"/>
               </w:rPr>
             </w:pPr>
             <w:r>
@@ -408,6 +478,15 @@
                 <w:sz w:val="20"/>
               </w:rPr>
               <w:t>：{{ age }}</w:t>
+            </w:r>
+            <w:r>
+              <w:rPr>
+                <w:rFonts w:hint="eastAsia" w:ascii="微软雅黑" w:hAnsi="微软雅黑" w:eastAsia="微软雅黑" w:cs="Malgun Gothic Semilight"/>
+                <w:color w:val="262626"/>
+                <w:sz w:val="20"/>
+                <w:lang w:val="en-US" w:eastAsia="zh-CN"/>
+              </w:rPr>
+              <w:t>岁</w:t>
             </w:r>
           </w:p>
         </w:tc>
@@ -849,6 +928,12 @@
             <w:insideV w:val="none" w:color="auto" w:sz="0" w:space="0"/>
           </w:tblBorders>
           <w:shd w:val="clear" w:color="auto" w:fill="auto"/>
+          <w:tblCellMar>
+            <w:top w:w="0" w:type="dxa"/>
+            <w:left w:w="0" w:type="dxa"/>
+            <w:bottom w:w="0" w:type="dxa"/>
+            <w:right w:w="0" w:type="dxa"/>
+          </w:tblCellMar>
         </w:tblPrEx>
         <w:trPr>
           <w:trHeight w:val="488" w:hRule="atLeast"/>
@@ -900,8 +985,8 @@
               </w:rPr>
             </w:pPr>
             <w:bookmarkStart w:id="20" w:name="_Toc24256"/>
-            <w:bookmarkStart w:id="21" w:name="_Toc21059"/>
-            <w:bookmarkStart w:id="22" w:name="_Toc149837255"/>
+            <w:bookmarkStart w:id="21" w:name="_Toc149837255"/>
+            <w:bookmarkStart w:id="22" w:name="_Toc21059"/>
             <w:bookmarkStart w:id="23" w:name="_Toc105081896"/>
             <w:r>
               <w:rPr>
@@ -1292,6 +1377,7 @@
             <w:insideH w:val="none" w:color="auto" w:sz="0" w:space="0"/>
             <w:insideV w:val="none" w:color="auto" w:sz="0" w:space="0"/>
           </w:tblBorders>
+          <w:shd w:val="clear" w:color="auto" w:fill="auto"/>
           <w:tblCellMar>
             <w:top w:w="0" w:type="dxa"/>
             <w:left w:w="0" w:type="dxa"/>
@@ -1668,6 +1754,7 @@
             <w:insideH w:val="none" w:color="auto" w:sz="0" w:space="0"/>
             <w:insideV w:val="none" w:color="auto" w:sz="0" w:space="0"/>
           </w:tblBorders>
+          <w:shd w:val="clear" w:color="auto" w:fill="auto"/>
           <w:tblCellMar>
             <w:top w:w="0" w:type="dxa"/>
             <w:left w:w="0" w:type="dxa"/>
@@ -1741,6 +1828,7 @@
             <w:insideH w:val="none" w:color="auto" w:sz="0" w:space="0"/>
             <w:insideV w:val="none" w:color="auto" w:sz="0" w:space="0"/>
           </w:tblBorders>
+          <w:shd w:val="clear" w:color="auto" w:fill="auto"/>
           <w:tblCellMar>
             <w:top w:w="0" w:type="dxa"/>
             <w:left w:w="0" w:type="dxa"/>
@@ -1870,6 +1958,7 @@
             <w:insideH w:val="none" w:color="auto" w:sz="0" w:space="0"/>
             <w:insideV w:val="none" w:color="auto" w:sz="0" w:space="0"/>
           </w:tblBorders>
+          <w:shd w:val="clear" w:color="auto" w:fill="auto"/>
           <w:tblCellMar>
             <w:top w:w="0" w:type="dxa"/>
             <w:left w:w="0" w:type="dxa"/>
@@ -1943,6 +2032,7 @@
             <w:insideH w:val="none" w:color="auto" w:sz="0" w:space="0"/>
             <w:insideV w:val="none" w:color="auto" w:sz="0" w:space="0"/>
           </w:tblBorders>
+          <w:shd w:val="clear" w:color="auto" w:fill="auto"/>
           <w:tblCellMar>
             <w:top w:w="0" w:type="dxa"/>
             <w:left w:w="0" w:type="dxa"/>
@@ -2751,8 +2841,6 @@
           <w:lang w:val="en-US" w:eastAsia="zh-CN"/>
         </w:rPr>
       </w:pPr>
-      <w:bookmarkStart w:id="29" w:name="_GoBack"/>
-      <w:bookmarkEnd w:id="29"/>
     </w:p>
     <w:p>
       <w:pPr>
@@ -2973,12 +3061,6 @@
             <w:insideH w:val="single" w:color="31849B" w:sz="4" w:space="0"/>
             <w:insideV w:val="none" w:color="auto" w:sz="0" w:space="0"/>
           </w:tblBorders>
-          <w:tblCellMar>
-            <w:top w:w="0" w:type="dxa"/>
-            <w:left w:w="0" w:type="dxa"/>
-            <w:bottom w:w="0" w:type="dxa"/>
-            <w:right w:w="0" w:type="dxa"/>
-          </w:tblCellMar>
         </w:tblPrEx>
         <w:trPr>
           <w:trHeight w:val="510" w:hRule="atLeast"/>
@@ -9201,153 +9283,91 @@
           <w:szCs w:val="24"/>
         </w:rPr>
       </w:pPr>
+      <w:bookmarkStart w:id="29" w:name="_GoBack"/>
+      <w:bookmarkEnd w:id="29"/>
+    </w:p>
+    <w:p>
+      <w:pPr>
+        <w:keepNext w:val="0"/>
+        <w:keepLines w:val="0"/>
+        <w:pageBreakBefore w:val="0"/>
+        <w:widowControl w:val="0"/>
+        <w:kinsoku/>
+        <w:wordWrap/>
+        <w:overflowPunct/>
+        <w:topLinePunct w:val="0"/>
+        <w:autoSpaceDE/>
+        <w:autoSpaceDN/>
+        <w:bidi w:val="0"/>
+        <w:adjustRightInd/>
+        <w:snapToGrid/>
+        <w:spacing w:before="60" w:line="252" w:lineRule="auto"/>
+        <w:ind w:right="215"/>
+        <w:jc w:val="both"/>
+        <w:textAlignment w:val="auto"/>
+        <w:rPr>
+          <w:rFonts w:ascii="Times New Roman" w:hAnsi="Times New Roman" w:eastAsia="微软雅黑" w:cs="Times New Roman"/>
+          <w:sz w:val="21"/>
+          <w:szCs w:val="21"/>
+          <w:lang w:eastAsia="zh-CN"/>
+        </w:rPr>
+      </w:pPr>
+      <w:r>
+        <w:rPr>
+          <w:rFonts w:hint="eastAsia" w:ascii="Times New Roman" w:hAnsi="Times New Roman" w:eastAsia="微软雅黑" w:cs="Times New Roman"/>
+          <w:sz w:val="24"/>
+          <w:szCs w:val="24"/>
+          <w:lang w:eastAsia="zh-CN"/>
+        </w:rPr>
+        <w:t xml:space="preserve">{% if testedby == </w:t>
+      </w:r>
+      <w:r>
+        <w:rPr>
+          <w:rFonts w:ascii="Times New Roman" w:hAnsi="Times New Roman" w:eastAsia="微软雅黑" w:cs="Times New Roman"/>
+          <w:sz w:val="24"/>
+          <w:szCs w:val="24"/>
+          <w:lang w:eastAsia="zh-CN"/>
+        </w:rPr>
+        <w:t>“</w:t>
+      </w:r>
+      <w:r>
+        <w:rPr>
+          <w:rFonts w:hint="eastAsia" w:ascii="Times New Roman" w:hAnsi="Times New Roman" w:eastAsia="微软雅黑" w:cs="Times New Roman"/>
+          <w:sz w:val="24"/>
+          <w:szCs w:val="24"/>
+          <w:lang w:eastAsia="zh-CN"/>
+        </w:rPr>
+        <w:t>1</w:t>
+      </w:r>
+      <w:r>
+        <w:rPr>
+          <w:rFonts w:ascii="Times New Roman" w:hAnsi="Times New Roman" w:eastAsia="微软雅黑" w:cs="Times New Roman"/>
+          <w:sz w:val="24"/>
+          <w:szCs w:val="24"/>
+          <w:lang w:eastAsia="zh-CN"/>
+        </w:rPr>
+        <w:t>”</w:t>
+      </w:r>
+      <w:r>
+        <w:rPr>
+          <w:rFonts w:hint="eastAsia" w:ascii="Times New Roman" w:hAnsi="Times New Roman" w:eastAsia="微软雅黑" w:cs="Times New Roman"/>
+          <w:sz w:val="24"/>
+          <w:szCs w:val="24"/>
+          <w:lang w:eastAsia="zh-CN"/>
+        </w:rPr>
+        <w:t xml:space="preserve"> %}</w:t>
+      </w:r>
     </w:p>
     <w:p>
       <w:pPr>
         <w:widowControl/>
         <w:rPr>
           <w:rFonts w:ascii="Times New Roman" w:hAnsi="Times New Roman" w:eastAsia="微软雅黑" w:cs="Times New Roman"/>
-          <w:sz w:val="24"/>
-          <w:szCs w:val="24"/>
+          <w:sz w:val="21"/>
+          <w:szCs w:val="21"/>
+          <w:lang w:eastAsia="zh-CN"/>
         </w:rPr>
       </w:pPr>
-    </w:p>
-    <w:p>
-      <w:pPr>
-        <w:widowControl/>
-        <w:rPr>
-          <w:rFonts w:ascii="Times New Roman" w:hAnsi="Times New Roman" w:eastAsia="微软雅黑" w:cs="Times New Roman"/>
-          <w:sz w:val="24"/>
-          <w:szCs w:val="24"/>
-        </w:rPr>
-      </w:pPr>
-      <w:r>
-        <w:rPr>
-          <w:sz w:val="24"/>
-        </w:rPr>
-        <mc:AlternateContent>
-          <mc:Choice Requires="wpg">
-            <w:drawing>
-              <wp:anchor distT="0" distB="0" distL="114300" distR="114300" simplePos="0" relativeHeight="251659264" behindDoc="0" locked="0" layoutInCell="1" allowOverlap="1">
-                <wp:simplePos x="0" y="0"/>
-                <wp:positionH relativeFrom="column">
-                  <wp:posOffset>592455</wp:posOffset>
-                </wp:positionH>
-                <wp:positionV relativeFrom="paragraph">
-                  <wp:posOffset>55880</wp:posOffset>
-                </wp:positionV>
-                <wp:extent cx="3018155" cy="426085"/>
-                <wp:effectExtent l="0" t="0" r="14605" b="635"/>
-                <wp:wrapNone/>
-                <wp:docPr id="2" name="组合 2"/>
-                <wp:cNvGraphicFramePr/>
-                <a:graphic xmlns:a="http://schemas.openxmlformats.org/drawingml/2006/main">
-                  <a:graphicData uri="http://schemas.microsoft.com/office/word/2010/wordprocessingGroup">
-                    <wpg:wgp>
-                      <wpg:cNvGrpSpPr/>
-                      <wpg:grpSpPr>
-                        <a:xfrm>
-                          <a:off x="0" y="0"/>
-                          <a:ext cx="3018155" cy="426085"/>
-                          <a:chOff x="5041" y="112332"/>
-                          <a:chExt cx="4753" cy="671"/>
-                        </a:xfrm>
-                      </wpg:grpSpPr>
-                      <pic:pic xmlns:pic="http://schemas.openxmlformats.org/drawingml/2006/picture">
-                        <pic:nvPicPr>
-                          <pic:cNvPr id="9" name="_x0000_s2450" descr="林俊雯 签名1"/>
-                          <pic:cNvPicPr>
-                            <a:picLocks noChangeAspect="1"/>
-                          </pic:cNvPicPr>
-                        </pic:nvPicPr>
-                        <pic:blipFill>
-                          <a:blip r:embed="rId5">
-                            <a:clrChange>
-                              <a:clrFrom>
-                                <a:srgbClr val="FFFFFF"/>
-                              </a:clrFrom>
-                              <a:clrTo>
-                                <a:srgbClr val="FFFFFF">
-                                  <a:alpha val="0"/>
-                                </a:srgbClr>
-                              </a:clrTo>
-                            </a:clrChange>
-                          </a:blip>
-                          <a:stretch>
-                            <a:fillRect/>
-                          </a:stretch>
-                        </pic:blipFill>
-                        <pic:spPr>
-                          <a:xfrm>
-                            <a:off x="5041" y="112367"/>
-                            <a:ext cx="1432" cy="636"/>
-                          </a:xfrm>
-                          <a:prstGeom prst="rect">
-                            <a:avLst/>
-                          </a:prstGeom>
-                        </pic:spPr>
-                      </pic:pic>
-                      <pic:pic xmlns:pic="http://schemas.openxmlformats.org/drawingml/2006/picture">
-                        <pic:nvPicPr>
-                          <pic:cNvPr id="10" name="_x0000_s2449" descr="杜景光  签名1"/>
-                          <pic:cNvPicPr>
-                            <a:picLocks noChangeAspect="1"/>
-                          </pic:cNvPicPr>
-                        </pic:nvPicPr>
-                        <pic:blipFill>
-                          <a:blip r:embed="rId6">
-                            <a:clrChange>
-                              <a:clrFrom>
-                                <a:srgbClr val="FDFDFD"/>
-                              </a:clrFrom>
-                              <a:clrTo>
-                                <a:srgbClr val="FDFDFD">
-                                  <a:alpha val="0"/>
-                                </a:srgbClr>
-                              </a:clrTo>
-                            </a:clrChange>
-                          </a:blip>
-                          <a:stretch>
-                            <a:fillRect/>
-                          </a:stretch>
-                        </pic:blipFill>
-                        <pic:spPr>
-                          <a:xfrm>
-                            <a:off x="8280" y="112332"/>
-                            <a:ext cx="1515" cy="661"/>
-                          </a:xfrm>
-                          <a:prstGeom prst="rect">
-                            <a:avLst/>
-                          </a:prstGeom>
-                        </pic:spPr>
-                      </pic:pic>
-                    </wpg:wgp>
-                  </a:graphicData>
-                </a:graphic>
-              </wp:anchor>
-            </w:drawing>
-          </mc:Choice>
-          <mc:Fallback>
-            <w:pict>
-              <v:group id="_x0000_s1026" o:spid="_x0000_s1026" o:spt="203" style="position:absolute;left:0pt;margin-left:46.65pt;margin-top:4.4pt;height:33.55pt;width:237.65pt;z-index:251659264;mso-width-relative:page;mso-height-relative:page;" coordorigin="5041,112332" coordsize="4753,671" o:gfxdata="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">
-                <o:lock v:ext="edit" aspectratio="f"/>
-                <v:shape id="_x0000_s2450" o:spid="_x0000_s1026" o:spt="75" alt="林俊雯 签名1" type="#_x0000_t75" style="position:absolute;left:5041;top:112367;height:636;width:1432;" filled="f" o:preferrelative="t" stroked="f" coordsize="21600,21600" o:gfxdata="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">
-                  <v:fill on="f" focussize="0,0"/>
-                  <v:stroke on="f"/>
-                  <v:imagedata r:id="rId5" chromakey="#FFFFFF" o:title=""/>
-                  <o:lock v:ext="edit" aspectratio="t"/>
-                </v:shape>
-                <v:shape id="_x0000_s2449" o:spid="_x0000_s1026" o:spt="75" alt="杜景光  签名1" type="#_x0000_t75" style="position:absolute;left:8280;top:112332;height:661;width:1515;" filled="f" o:preferrelative="t" stroked="f" coordsize="21600,21600" o:gfxdata="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">
-                  <v:fill on="f" focussize="0,0"/>
-                  <v:stroke on="f"/>
-                  <v:imagedata r:id="rId6" chromakey="#FDFDFD" o:title=""/>
-                  <o:lock v:ext="edit" aspectratio="t"/>
-                </v:shape>
-              </v:group>
-            </w:pict>
-          </mc:Fallback>
-        </mc:AlternateContent>
-      </w:r>
     </w:p>
     <w:tbl>
       <w:tblPr>
@@ -9413,7 +9433,6 @@
                 <w:rFonts w:hint="eastAsia" w:ascii="微软雅黑" w:hAnsi="微软雅黑" w:eastAsia="微软雅黑" w:cs="微软雅黑"/>
                 <w:b/>
                 <w:bCs/>
-                <w:color w:val="262626"/>
                 <w:sz w:val="20"/>
                 <w:szCs w:val="20"/>
               </w:rPr>
@@ -9423,11 +9442,144 @@
                 <w:rFonts w:hint="eastAsia" w:ascii="微软雅黑" w:hAnsi="微软雅黑" w:eastAsia="微软雅黑" w:cs="微软雅黑"/>
                 <w:b/>
                 <w:bCs/>
-                <w:color w:val="262626"/>
                 <w:sz w:val="20"/>
                 <w:szCs w:val="20"/>
               </w:rPr>
               <w:t>检测者：</w:t>
+            </w:r>
+            <w:r>
+              <w:rPr>
+                <w:sz w:val="22"/>
+              </w:rPr>
+              <mc:AlternateContent>
+                <mc:Choice Requires="wpg">
+                  <w:drawing>
+                    <wp:anchor distT="0" distB="0" distL="114300" distR="114300" simplePos="0" relativeHeight="251660288" behindDoc="0" locked="0" layoutInCell="1" allowOverlap="1">
+                      <wp:simplePos x="0" y="0"/>
+                      <wp:positionH relativeFrom="column">
+                        <wp:posOffset>679450</wp:posOffset>
+                      </wp:positionH>
+                      <wp:positionV relativeFrom="paragraph">
+                        <wp:posOffset>-90805</wp:posOffset>
+                      </wp:positionV>
+                      <wp:extent cx="2597150" cy="360045"/>
+                      <wp:effectExtent l="0" t="0" r="0" b="5715"/>
+                      <wp:wrapNone/>
+                      <wp:docPr id="9" name="组合 9"/>
+                      <wp:cNvGraphicFramePr/>
+                      <a:graphic xmlns:a="http://schemas.openxmlformats.org/drawingml/2006/main">
+                        <a:graphicData uri="http://schemas.microsoft.com/office/word/2010/wordprocessingGroup">
+                          <wpg:wgp>
+                            <wpg:cNvGrpSpPr/>
+                            <wpg:grpSpPr>
+                              <a:xfrm>
+                                <a:off x="0" y="0"/>
+                                <a:ext cx="2597150" cy="360045"/>
+                                <a:chOff x="9632" y="12305"/>
+                                <a:chExt cx="4090" cy="567"/>
+                              </a:xfrm>
+                            </wpg:grpSpPr>
+                            <pic:pic xmlns:pic="http://schemas.openxmlformats.org/drawingml/2006/picture">
+                              <pic:nvPicPr>
+                                <pic:cNvPr id="16" name="图片 6" descr="蔡冬雪"/>
+                                <pic:cNvPicPr>
+                                  <a:picLocks noChangeAspect="1"/>
+                                </pic:cNvPicPr>
+                              </pic:nvPicPr>
+                              <pic:blipFill>
+                                <a:blip r:embed="rId5">
+                                  <a:clrChange>
+                                    <a:clrFrom>
+                                      <a:srgbClr val="FFFFFF">
+                                        <a:alpha val="100000"/>
+                                      </a:srgbClr>
+                                    </a:clrFrom>
+                                    <a:clrTo>
+                                      <a:srgbClr val="FFFFFF">
+                                        <a:alpha val="100000"/>
+                                        <a:alpha val="0"/>
+                                      </a:srgbClr>
+                                    </a:clrTo>
+                                  </a:clrChange>
+                                </a:blip>
+                                <a:srcRect l="18656" t="33322" r="18897" b="26699"/>
+                                <a:stretch>
+                                  <a:fillRect/>
+                                </a:stretch>
+                              </pic:blipFill>
+                              <pic:spPr>
+                                <a:xfrm>
+                                  <a:off x="9632" y="12347"/>
+                                  <a:ext cx="1010" cy="454"/>
+                                </a:xfrm>
+                                <a:prstGeom prst="rect">
+                                  <a:avLst/>
+                                </a:prstGeom>
+                              </pic:spPr>
+                            </pic:pic>
+                            <pic:pic xmlns:pic="http://schemas.openxmlformats.org/drawingml/2006/picture">
+                              <pic:nvPicPr>
+                                <pic:cNvPr id="12" name="图片 4" descr="王建丽"/>
+                                <pic:cNvPicPr>
+                                  <a:picLocks noChangeAspect="1"/>
+                                </pic:cNvPicPr>
+                              </pic:nvPicPr>
+                              <pic:blipFill>
+                                <a:blip r:embed="rId6">
+                                  <a:clrChange>
+                                    <a:clrFrom>
+                                      <a:srgbClr val="FFFFFF">
+                                        <a:alpha val="100000"/>
+                                      </a:srgbClr>
+                                    </a:clrFrom>
+                                    <a:clrTo>
+                                      <a:srgbClr val="FFFFFF">
+                                        <a:alpha val="100000"/>
+                                        <a:alpha val="0"/>
+                                      </a:srgbClr>
+                                    </a:clrTo>
+                                  </a:clrChange>
+                                </a:blip>
+                                <a:stretch>
+                                  <a:fillRect/>
+                                </a:stretch>
+                              </pic:blipFill>
+                              <pic:spPr>
+                                <a:xfrm>
+                                  <a:off x="12722" y="12305"/>
+                                  <a:ext cx="1000" cy="567"/>
+                                </a:xfrm>
+                                <a:prstGeom prst="rect">
+                                  <a:avLst/>
+                                </a:prstGeom>
+                              </pic:spPr>
+                            </pic:pic>
+                          </wpg:wgp>
+                        </a:graphicData>
+                      </a:graphic>
+                    </wp:anchor>
+                  </w:drawing>
+                </mc:Choice>
+                <mc:Fallback>
+                  <w:pict>
+                    <v:group id="_x0000_s1026" o:spid="_x0000_s1026" o:spt="203" style="position:absolute;left:0pt;margin-left:53.5pt;margin-top:-7.15pt;height:28.35pt;width:204.5pt;z-index:251660288;mso-width-relative:page;mso-height-relative:page;" coordorigin="9632,12305" coordsize="4090,567" o:gfxdata="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">
+                      <o:lock v:ext="edit" aspectratio="f"/>
+                      <v:shape id="图片 6" o:spid="_x0000_s1026" o:spt="75" alt="蔡冬雪" type="#_x0000_t75" style="position:absolute;left:9632;top:12347;height:454;width:1010;" filled="f" o:preferrelative="t" stroked="f" coordsize="21600,21600" o:gfxdata="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">
+                        <v:fill on="f" focussize="0,0"/>
+                        <v:stroke on="f"/>
+                        <v:imagedata r:id="rId5" cropleft="12226f" croptop="21838f" cropright="12384f" cropbottom="17497f" chromakey="#FFFFFF" o:title=""/>
+                        <o:lock v:ext="edit" aspectratio="t"/>
+                      </v:shape>
+                      <v:shape id="图片 4" o:spid="_x0000_s1026" o:spt="75" alt="王建丽" type="#_x0000_t75" style="position:absolute;left:12722;top:12305;height:567;width:1000;" filled="f" o:preferrelative="t" stroked="f" coordsize="21600,21600" o:gfxdata="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">
+                        <v:fill on="f" focussize="0,0"/>
+                        <v:stroke on="f"/>
+                        <v:imagedata r:id="rId6" chromakey="#FFFFFF" o:title=""/>
+                        <o:lock v:ext="edit" aspectratio="t"/>
+                      </v:shape>
+                    </v:group>
+                  </w:pict>
+                </mc:Fallback>
+              </mc:AlternateContent>
             </w:r>
           </w:p>
         </w:tc>
@@ -9449,7 +9601,6 @@
                 <w:rFonts w:hint="eastAsia" w:ascii="微软雅黑" w:hAnsi="微软雅黑" w:eastAsia="微软雅黑" w:cs="微软雅黑"/>
                 <w:b/>
                 <w:bCs/>
-                <w:color w:val="262626"/>
                 <w:sz w:val="20"/>
                 <w:szCs w:val="20"/>
               </w:rPr>
@@ -9459,7 +9610,6 @@
                 <w:rFonts w:hint="eastAsia" w:ascii="微软雅黑" w:hAnsi="微软雅黑" w:eastAsia="微软雅黑" w:cs="微软雅黑"/>
                 <w:b/>
                 <w:bCs/>
-                <w:color w:val="262626"/>
                 <w:sz w:val="20"/>
                 <w:szCs w:val="20"/>
               </w:rPr>
@@ -9485,7 +9635,6 @@
                 <w:rFonts w:hint="eastAsia" w:ascii="微软雅黑" w:hAnsi="微软雅黑" w:eastAsia="微软雅黑" w:cs="微软雅黑"/>
                 <w:b/>
                 <w:bCs/>
-                <w:color w:val="262626"/>
                 <w:sz w:val="20"/>
                 <w:szCs w:val="20"/>
               </w:rPr>
@@ -9495,7 +9644,6 @@
                 <w:rFonts w:hint="eastAsia" w:ascii="微软雅黑" w:hAnsi="微软雅黑" w:eastAsia="微软雅黑" w:cs="微软雅黑"/>
                 <w:b/>
                 <w:bCs/>
-                <w:color w:val="262626"/>
                 <w:sz w:val="20"/>
                 <w:szCs w:val="20"/>
                 <w:lang w:val="en-US" w:eastAsia="zh-CN"/>
@@ -9507,7 +9655,6 @@
                 <w:rFonts w:hint="eastAsia" w:ascii="微软雅黑" w:hAnsi="微软雅黑" w:eastAsia="微软雅黑" w:cs="微软雅黑"/>
                 <w:b/>
                 <w:bCs/>
-                <w:color w:val="262626"/>
                 <w:sz w:val="20"/>
                 <w:szCs w:val="20"/>
               </w:rPr>
@@ -9518,7 +9665,6 @@
                 <w:rFonts w:hint="eastAsia" w:ascii="微软雅黑" w:hAnsi="微软雅黑" w:eastAsia="微软雅黑" w:cs="微软雅黑"/>
                 <w:b w:val="0"/>
                 <w:bCs w:val="0"/>
-                <w:color w:val="262626"/>
                 <w:sz w:val="22"/>
                 <w:szCs w:val="22"/>
               </w:rPr>
@@ -9528,6 +9674,399 @@
         </w:tc>
       </w:tr>
     </w:tbl>
+    <w:p>
+      <w:pPr>
+        <w:widowControl/>
+        <w:rPr>
+          <w:rFonts w:ascii="Times New Roman" w:hAnsi="Times New Roman" w:eastAsia="微软雅黑" w:cs="Times New Roman"/>
+          <w:sz w:val="15"/>
+          <w:szCs w:val="15"/>
+        </w:rPr>
+      </w:pPr>
+      <w:r>
+        <w:rPr>
+          <w:rFonts w:hint="eastAsia" w:ascii="Times New Roman" w:hAnsi="Times New Roman" w:eastAsia="微软雅黑" w:cs="Times New Roman"/>
+          <w:sz w:val="24"/>
+          <w:szCs w:val="24"/>
+          <w:lang w:eastAsia="zh-CN"/>
+        </w:rPr>
+        <w:t xml:space="preserve">{% endif %}{% if testedby == </w:t>
+      </w:r>
+      <w:r>
+        <w:rPr>
+          <w:rFonts w:ascii="Times New Roman" w:hAnsi="Times New Roman" w:eastAsia="微软雅黑" w:cs="Times New Roman"/>
+          <w:sz w:val="24"/>
+          <w:szCs w:val="24"/>
+          <w:lang w:eastAsia="zh-CN"/>
+        </w:rPr>
+        <w:t>“</w:t>
+      </w:r>
+      <w:r>
+        <w:rPr>
+          <w:rFonts w:hint="eastAsia" w:ascii="Times New Roman" w:hAnsi="Times New Roman" w:eastAsia="微软雅黑" w:cs="Times New Roman"/>
+          <w:sz w:val="24"/>
+          <w:szCs w:val="24"/>
+          <w:lang w:eastAsia="zh-CN"/>
+        </w:rPr>
+        <w:t>2</w:t>
+      </w:r>
+      <w:r>
+        <w:rPr>
+          <w:rFonts w:ascii="Times New Roman" w:hAnsi="Times New Roman" w:eastAsia="微软雅黑" w:cs="Times New Roman"/>
+          <w:sz w:val="24"/>
+          <w:szCs w:val="24"/>
+          <w:lang w:eastAsia="zh-CN"/>
+        </w:rPr>
+        <w:t>”</w:t>
+      </w:r>
+      <w:r>
+        <w:rPr>
+          <w:rFonts w:hint="eastAsia" w:ascii="Times New Roman" w:hAnsi="Times New Roman" w:eastAsia="微软雅黑" w:cs="Times New Roman"/>
+          <w:sz w:val="24"/>
+          <w:szCs w:val="24"/>
+          <w:lang w:eastAsia="zh-CN"/>
+        </w:rPr>
+        <w:t xml:space="preserve"> %}</w:t>
+      </w:r>
+    </w:p>
+    <w:p>
+      <w:pPr>
+        <w:widowControl/>
+        <w:rPr>
+          <w:rFonts w:ascii="Times New Roman" w:hAnsi="Times New Roman" w:eastAsia="微软雅黑" w:cs="Times New Roman"/>
+          <w:sz w:val="21"/>
+          <w:szCs w:val="21"/>
+        </w:rPr>
+      </w:pPr>
+    </w:p>
+    <w:tbl>
+      <w:tblPr>
+        <w:tblStyle w:val="14"/>
+        <w:tblW w:w="9781" w:type="dxa"/>
+        <w:tblInd w:w="0" w:type="dxa"/>
+        <w:tblBorders>
+          <w:top w:val="none" w:color="auto" w:sz="0" w:space="0"/>
+          <w:left w:val="none" w:color="auto" w:sz="0" w:space="0"/>
+          <w:bottom w:val="none" w:color="auto" w:sz="0" w:space="0"/>
+          <w:right w:val="none" w:color="auto" w:sz="0" w:space="0"/>
+          <w:insideH w:val="none" w:color="auto" w:sz="0" w:space="0"/>
+          <w:insideV w:val="none" w:color="auto" w:sz="0" w:space="0"/>
+        </w:tblBorders>
+        <w:tblLayout w:type="fixed"/>
+        <w:tblCellMar>
+          <w:top w:w="113" w:type="dxa"/>
+          <w:left w:w="108" w:type="dxa"/>
+          <w:bottom w:w="113" w:type="dxa"/>
+          <w:right w:w="108" w:type="dxa"/>
+        </w:tblCellMar>
+      </w:tblPr>
+      <w:tblGrid>
+        <w:gridCol w:w="3260"/>
+        <w:gridCol w:w="3260"/>
+        <w:gridCol w:w="3261"/>
+      </w:tblGrid>
+      <w:tr>
+        <w:tblPrEx>
+          <w:tblBorders>
+            <w:top w:val="none" w:color="auto" w:sz="0" w:space="0"/>
+            <w:left w:val="none" w:color="auto" w:sz="0" w:space="0"/>
+            <w:bottom w:val="none" w:color="auto" w:sz="0" w:space="0"/>
+            <w:right w:val="none" w:color="auto" w:sz="0" w:space="0"/>
+            <w:insideH w:val="none" w:color="auto" w:sz="0" w:space="0"/>
+            <w:insideV w:val="none" w:color="auto" w:sz="0" w:space="0"/>
+          </w:tblBorders>
+          <w:tblCellMar>
+            <w:top w:w="113" w:type="dxa"/>
+            <w:left w:w="108" w:type="dxa"/>
+            <w:bottom w:w="113" w:type="dxa"/>
+            <w:right w:w="108" w:type="dxa"/>
+          </w:tblCellMar>
+        </w:tblPrEx>
+        <w:trPr>
+          <w:trHeight w:val="227" w:hRule="atLeast"/>
+        </w:trPr>
+        <w:tc>
+          <w:tcPr>
+            <w:tcW w:w="3260" w:type="dxa"/>
+            <w:shd w:val="clear" w:color="auto" w:fill="auto"/>
+            <w:tcMar>
+              <w:top w:w="28" w:type="dxa"/>
+              <w:left w:w="108" w:type="dxa"/>
+              <w:bottom w:w="28" w:type="dxa"/>
+              <w:right w:w="108" w:type="dxa"/>
+            </w:tcMar>
+            <w:vAlign w:val="top"/>
+          </w:tcPr>
+          <w:p>
+            <w:pPr>
+              <w:rPr>
+                <w:rFonts w:hint="eastAsia" w:ascii="微软雅黑" w:hAnsi="微软雅黑" w:eastAsia="微软雅黑" w:cs="微软雅黑"/>
+                <w:b/>
+                <w:bCs/>
+                <w:sz w:val="20"/>
+                <w:szCs w:val="20"/>
+              </w:rPr>
+            </w:pPr>
+            <w:r>
+              <w:rPr>
+                <w:rFonts w:hint="eastAsia" w:ascii="微软雅黑" w:hAnsi="微软雅黑" w:eastAsia="微软雅黑" w:cs="微软雅黑"/>
+                <w:b/>
+                <w:bCs/>
+                <w:sz w:val="20"/>
+                <w:szCs w:val="20"/>
+              </w:rPr>
+              <w:t>检测者：</w:t>
+            </w:r>
+            <w:r>
+              <w:rPr>
+                <w:sz w:val="24"/>
+              </w:rPr>
+              <mc:AlternateContent>
+                <mc:Choice Requires="wpg">
+                  <w:drawing>
+                    <wp:anchor distT="0" distB="0" distL="114300" distR="114300" simplePos="0" relativeHeight="251661312" behindDoc="0" locked="0" layoutInCell="1" allowOverlap="1">
+                      <wp:simplePos x="0" y="0"/>
+                      <wp:positionH relativeFrom="column">
+                        <wp:posOffset>655320</wp:posOffset>
+                      </wp:positionH>
+                      <wp:positionV relativeFrom="paragraph">
+                        <wp:posOffset>-91440</wp:posOffset>
+                      </wp:positionV>
+                      <wp:extent cx="2618740" cy="431800"/>
+                      <wp:effectExtent l="0" t="0" r="0" b="0"/>
+                      <wp:wrapNone/>
+                      <wp:docPr id="10" name="组合 10"/>
+                      <wp:cNvGraphicFramePr/>
+                      <a:graphic xmlns:a="http://schemas.openxmlformats.org/drawingml/2006/main">
+                        <a:graphicData uri="http://schemas.microsoft.com/office/word/2010/wordprocessingGroup">
+                          <wpg:wgp>
+                            <wpg:cNvGrpSpPr/>
+                            <wpg:grpSpPr>
+                              <a:xfrm>
+                                <a:off x="0" y="0"/>
+                                <a:ext cx="2618740" cy="431800"/>
+                                <a:chOff x="9633" y="114512"/>
+                                <a:chExt cx="4124" cy="680"/>
+                              </a:xfrm>
+                            </wpg:grpSpPr>
+                            <pic:pic xmlns:pic="http://schemas.openxmlformats.org/drawingml/2006/picture">
+                              <pic:nvPicPr>
+                                <pic:cNvPr id="6" name="图片 1"/>
+                                <pic:cNvPicPr>
+                                  <a:picLocks noChangeAspect="1"/>
+                                </pic:cNvPicPr>
+                              </pic:nvPicPr>
+                              <pic:blipFill>
+                                <a:blip r:embed="rId7">
+                                  <a:clrChange>
+                                    <a:clrFrom>
+                                      <a:srgbClr val="FFFFFF">
+                                        <a:alpha val="100000"/>
+                                      </a:srgbClr>
+                                    </a:clrFrom>
+                                    <a:clrTo>
+                                      <a:srgbClr val="FFFFFF">
+                                        <a:alpha val="100000"/>
+                                        <a:alpha val="0"/>
+                                      </a:srgbClr>
+                                    </a:clrTo>
+                                  </a:clrChange>
+                                </a:blip>
+                                <a:srcRect l="10922" t="11667"/>
+                                <a:stretch>
+                                  <a:fillRect/>
+                                </a:stretch>
+                              </pic:blipFill>
+                              <pic:spPr>
+                                <a:xfrm>
+                                  <a:off x="9633" y="114512"/>
+                                  <a:ext cx="1262" cy="680"/>
+                                </a:xfrm>
+                                <a:prstGeom prst="rect">
+                                  <a:avLst/>
+                                </a:prstGeom>
+                                <a:noFill/>
+                                <a:ln>
+                                  <a:noFill/>
+                                </a:ln>
+                              </pic:spPr>
+                            </pic:pic>
+                            <pic:pic xmlns:pic="http://schemas.openxmlformats.org/drawingml/2006/picture">
+                              <pic:nvPicPr>
+                                <pic:cNvPr id="11" name="图片 11" descr="王建丽"/>
+                                <pic:cNvPicPr>
+                                  <a:picLocks noChangeAspect="1"/>
+                                </pic:cNvPicPr>
+                              </pic:nvPicPr>
+                              <pic:blipFill>
+                                <a:blip r:embed="rId6">
+                                  <a:clrChange>
+                                    <a:clrFrom>
+                                      <a:srgbClr val="FFFFFF">
+                                        <a:alpha val="100000"/>
+                                      </a:srgbClr>
+                                    </a:clrFrom>
+                                    <a:clrTo>
+                                      <a:srgbClr val="FFFFFF">
+                                        <a:alpha val="100000"/>
+                                        <a:alpha val="0"/>
+                                      </a:srgbClr>
+                                    </a:clrTo>
+                                  </a:clrChange>
+                                </a:blip>
+                                <a:stretch>
+                                  <a:fillRect/>
+                                </a:stretch>
+                              </pic:blipFill>
+                              <pic:spPr>
+                                <a:xfrm>
+                                  <a:off x="12755" y="114524"/>
+                                  <a:ext cx="1002" cy="567"/>
+                                </a:xfrm>
+                                <a:prstGeom prst="rect">
+                                  <a:avLst/>
+                                </a:prstGeom>
+                              </pic:spPr>
+                            </pic:pic>
+                          </wpg:wgp>
+                        </a:graphicData>
+                      </a:graphic>
+                    </wp:anchor>
+                  </w:drawing>
+                </mc:Choice>
+                <mc:Fallback>
+                  <w:pict>
+                    <v:group id="_x0000_s1026" o:spid="_x0000_s1026" o:spt="203" style="position:absolute;left:0pt;margin-left:51.6pt;margin-top:-7.2pt;height:34pt;width:206.2pt;z-index:251661312;mso-width-relative:page;mso-height-relative:page;" coordorigin="9633,114512" coordsize="4124,680" o:gfxdata="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">
+                      <o:lock v:ext="edit" aspectratio="f"/>
+                      <v:shape id="图片 1" o:spid="_x0000_s1026" o:spt="75" type="#_x0000_t75" style="position:absolute;left:9633;top:114512;height:680;width:1262;" filled="f" o:preferrelative="t" stroked="f" coordsize="21600,21600" o:gfxdata="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">
+                        <v:fill on="f" focussize="0,0"/>
+                        <v:stroke on="f"/>
+                        <v:imagedata r:id="rId7" cropleft="7158f" croptop="7646f" chromakey="#FFFFFF" o:title=""/>
+                        <o:lock v:ext="edit" aspectratio="t"/>
+                      </v:shape>
+                      <v:shape id="_x0000_s1026" o:spid="_x0000_s1026" o:spt="75" alt="王建丽" type="#_x0000_t75" style="position:absolute;left:12755;top:114524;height:567;width:1002;" filled="f" o:preferrelative="t" stroked="f" coordsize="21600,21600" o:gfxdata="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">
+                        <v:fill on="f" focussize="0,0"/>
+                        <v:stroke on="f"/>
+                        <v:imagedata r:id="rId6" chromakey="#FFFFFF" o:title=""/>
+                        <o:lock v:ext="edit" aspectratio="t"/>
+                      </v:shape>
+                    </v:group>
+                  </w:pict>
+                </mc:Fallback>
+              </mc:AlternateContent>
+            </w:r>
+          </w:p>
+        </w:tc>
+        <w:tc>
+          <w:tcPr>
+            <w:tcW w:w="3260" w:type="dxa"/>
+            <w:shd w:val="clear" w:color="auto" w:fill="auto"/>
+            <w:tcMar>
+              <w:top w:w="28" w:type="dxa"/>
+              <w:left w:w="108" w:type="dxa"/>
+              <w:bottom w:w="28" w:type="dxa"/>
+              <w:right w:w="108" w:type="dxa"/>
+            </w:tcMar>
+            <w:vAlign w:val="top"/>
+          </w:tcPr>
+          <w:p>
+            <w:pPr>
+              <w:rPr>
+                <w:rFonts w:hint="eastAsia" w:ascii="微软雅黑" w:hAnsi="微软雅黑" w:eastAsia="微软雅黑" w:cs="微软雅黑"/>
+                <w:b/>
+                <w:bCs/>
+                <w:sz w:val="20"/>
+                <w:szCs w:val="20"/>
+              </w:rPr>
+            </w:pPr>
+            <w:r>
+              <w:rPr>
+                <w:rFonts w:hint="eastAsia" w:ascii="微软雅黑" w:hAnsi="微软雅黑" w:eastAsia="微软雅黑" w:cs="微软雅黑"/>
+                <w:b/>
+                <w:bCs/>
+                <w:sz w:val="20"/>
+                <w:szCs w:val="20"/>
+              </w:rPr>
+              <w:t>审核者：</w:t>
+            </w:r>
+          </w:p>
+        </w:tc>
+        <w:tc>
+          <w:tcPr>
+            <w:tcW w:w="3261" w:type="dxa"/>
+            <w:shd w:val="clear" w:color="auto" w:fill="auto"/>
+            <w:tcMar>
+              <w:top w:w="28" w:type="dxa"/>
+              <w:left w:w="108" w:type="dxa"/>
+              <w:bottom w:w="28" w:type="dxa"/>
+              <w:right w:w="108" w:type="dxa"/>
+            </w:tcMar>
+            <w:vAlign w:val="top"/>
+          </w:tcPr>
+          <w:p>
+            <w:pPr>
+              <w:rPr>
+                <w:rFonts w:hint="eastAsia" w:ascii="微软雅黑" w:hAnsi="微软雅黑" w:eastAsia="微软雅黑" w:cs="微软雅黑"/>
+                <w:b/>
+                <w:bCs/>
+                <w:sz w:val="20"/>
+                <w:szCs w:val="20"/>
+              </w:rPr>
+            </w:pPr>
+            <w:r>
+              <w:rPr>
+                <w:rFonts w:hint="eastAsia" w:ascii="微软雅黑" w:hAnsi="微软雅黑" w:eastAsia="微软雅黑" w:cs="微软雅黑"/>
+                <w:b/>
+                <w:bCs/>
+                <w:sz w:val="20"/>
+                <w:szCs w:val="20"/>
+                <w:lang w:val="en-US" w:eastAsia="zh-CN"/>
+              </w:rPr>
+              <w:t>报告</w:t>
+            </w:r>
+            <w:r>
+              <w:rPr>
+                <w:rFonts w:hint="eastAsia" w:ascii="微软雅黑" w:hAnsi="微软雅黑" w:eastAsia="微软雅黑" w:cs="微软雅黑"/>
+                <w:b/>
+                <w:bCs/>
+                <w:sz w:val="20"/>
+                <w:szCs w:val="20"/>
+              </w:rPr>
+              <w:t>时间：</w:t>
+            </w:r>
+            <w:r>
+              <w:rPr>
+                <w:rFonts w:hint="eastAsia" w:ascii="微软雅黑" w:hAnsi="微软雅黑" w:eastAsia="微软雅黑" w:cs="微软雅黑"/>
+                <w:b w:val="0"/>
+                <w:bCs w:val="0"/>
+                <w:sz w:val="22"/>
+                <w:szCs w:val="22"/>
+              </w:rPr>
+              <w:t>{{ reportdate }}</w:t>
+            </w:r>
+          </w:p>
+        </w:tc>
+      </w:tr>
+    </w:tbl>
+    <w:p>
+      <w:pPr>
+        <w:widowControl/>
+        <w:rPr>
+          <w:rFonts w:ascii="Times New Roman" w:hAnsi="Times New Roman" w:eastAsia="微软雅黑" w:cs="Times New Roman"/>
+          <w:sz w:val="15"/>
+          <w:szCs w:val="15"/>
+        </w:rPr>
+      </w:pPr>
+      <w:r>
+        <w:rPr>
+          <w:rFonts w:hint="eastAsia" w:ascii="Times New Roman" w:hAnsi="Times New Roman" w:eastAsia="微软雅黑" w:cs="Times New Roman"/>
+          <w:sz w:val="24"/>
+          <w:szCs w:val="24"/>
+          <w:lang w:eastAsia="zh-CN"/>
+        </w:rPr>
+        <w:t>{% endif %}</w:t>
+      </w:r>
+    </w:p>
     <w:p>
       <w:pPr>
         <w:widowControl/>
@@ -9568,7 +10107,7 @@
       <mc:AlternateContent>
         <mc:Choice Requires="wps">
           <w:drawing>
-            <wp:anchor distT="0" distB="0" distL="114300" distR="114300" simplePos="0" relativeHeight="251660288" behindDoc="0" locked="0" layoutInCell="1" allowOverlap="1">
+            <wp:anchor distT="0" distB="0" distL="114300" distR="114300" simplePos="0" relativeHeight="251659264" behindDoc="0" locked="0" layoutInCell="1" allowOverlap="1">
               <wp:simplePos x="0" y="0"/>
               <wp:positionH relativeFrom="margin">
                 <wp:align>center</wp:align>
@@ -9647,7 +10186,7 @@
         </mc:Choice>
         <mc:Fallback>
           <w:pict>
-            <v:shape id="_x0000_s1026" o:spid="_x0000_s1026" o:spt="202" type="#_x0000_t202" style="position:absolute;left:0pt;margin-top:0pt;height:144pt;width:144pt;mso-position-horizontal:center;mso-position-horizontal-relative:margin;mso-wrap-style:none;z-index:251660288;mso-width-relative:page;mso-height-relative:page;" filled="f" stroked="f" coordsize="21600,21600" o:gfxdata="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">
+            <v:shape id="_x0000_s1026" o:spid="_x0000_s1026" o:spt="202" type="#_x0000_t202" style="position:absolute;left:0pt;margin-top:0pt;height:144pt;width:144pt;mso-position-horizontal:center;mso-position-horizontal-relative:margin;mso-wrap-style:none;z-index:251659264;mso-width-relative:page;mso-height-relative:page;" filled="f" stroked="f" coordsize="21600,21600" o:gfxdata="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">
               <v:fill on="f" focussize="0,0"/>
               <v:stroke on="f" weight="0.5pt"/>
               <v:imagedata o:title=""/>

--- a/WebContent/docx/泛癌种50基因检测报告-简单版.docx
+++ b/WebContent/docx/泛癌种50基因检测报告-简单版.docx
@@ -10,15 +10,15 @@
           <w:sz w:val="20"/>
         </w:rPr>
       </w:pPr>
-      <w:bookmarkStart w:id="0" w:name="_Toc30143_WPSOffice_Level1"/>
-      <w:bookmarkStart w:id="1" w:name="_Toc105081892"/>
-      <w:bookmarkStart w:id="2" w:name="_Toc27500"/>
-      <w:bookmarkStart w:id="3" w:name="_Toc24397"/>
-      <w:bookmarkStart w:id="4" w:name="_Toc24178_WPSOffice_Level1"/>
-      <w:bookmarkStart w:id="5" w:name="_Toc32054"/>
-      <w:bookmarkStart w:id="6" w:name="_Toc21669"/>
-      <w:bookmarkStart w:id="7" w:name="_Toc13806"/>
-      <w:bookmarkStart w:id="8" w:name="_Toc21009_WPSOffice_Level1"/>
+      <w:bookmarkStart w:id="0" w:name="_Toc105081892"/>
+      <w:bookmarkStart w:id="1" w:name="_Toc21009_WPSOffice_Level1"/>
+      <w:bookmarkStart w:id="2" w:name="_Toc21669"/>
+      <w:bookmarkStart w:id="3" w:name="_Toc30143_WPSOffice_Level1"/>
+      <w:bookmarkStart w:id="4" w:name="_Toc13806"/>
+      <w:bookmarkStart w:id="5" w:name="_Toc24178_WPSOffice_Level1"/>
+      <w:bookmarkStart w:id="6" w:name="_Toc27500"/>
+      <w:bookmarkStart w:id="7" w:name="_Toc24397"/>
+      <w:bookmarkStart w:id="8" w:name="_Toc32054"/>
       <w:r>
         <w:rPr>
           <w:rFonts w:hint="eastAsia" w:ascii="Times New Roman" w:hAnsi="Times New Roman" w:eastAsia="微软雅黑" w:cs="Times New Roman"/>
@@ -144,14 +144,14 @@
               </w:rPr>
             </w:pPr>
             <w:bookmarkStart w:id="9" w:name="_Hlk16792570"/>
-            <w:bookmarkStart w:id="10" w:name="_Toc3871"/>
-            <w:bookmarkStart w:id="11" w:name="_Toc6221_WPSOffice_Level1"/>
-            <w:bookmarkStart w:id="12" w:name="_Toc23369_WPSOffice_Level1"/>
-            <w:bookmarkStart w:id="13" w:name="_Toc18058"/>
-            <w:bookmarkStart w:id="14" w:name="_Toc25920"/>
-            <w:bookmarkStart w:id="15" w:name="_Toc4088"/>
-            <w:bookmarkStart w:id="16" w:name="_Toc1410"/>
-            <w:bookmarkStart w:id="17" w:name="_Toc105081895"/>
+            <w:bookmarkStart w:id="10" w:name="_Toc23369_WPSOffice_Level1"/>
+            <w:bookmarkStart w:id="11" w:name="_Toc18058"/>
+            <w:bookmarkStart w:id="12" w:name="_Toc4088"/>
+            <w:bookmarkStart w:id="13" w:name="_Toc3871"/>
+            <w:bookmarkStart w:id="14" w:name="_Toc1410"/>
+            <w:bookmarkStart w:id="15" w:name="_Toc105081895"/>
+            <w:bookmarkStart w:id="16" w:name="_Toc6221_WPSOffice_Level1"/>
+            <w:bookmarkStart w:id="17" w:name="_Toc25920"/>
             <w:bookmarkStart w:id="18" w:name="_Toc534807930"/>
             <w:bookmarkStart w:id="19" w:name="_Toc3823"/>
             <w:r>
@@ -927,13 +927,6 @@
             <w:insideH w:val="none" w:color="auto" w:sz="0" w:space="0"/>
             <w:insideV w:val="none" w:color="auto" w:sz="0" w:space="0"/>
           </w:tblBorders>
-          <w:shd w:val="clear" w:color="auto" w:fill="auto"/>
-          <w:tblCellMar>
-            <w:top w:w="0" w:type="dxa"/>
-            <w:left w:w="0" w:type="dxa"/>
-            <w:bottom w:w="0" w:type="dxa"/>
-            <w:right w:w="0" w:type="dxa"/>
-          </w:tblCellMar>
         </w:tblPrEx>
         <w:trPr>
           <w:trHeight w:val="488" w:hRule="atLeast"/>
@@ -1069,6 +1062,172 @@
                 <w:lang w:eastAsia="zh-CN"/>
               </w:rPr>
               <w:t>检测结果</w:t>
+            </w:r>
+          </w:p>
+        </w:tc>
+      </w:tr>
+      <w:tr>
+        <w:tblPrEx>
+          <w:tblBorders>
+            <w:top w:val="none" w:color="auto" w:sz="0" w:space="0"/>
+            <w:left w:val="none" w:color="auto" w:sz="0" w:space="0"/>
+            <w:bottom w:val="none" w:color="auto" w:sz="0" w:space="0"/>
+            <w:right w:val="none" w:color="auto" w:sz="0" w:space="0"/>
+            <w:insideH w:val="none" w:color="auto" w:sz="0" w:space="0"/>
+            <w:insideV w:val="none" w:color="auto" w:sz="0" w:space="0"/>
+          </w:tblBorders>
+          <w:tblCellMar>
+            <w:top w:w="0" w:type="dxa"/>
+            <w:left w:w="0" w:type="dxa"/>
+            <w:bottom w:w="0" w:type="dxa"/>
+            <w:right w:w="0" w:type="dxa"/>
+          </w:tblCellMar>
+        </w:tblPrEx>
+        <w:trPr>
+          <w:trHeight w:val="397" w:hRule="atLeast"/>
+          <w:jc w:val="center"/>
+        </w:trPr>
+        <w:tc>
+          <w:tcPr>
+            <w:tcW w:w="2143" w:type="pct"/>
+            <w:gridSpan w:val="2"/>
+            <w:tcBorders>
+              <w:top w:val="single" w:color="31849B" w:sz="12" w:space="0"/>
+              <w:bottom w:val="single" w:color="31849B" w:sz="8" w:space="0"/>
+              <w:right w:val="single" w:color="31849B" w:sz="8" w:space="0"/>
+            </w:tcBorders>
+            <w:shd w:val="clear" w:color="auto" w:fill="auto"/>
+            <w:vAlign w:val="center"/>
+          </w:tcPr>
+          <w:p>
+            <w:pPr>
+              <w:pStyle w:val="20"/>
+              <w:keepNext w:val="0"/>
+              <w:keepLines w:val="0"/>
+              <w:pageBreakBefore w:val="0"/>
+              <w:widowControl w:val="0"/>
+              <w:kinsoku/>
+              <w:wordWrap/>
+              <w:overflowPunct/>
+              <w:topLinePunct w:val="0"/>
+              <w:autoSpaceDE/>
+              <w:autoSpaceDN/>
+              <w:bidi w:val="0"/>
+              <w:adjustRightInd w:val="0"/>
+              <w:snapToGrid w:val="0"/>
+              <w:spacing w:line="240" w:lineRule="auto"/>
+              <w:ind w:left="110" w:leftChars="50"/>
+              <w:jc w:val="both"/>
+              <w:textAlignment w:val="auto"/>
+              <w:rPr>
+                <w:rFonts w:ascii="Times New Roman" w:hAnsi="Times New Roman" w:eastAsia="微软雅黑" w:cs="Times New Roman"/>
+                <w:b/>
+                <w:bCs/>
+                <w:color w:val="262626"/>
+                <w:sz w:val="21"/>
+                <w:szCs w:val="21"/>
+              </w:rPr>
+            </w:pPr>
+            <w:r>
+              <w:rPr>
+                <w:rFonts w:ascii="Times New Roman" w:hAnsi="Times New Roman" w:eastAsia="微软雅黑" w:cs="Times New Roman"/>
+                <w:b/>
+                <w:bCs/>
+                <w:color w:val="262626"/>
+                <w:sz w:val="21"/>
+                <w:szCs w:val="21"/>
+              </w:rPr>
+              <w:t>靶向用药指导</w:t>
+            </w:r>
+          </w:p>
+        </w:tc>
+        <w:tc>
+          <w:tcPr>
+            <w:tcW w:w="2856" w:type="pct"/>
+            <w:tcBorders>
+              <w:top w:val="single" w:color="31849B" w:sz="12" w:space="0"/>
+              <w:left w:val="single" w:color="31849B" w:sz="8" w:space="0"/>
+              <w:bottom w:val="single" w:color="31849B" w:sz="8" w:space="0"/>
+            </w:tcBorders>
+            <w:shd w:val="clear" w:color="auto" w:fill="auto"/>
+            <w:vAlign w:val="center"/>
+          </w:tcPr>
+          <w:p>
+            <w:pPr>
+              <w:pStyle w:val="20"/>
+              <w:keepNext w:val="0"/>
+              <w:keepLines w:val="0"/>
+              <w:pageBreakBefore w:val="0"/>
+              <w:widowControl w:val="0"/>
+              <w:kinsoku/>
+              <w:wordWrap/>
+              <w:overflowPunct/>
+              <w:topLinePunct w:val="0"/>
+              <w:autoSpaceDE/>
+              <w:autoSpaceDN/>
+              <w:bidi w:val="0"/>
+              <w:adjustRightInd w:val="0"/>
+              <w:snapToGrid w:val="0"/>
+              <w:spacing w:line="240" w:lineRule="auto"/>
+              <w:ind w:left="110" w:leftChars="50" w:right="119" w:rightChars="0"/>
+              <w:jc w:val="both"/>
+              <w:textAlignment w:val="auto"/>
+              <w:rPr>
+                <w:rFonts w:hint="eastAsia" w:ascii="Times New Roman" w:hAnsi="Times New Roman" w:eastAsia="微软雅黑" w:cs="Times New Roman"/>
+                <w:color w:val="262626"/>
+                <w:sz w:val="21"/>
+                <w:szCs w:val="21"/>
+                <w:lang w:eastAsia="zh-CN"/>
+              </w:rPr>
+            </w:pPr>
+            <w:r>
+              <w:rPr>
+                <w:rFonts w:hint="eastAsia" w:ascii="Times New Roman" w:hAnsi="Times New Roman" w:eastAsia="微软雅黑" w:cs="Times New Roman"/>
+                <w:color w:val="262626"/>
+                <w:sz w:val="21"/>
+                <w:szCs w:val="21"/>
+                <w:lang w:eastAsia="zh-CN"/>
+              </w:rPr>
+              <w:t>共检出{{ summaryOfRresults.thisGeneticmarkerVwListSize }}个体细胞突变，其中{{ summaryOfRresults.somaticCellMedicationNum}}个与靶向药物相关{{bodyDrugStr}}；</w:t>
+            </w:r>
+          </w:p>
+          <w:p>
+            <w:pPr>
+              <w:pStyle w:val="20"/>
+              <w:keepNext w:val="0"/>
+              <w:keepLines w:val="0"/>
+              <w:pageBreakBefore w:val="0"/>
+              <w:widowControl w:val="0"/>
+              <w:kinsoku/>
+              <w:wordWrap/>
+              <w:overflowPunct/>
+              <w:topLinePunct w:val="0"/>
+              <w:autoSpaceDE/>
+              <w:autoSpaceDN/>
+              <w:bidi w:val="0"/>
+              <w:adjustRightInd w:val="0"/>
+              <w:snapToGrid w:val="0"/>
+              <w:spacing w:line="240" w:lineRule="auto"/>
+              <w:ind w:left="110" w:leftChars="50" w:right="119" w:rightChars="0"/>
+              <w:jc w:val="both"/>
+              <w:textAlignment w:val="auto"/>
+              <w:rPr>
+                <w:rFonts w:hint="eastAsia" w:ascii="Times New Roman" w:hAnsi="Times New Roman" w:eastAsia="微软雅黑" w:cs="Times New Roman"/>
+                <w:color w:val="262626"/>
+                <w:sz w:val="21"/>
+                <w:szCs w:val="21"/>
+                <w:lang w:eastAsia="zh-CN"/>
+              </w:rPr>
+            </w:pPr>
+            <w:r>
+              <w:rPr>
+                <w:rFonts w:hint="eastAsia" w:ascii="Times New Roman" w:hAnsi="Times New Roman" w:eastAsia="微软雅黑" w:cs="Times New Roman"/>
+                <w:color w:val="262626"/>
+                <w:sz w:val="21"/>
+                <w:szCs w:val="21"/>
+                <w:lang w:eastAsia="zh-CN"/>
+              </w:rPr>
+              <w:t>共检出{{ summaryOfRresults.crCheckLineStrYF1280Size }}个胚系突变，其中{{summaryOfRresults.crDrugList}}个与靶向药物相关{{embryonalDrugStr}}</w:t>
             </w:r>
           </w:p>
         </w:tc>
@@ -1100,7 +1259,6 @@
             <w:tcW w:w="2143" w:type="pct"/>
             <w:gridSpan w:val="2"/>
             <w:tcBorders>
-              <w:top w:val="single" w:color="31849B" w:sz="12" w:space="0"/>
               <w:bottom w:val="single" w:color="31849B" w:sz="8" w:space="0"/>
               <w:right w:val="single" w:color="31849B" w:sz="8" w:space="0"/>
             </w:tcBorders>
@@ -1128,6 +1286,16 @@
               <w:jc w:val="both"/>
               <w:textAlignment w:val="auto"/>
               <w:rPr>
+                <w:rFonts w:ascii="Times New Roman" w:hAnsi="Times New Roman" w:eastAsia="微软雅黑" w:cs="黑体"/>
+                <w:b/>
+                <w:bCs/>
+                <w:color w:val="262626"/>
+                <w:sz w:val="21"/>
+                <w:lang w:eastAsia="zh-CN"/>
+              </w:rPr>
+            </w:pPr>
+            <w:r>
+              <w:rPr>
                 <w:rFonts w:ascii="Times New Roman" w:hAnsi="Times New Roman" w:eastAsia="微软雅黑" w:cs="Times New Roman"/>
                 <w:b/>
                 <w:bCs/>
@@ -1135,17 +1303,7 @@
                 <w:sz w:val="21"/>
                 <w:szCs w:val="21"/>
               </w:rPr>
-            </w:pPr>
-            <w:r>
-              <w:rPr>
-                <w:rFonts w:ascii="Times New Roman" w:hAnsi="Times New Roman" w:eastAsia="微软雅黑" w:cs="Times New Roman"/>
-                <w:b/>
-                <w:bCs/>
-                <w:color w:val="262626"/>
-                <w:sz w:val="21"/>
-                <w:szCs w:val="21"/>
-              </w:rPr>
-              <w:t>靶向用药指导</w:t>
+              <w:t>肿瘤遗传风险检测</w:t>
             </w:r>
           </w:p>
         </w:tc>
@@ -1153,7 +1311,7 @@
           <w:tcPr>
             <w:tcW w:w="2856" w:type="pct"/>
             <w:tcBorders>
-              <w:top w:val="single" w:color="31849B" w:sz="12" w:space="0"/>
+              <w:top w:val="single" w:color="31849B" w:sz="8" w:space="0"/>
               <w:left w:val="single" w:color="31849B" w:sz="8" w:space="0"/>
               <w:bottom w:val="single" w:color="31849B" w:sz="8" w:space="0"/>
             </w:tcBorders>
@@ -1196,9 +1354,153 @@
                 <w:szCs w:val="21"/>
                 <w:lang w:eastAsia="zh-CN"/>
               </w:rPr>
-              <w:t>共检出{{ summaryOfRresults.thisGeneticmarkerVwListSize }}个体细胞突变，其中{{ summaryOfRresults.somaticCellMedicationNum}}个与靶向药物相关{{bodyDrugStr}}；</w:t>
-            </w:r>
-          </w:p>
+              <w:t>共检出{{ summaryOfRresults.crCheckLineStrYF1280Size }}个胚系突变，其中{{summaryOfRresults.hasPathogenicityCount}}个为致病/可能致病性突变{{crCheckDrugStr}}{{summaryOfRresults.cr_tumors_desc}}</w:t>
+            </w:r>
+          </w:p>
+        </w:tc>
+      </w:tr>
+      <w:tr>
+        <w:tblPrEx>
+          <w:tblBorders>
+            <w:top w:val="none" w:color="auto" w:sz="0" w:space="0"/>
+            <w:left w:val="none" w:color="auto" w:sz="0" w:space="0"/>
+            <w:bottom w:val="none" w:color="auto" w:sz="0" w:space="0"/>
+            <w:right w:val="none" w:color="auto" w:sz="0" w:space="0"/>
+            <w:insideH w:val="none" w:color="auto" w:sz="0" w:space="0"/>
+            <w:insideV w:val="none" w:color="auto" w:sz="0" w:space="0"/>
+          </w:tblBorders>
+          <w:tblCellMar>
+            <w:top w:w="0" w:type="dxa"/>
+            <w:left w:w="0" w:type="dxa"/>
+            <w:bottom w:w="0" w:type="dxa"/>
+            <w:right w:w="0" w:type="dxa"/>
+          </w:tblCellMar>
+        </w:tblPrEx>
+        <w:trPr>
+          <w:trHeight w:val="397" w:hRule="atLeast"/>
+          <w:jc w:val="center"/>
+        </w:trPr>
+        <w:tc>
+          <w:tcPr>
+            <w:tcW w:w="809" w:type="pct"/>
+            <w:vMerge w:val="restart"/>
+            <w:tcBorders>
+              <w:top w:val="single" w:color="31849B" w:sz="8" w:space="0"/>
+              <w:bottom w:val="single" w:color="31849B" w:sz="8" w:space="0"/>
+              <w:right w:val="single" w:color="31849B" w:sz="8" w:space="0"/>
+            </w:tcBorders>
+            <w:shd w:val="clear" w:color="auto" w:fill="auto"/>
+            <w:vAlign w:val="center"/>
+          </w:tcPr>
+          <w:p>
+            <w:pPr>
+              <w:keepNext w:val="0"/>
+              <w:keepLines w:val="0"/>
+              <w:pageBreakBefore w:val="0"/>
+              <w:widowControl w:val="0"/>
+              <w:kinsoku/>
+              <w:wordWrap/>
+              <w:overflowPunct/>
+              <w:topLinePunct w:val="0"/>
+              <w:autoSpaceDE/>
+              <w:autoSpaceDN/>
+              <w:bidi w:val="0"/>
+              <w:adjustRightInd w:val="0"/>
+              <w:snapToGrid w:val="0"/>
+              <w:spacing w:line="240" w:lineRule="auto"/>
+              <w:ind w:left="110" w:leftChars="50"/>
+              <w:jc w:val="both"/>
+              <w:textAlignment w:val="auto"/>
+              <w:rPr>
+                <w:rFonts w:ascii="Times New Roman" w:hAnsi="Times New Roman" w:eastAsia="微软雅黑" w:cs="Times New Roman"/>
+                <w:b/>
+                <w:bCs/>
+                <w:color w:val="262626"/>
+                <w:sz w:val="21"/>
+                <w:szCs w:val="21"/>
+                <w:lang w:eastAsia="zh-CN"/>
+              </w:rPr>
+            </w:pPr>
+            <w:r>
+              <w:rPr>
+                <w:rFonts w:ascii="Times New Roman" w:hAnsi="Times New Roman" w:eastAsia="微软雅黑" w:cs="Times New Roman"/>
+                <w:b/>
+                <w:bCs/>
+                <w:color w:val="262626"/>
+                <w:sz w:val="21"/>
+                <w:szCs w:val="21"/>
+                <w:lang w:eastAsia="zh-CN"/>
+              </w:rPr>
+              <w:t>免疫治疗相关标志物检测</w:t>
+            </w:r>
+          </w:p>
+        </w:tc>
+        <w:tc>
+          <w:tcPr>
+            <w:tcW w:w="1333" w:type="pct"/>
+            <w:tcBorders>
+              <w:top w:val="single" w:color="31849B" w:sz="8" w:space="0"/>
+              <w:left w:val="single" w:color="31849B" w:sz="8" w:space="0"/>
+              <w:bottom w:val="single" w:color="31849B" w:sz="8" w:space="0"/>
+              <w:right w:val="single" w:color="31849B" w:sz="8" w:space="0"/>
+            </w:tcBorders>
+            <w:shd w:val="clear" w:color="auto" w:fill="auto"/>
+            <w:vAlign w:val="center"/>
+          </w:tcPr>
+          <w:p>
+            <w:pPr>
+              <w:keepNext w:val="0"/>
+              <w:keepLines w:val="0"/>
+              <w:pageBreakBefore w:val="0"/>
+              <w:widowControl w:val="0"/>
+              <w:kinsoku/>
+              <w:wordWrap/>
+              <w:overflowPunct/>
+              <w:topLinePunct w:val="0"/>
+              <w:autoSpaceDE/>
+              <w:autoSpaceDN/>
+              <w:bidi w:val="0"/>
+              <w:adjustRightInd w:val="0"/>
+              <w:snapToGrid w:val="0"/>
+              <w:spacing w:line="240" w:lineRule="auto"/>
+              <w:ind w:left="110" w:leftChars="50"/>
+              <w:jc w:val="both"/>
+              <w:textAlignment w:val="auto"/>
+              <w:rPr>
+                <w:rFonts w:ascii="Times New Roman" w:hAnsi="Times New Roman" w:eastAsia="微软雅黑" w:cs="Times New Roman"/>
+                <w:b/>
+                <w:bCs/>
+                <w:color w:val="262626"/>
+                <w:kern w:val="2"/>
+                <w:sz w:val="21"/>
+                <w:szCs w:val="21"/>
+                <w:lang w:val="en-US" w:eastAsia="zh-CN" w:bidi="ar-SA"/>
+              </w:rPr>
+            </w:pPr>
+            <w:r>
+              <w:rPr>
+                <w:rFonts w:ascii="Times New Roman" w:hAnsi="Times New Roman" w:eastAsia="微软雅黑" w:cs="黑体"/>
+                <w:b/>
+                <w:bCs/>
+                <w:color w:val="262626"/>
+                <w:sz w:val="21"/>
+                <w:lang w:eastAsia="zh-CN"/>
+              </w:rPr>
+              <w:t>微卫星不稳定性（MSI）</w:t>
+            </w:r>
+          </w:p>
+        </w:tc>
+        <w:tc>
+          <w:tcPr>
+            <w:tcW w:w="2856" w:type="pct"/>
+            <w:tcBorders>
+              <w:top w:val="single" w:color="31849B" w:sz="8" w:space="0"/>
+              <w:left w:val="single" w:color="31849B" w:sz="8" w:space="0"/>
+              <w:bottom w:val="single" w:color="31849B" w:sz="8" w:space="0"/>
+            </w:tcBorders>
+            <w:shd w:val="clear" w:color="auto" w:fill="auto"/>
+            <w:vAlign w:val="center"/>
+          </w:tcPr>
           <w:p>
             <w:pPr>
               <w:pStyle w:val="20"/>
@@ -1220,22 +1522,287 @@
               <w:jc w:val="both"/>
               <w:textAlignment w:val="auto"/>
               <w:rPr>
+                <w:rFonts w:hint="eastAsia" w:ascii="微软雅黑" w:hAnsi="微软雅黑" w:eastAsia="微软雅黑" w:cs="微软雅黑"/>
+                <w:color w:val="262626"/>
+                <w:sz w:val="18"/>
+                <w:szCs w:val="18"/>
+                <w:lang w:eastAsia="zh-CN"/>
+              </w:rPr>
+            </w:pPr>
+            <w:r>
+              <w:rPr>
+                <w:rFonts w:hint="default" w:ascii="Times New Roman" w:hAnsi="Times New Roman" w:eastAsia="微软雅黑" w:cs="Times New Roman"/>
+                <w:color w:val="262626"/>
+                <w:sz w:val="21"/>
+                <w:szCs w:val="21"/>
+                <w:lang w:val="en-US" w:eastAsia="zh-CN" w:bidi="ar-SA"/>
+              </w:rPr>
+              <w:t>{{summaryOfRresults.msi_status</w:t>
+            </w:r>
+            <w:r>
+              <w:rPr>
                 <w:rFonts w:hint="eastAsia" w:ascii="Times New Roman" w:hAnsi="Times New Roman" w:eastAsia="微软雅黑" w:cs="Times New Roman"/>
                 <w:color w:val="262626"/>
                 <w:sz w:val="21"/>
                 <w:szCs w:val="21"/>
-                <w:lang w:eastAsia="zh-CN"/>
+                <w:lang w:val="en-US" w:eastAsia="zh-CN" w:bidi="ar-SA"/>
+              </w:rPr>
+              <w:t>_</w:t>
+            </w:r>
+            <w:r>
+              <w:rPr>
+                <w:rFonts w:hint="default" w:ascii="Times New Roman" w:hAnsi="Times New Roman" w:eastAsia="微软雅黑" w:cs="Times New Roman"/>
+                <w:color w:val="262626"/>
+                <w:sz w:val="21"/>
+                <w:szCs w:val="21"/>
+                <w:lang w:val="en-US" w:eastAsia="zh-CN" w:bidi="ar-SA"/>
+              </w:rPr>
+              <w:t>state}}</w:t>
+            </w:r>
+          </w:p>
+        </w:tc>
+      </w:tr>
+      <w:tr>
+        <w:tblPrEx>
+          <w:tblBorders>
+            <w:top w:val="none" w:color="auto" w:sz="0" w:space="0"/>
+            <w:left w:val="none" w:color="auto" w:sz="0" w:space="0"/>
+            <w:bottom w:val="none" w:color="auto" w:sz="0" w:space="0"/>
+            <w:right w:val="none" w:color="auto" w:sz="0" w:space="0"/>
+            <w:insideH w:val="none" w:color="auto" w:sz="0" w:space="0"/>
+            <w:insideV w:val="none" w:color="auto" w:sz="0" w:space="0"/>
+          </w:tblBorders>
+          <w:tblCellMar>
+            <w:top w:w="0" w:type="dxa"/>
+            <w:left w:w="0" w:type="dxa"/>
+            <w:bottom w:w="0" w:type="dxa"/>
+            <w:right w:w="0" w:type="dxa"/>
+          </w:tblCellMar>
+        </w:tblPrEx>
+        <w:trPr>
+          <w:trHeight w:val="397" w:hRule="atLeast"/>
+          <w:jc w:val="center"/>
+        </w:trPr>
+        <w:tc>
+          <w:tcPr>
+            <w:tcW w:w="809" w:type="pct"/>
+            <w:vMerge w:val="continue"/>
+            <w:tcBorders>
+              <w:top w:val="single" w:color="31849B" w:sz="8" w:space="0"/>
+              <w:bottom w:val="single" w:color="31849B" w:sz="8" w:space="0"/>
+              <w:right w:val="single" w:color="31849B" w:sz="8" w:space="0"/>
+            </w:tcBorders>
+            <w:shd w:val="clear" w:color="auto" w:fill="auto"/>
+            <w:vAlign w:val="center"/>
+          </w:tcPr>
+          <w:p>
+            <w:pPr>
+              <w:keepNext w:val="0"/>
+              <w:keepLines w:val="0"/>
+              <w:pageBreakBefore w:val="0"/>
+              <w:widowControl w:val="0"/>
+              <w:kinsoku/>
+              <w:wordWrap/>
+              <w:overflowPunct/>
+              <w:topLinePunct w:val="0"/>
+              <w:autoSpaceDE/>
+              <w:autoSpaceDN/>
+              <w:bidi w:val="0"/>
+              <w:adjustRightInd w:val="0"/>
+              <w:snapToGrid w:val="0"/>
+              <w:spacing w:line="240" w:lineRule="auto"/>
+              <w:ind w:left="110" w:leftChars="50"/>
+              <w:jc w:val="both"/>
+              <w:textAlignment w:val="auto"/>
+              <w:rPr>
+                <w:rFonts w:ascii="Times New Roman" w:hAnsi="Times New Roman" w:eastAsia="微软雅黑" w:cs="Times New Roman"/>
+                <w:b/>
+                <w:bCs/>
+                <w:color w:val="262626"/>
+                <w:sz w:val="21"/>
+                <w:szCs w:val="21"/>
+                <w:lang w:eastAsia="zh-CN"/>
+              </w:rPr>
+            </w:pPr>
+          </w:p>
+        </w:tc>
+        <w:tc>
+          <w:tcPr>
+            <w:tcW w:w="1333" w:type="pct"/>
+            <w:tcBorders>
+              <w:top w:val="single" w:color="31849B" w:sz="8" w:space="0"/>
+              <w:left w:val="single" w:color="31849B" w:sz="8" w:space="0"/>
+              <w:bottom w:val="single" w:color="31849B" w:sz="8" w:space="0"/>
+              <w:right w:val="single" w:color="31849B" w:sz="8" w:space="0"/>
+            </w:tcBorders>
+            <w:shd w:val="clear" w:color="auto" w:fill="auto"/>
+            <w:vAlign w:val="center"/>
+          </w:tcPr>
+          <w:p>
+            <w:pPr>
+              <w:keepNext w:val="0"/>
+              <w:keepLines w:val="0"/>
+              <w:pageBreakBefore w:val="0"/>
+              <w:widowControl w:val="0"/>
+              <w:kinsoku/>
+              <w:wordWrap/>
+              <w:overflowPunct/>
+              <w:topLinePunct w:val="0"/>
+              <w:autoSpaceDE/>
+              <w:autoSpaceDN/>
+              <w:bidi w:val="0"/>
+              <w:adjustRightInd w:val="0"/>
+              <w:snapToGrid w:val="0"/>
+              <w:spacing w:line="240" w:lineRule="auto"/>
+              <w:ind w:left="110" w:leftChars="50"/>
+              <w:jc w:val="both"/>
+              <w:textAlignment w:val="auto"/>
+              <w:rPr>
+                <w:rFonts w:ascii="Times New Roman" w:hAnsi="Times New Roman" w:eastAsia="微软雅黑" w:cs="Times New Roman"/>
+                <w:b/>
+                <w:bCs/>
+                <w:color w:val="262626"/>
+                <w:kern w:val="2"/>
+                <w:sz w:val="21"/>
+                <w:szCs w:val="21"/>
+                <w:lang w:val="en-US" w:eastAsia="zh-CN" w:bidi="ar-SA"/>
               </w:rPr>
             </w:pPr>
             <w:r>
               <w:rPr>
                 <w:rFonts w:hint="eastAsia" w:ascii="Times New Roman" w:hAnsi="Times New Roman" w:eastAsia="微软雅黑" w:cs="Times New Roman"/>
-                <w:color w:val="262626"/>
-                <w:sz w:val="21"/>
-                <w:szCs w:val="21"/>
-                <w:lang w:eastAsia="zh-CN"/>
-              </w:rPr>
-              <w:t>共检出{{ summaryOfRresults.crCheckLineStrYF1280Size }}个胚系突变，其中{{summaryOfRresults.crDrugList}}个与靶向药物相关{{embryonalDrugStr}}</w:t>
+                <w:b/>
+                <w:bCs/>
+                <w:color w:val="262626"/>
+                <w:sz w:val="21"/>
+                <w:szCs w:val="21"/>
+                <w:lang w:eastAsia="zh-CN"/>
+              </w:rPr>
+              <w:t>错配修复（MMR）基因</w:t>
+            </w:r>
+          </w:p>
+        </w:tc>
+        <w:tc>
+          <w:tcPr>
+            <w:tcW w:w="2856" w:type="pct"/>
+            <w:tcBorders>
+              <w:top w:val="single" w:color="31849B" w:sz="8" w:space="0"/>
+              <w:left w:val="single" w:color="31849B" w:sz="8" w:space="0"/>
+              <w:bottom w:val="single" w:color="31849B" w:sz="8" w:space="0"/>
+            </w:tcBorders>
+            <w:shd w:val="clear" w:color="auto" w:fill="auto"/>
+            <w:vAlign w:val="center"/>
+          </w:tcPr>
+          <w:p>
+            <w:pPr>
+              <w:pStyle w:val="20"/>
+              <w:keepNext w:val="0"/>
+              <w:keepLines w:val="0"/>
+              <w:pageBreakBefore w:val="0"/>
+              <w:widowControl w:val="0"/>
+              <w:kinsoku/>
+              <w:wordWrap/>
+              <w:overflowPunct/>
+              <w:topLinePunct w:val="0"/>
+              <w:autoSpaceDE/>
+              <w:autoSpaceDN/>
+              <w:bidi w:val="0"/>
+              <w:adjustRightInd w:val="0"/>
+              <w:snapToGrid w:val="0"/>
+              <w:spacing w:line="240" w:lineRule="auto"/>
+              <w:ind w:left="110" w:leftChars="50" w:right="119" w:rightChars="0"/>
+              <w:jc w:val="both"/>
+              <w:textAlignment w:val="auto"/>
+              <w:rPr>
+                <w:rFonts w:hint="eastAsia" w:ascii="微软雅黑" w:hAnsi="微软雅黑" w:eastAsia="微软雅黑" w:cs="微软雅黑"/>
+                <w:color w:val="262626"/>
+                <w:sz w:val="18"/>
+                <w:szCs w:val="18"/>
+                <w:lang w:eastAsia="zh-CN"/>
+              </w:rPr>
+            </w:pPr>
+            <w:r>
+              <w:rPr>
+                <w:rFonts w:hint="default" w:ascii="Times New Roman" w:hAnsi="Times New Roman" w:eastAsia="微软雅黑" w:cs="Times New Roman"/>
+                <w:color w:val="262626"/>
+                <w:sz w:val="21"/>
+                <w:szCs w:val="21"/>
+                <w:lang w:val="en-US" w:eastAsia="zh-CN" w:bidi="ar-SA"/>
+              </w:rPr>
+              <w:t>共检出{{summaryOfRresults.dMMRinfoSize}}个MMR基因失活突变</w:t>
+            </w:r>
+          </w:p>
+        </w:tc>
+      </w:tr>
+      <w:tr>
+        <w:tblPrEx>
+          <w:tblBorders>
+            <w:top w:val="none" w:color="auto" w:sz="0" w:space="0"/>
+            <w:left w:val="none" w:color="auto" w:sz="0" w:space="0"/>
+            <w:bottom w:val="none" w:color="auto" w:sz="0" w:space="0"/>
+            <w:right w:val="none" w:color="auto" w:sz="0" w:space="0"/>
+            <w:insideH w:val="none" w:color="auto" w:sz="0" w:space="0"/>
+            <w:insideV w:val="none" w:color="auto" w:sz="0" w:space="0"/>
+          </w:tblBorders>
+          <w:tblCellMar>
+            <w:top w:w="0" w:type="dxa"/>
+            <w:left w:w="0" w:type="dxa"/>
+            <w:bottom w:w="0" w:type="dxa"/>
+            <w:right w:w="0" w:type="dxa"/>
+          </w:tblCellMar>
+        </w:tblPrEx>
+        <w:trPr>
+          <w:trHeight w:val="397" w:hRule="atLeast"/>
+          <w:jc w:val="center"/>
+        </w:trPr>
+        <w:tc>
+          <w:tcPr>
+            <w:tcW w:w="5000" w:type="pct"/>
+            <w:gridSpan w:val="3"/>
+            <w:tcBorders>
+              <w:top w:val="single" w:color="31849B" w:sz="8" w:space="0"/>
+              <w:bottom w:val="single" w:color="31849B" w:sz="8" w:space="0"/>
+            </w:tcBorders>
+            <w:shd w:val="clear" w:color="auto" w:fill="auto"/>
+            <w:vAlign w:val="center"/>
+          </w:tcPr>
+          <w:p>
+            <w:pPr>
+              <w:pStyle w:val="20"/>
+              <w:keepNext w:val="0"/>
+              <w:keepLines w:val="0"/>
+              <w:pageBreakBefore w:val="0"/>
+              <w:widowControl w:val="0"/>
+              <w:kinsoku/>
+              <w:wordWrap/>
+              <w:overflowPunct/>
+              <w:topLinePunct w:val="0"/>
+              <w:autoSpaceDE/>
+              <w:autoSpaceDN/>
+              <w:bidi w:val="0"/>
+              <w:adjustRightInd w:val="0"/>
+              <w:snapToGrid w:val="0"/>
+              <w:spacing w:line="240" w:lineRule="auto"/>
+              <w:ind w:left="110" w:leftChars="50" w:right="119" w:rightChars="0"/>
+              <w:jc w:val="both"/>
+              <w:textAlignment w:val="auto"/>
+              <w:rPr>
+                <w:rFonts w:ascii="Times New Roman" w:hAnsi="Times New Roman" w:eastAsia="微软雅黑" w:cs="Times New Roman"/>
+                <w:color w:val="262626"/>
+                <w:sz w:val="21"/>
+                <w:szCs w:val="21"/>
+                <w:lang w:eastAsia="zh-CN"/>
+              </w:rPr>
+            </w:pPr>
+            <w:r>
+              <w:rPr>
+                <w:rFonts w:hint="eastAsia" w:ascii="Times New Roman" w:hAnsi="Times New Roman" w:eastAsia="微软雅黑" w:cs="Times New Roman"/>
+                <w:color w:val="262626"/>
+                <w:sz w:val="21"/>
+                <w:szCs w:val="21"/>
+                <w:lang w:eastAsia="zh-CN"/>
+              </w:rPr>
+              <w:t>{%tr if gastrointestinalStromalTumor == True %}</w:t>
             </w:r>
           </w:p>
         </w:tc>
@@ -1267,6 +1834,7 @@
             <w:tcW w:w="2143" w:type="pct"/>
             <w:gridSpan w:val="2"/>
             <w:tcBorders>
+              <w:top w:val="single" w:color="31849B" w:sz="8" w:space="0"/>
               <w:bottom w:val="single" w:color="31849B" w:sz="8" w:space="0"/>
               <w:right w:val="single" w:color="31849B" w:sz="8" w:space="0"/>
             </w:tcBorders>
@@ -1294,11 +1862,12 @@
               <w:jc w:val="both"/>
               <w:textAlignment w:val="auto"/>
               <w:rPr>
-                <w:rFonts w:ascii="Times New Roman" w:hAnsi="Times New Roman" w:eastAsia="微软雅黑" w:cs="黑体"/>
+                <w:rFonts w:ascii="Times New Roman" w:hAnsi="Times New Roman" w:eastAsia="微软雅黑" w:cs="Times New Roman"/>
                 <w:b/>
                 <w:bCs/>
                 <w:color w:val="262626"/>
                 <w:sz w:val="21"/>
+                <w:szCs w:val="21"/>
                 <w:lang w:eastAsia="zh-CN"/>
               </w:rPr>
             </w:pPr>
@@ -1310,8 +1879,9 @@
                 <w:color w:val="262626"/>
                 <w:sz w:val="21"/>
                 <w:szCs w:val="21"/>
-              </w:rPr>
-              <w:t>肿瘤遗传风险检测</w:t>
+                <w:lang w:eastAsia="zh-CN"/>
+              </w:rPr>
+              <w:t>化疗药物检测</w:t>
             </w:r>
           </w:p>
         </w:tc>
@@ -1347,22 +1917,22 @@
               <w:jc w:val="both"/>
               <w:textAlignment w:val="auto"/>
               <w:rPr>
-                <w:rFonts w:hint="eastAsia" w:ascii="Times New Roman" w:hAnsi="Times New Roman" w:eastAsia="微软雅黑" w:cs="Times New Roman"/>
-                <w:color w:val="262626"/>
-                <w:sz w:val="21"/>
-                <w:szCs w:val="21"/>
-                <w:lang w:eastAsia="zh-CN"/>
-              </w:rPr>
-            </w:pPr>
-            <w:r>
-              <w:rPr>
-                <w:rFonts w:hint="eastAsia" w:ascii="Times New Roman" w:hAnsi="Times New Roman" w:eastAsia="微软雅黑" w:cs="Times New Roman"/>
-                <w:color w:val="262626"/>
-                <w:sz w:val="21"/>
-                <w:szCs w:val="21"/>
-                <w:lang w:eastAsia="zh-CN"/>
-              </w:rPr>
-              <w:t>共检出{{ summaryOfRresults.crCheckLineStrYF1280Size }}个胚系突变，其中{{summaryOfRresults.hasPathogenicityCount}}个为致病/可能致病性突变{{crCheckDrugStr}}{{summaryOfRresults.cr_tumors_desc}}</w:t>
+                <w:rFonts w:hint="eastAsia" w:ascii="微软雅黑" w:hAnsi="微软雅黑" w:eastAsia="微软雅黑" w:cs="微软雅黑"/>
+                <w:color w:val="262626"/>
+                <w:sz w:val="18"/>
+                <w:szCs w:val="18"/>
+                <w:lang w:eastAsia="zh-CN"/>
+              </w:rPr>
+            </w:pPr>
+            <w:r>
+              <w:rPr>
+                <w:rFonts w:ascii="Times New Roman" w:hAnsi="Times New Roman" w:eastAsia="微软雅黑" w:cs="Times New Roman"/>
+                <w:color w:val="262626"/>
+                <w:sz w:val="21"/>
+                <w:szCs w:val="21"/>
+                <w:lang w:eastAsia="zh-CN"/>
+              </w:rPr>
+              <w:t>详见“化疗药物检测解析”部分</w:t>
             </w:r>
           </w:p>
         </w:tc>
@@ -1391,120 +1961,10 @@
         </w:trPr>
         <w:tc>
           <w:tcPr>
-            <w:tcW w:w="809" w:type="pct"/>
-            <w:vMerge w:val="restart"/>
+            <w:tcW w:w="5000" w:type="pct"/>
+            <w:gridSpan w:val="3"/>
             <w:tcBorders>
               <w:top w:val="single" w:color="31849B" w:sz="8" w:space="0"/>
-              <w:bottom w:val="single" w:color="31849B" w:sz="8" w:space="0"/>
-              <w:right w:val="single" w:color="31849B" w:sz="8" w:space="0"/>
-            </w:tcBorders>
-            <w:shd w:val="clear" w:color="auto" w:fill="auto"/>
-            <w:vAlign w:val="center"/>
-          </w:tcPr>
-          <w:p>
-            <w:pPr>
-              <w:keepNext w:val="0"/>
-              <w:keepLines w:val="0"/>
-              <w:pageBreakBefore w:val="0"/>
-              <w:widowControl w:val="0"/>
-              <w:kinsoku/>
-              <w:wordWrap/>
-              <w:overflowPunct/>
-              <w:topLinePunct w:val="0"/>
-              <w:autoSpaceDE/>
-              <w:autoSpaceDN/>
-              <w:bidi w:val="0"/>
-              <w:adjustRightInd w:val="0"/>
-              <w:snapToGrid w:val="0"/>
-              <w:spacing w:line="240" w:lineRule="auto"/>
-              <w:ind w:left="110" w:leftChars="50"/>
-              <w:jc w:val="both"/>
-              <w:textAlignment w:val="auto"/>
-              <w:rPr>
-                <w:rFonts w:ascii="Times New Roman" w:hAnsi="Times New Roman" w:eastAsia="微软雅黑" w:cs="Times New Roman"/>
-                <w:b/>
-                <w:bCs/>
-                <w:color w:val="262626"/>
-                <w:sz w:val="21"/>
-                <w:szCs w:val="21"/>
-                <w:lang w:eastAsia="zh-CN"/>
-              </w:rPr>
-            </w:pPr>
-            <w:r>
-              <w:rPr>
-                <w:rFonts w:ascii="Times New Roman" w:hAnsi="Times New Roman" w:eastAsia="微软雅黑" w:cs="Times New Roman"/>
-                <w:b/>
-                <w:bCs/>
-                <w:color w:val="262626"/>
-                <w:sz w:val="21"/>
-                <w:szCs w:val="21"/>
-                <w:lang w:eastAsia="zh-CN"/>
-              </w:rPr>
-              <w:t>免疫治疗相关标志物检测</w:t>
-            </w:r>
-          </w:p>
-        </w:tc>
-        <w:tc>
-          <w:tcPr>
-            <w:tcW w:w="1333" w:type="pct"/>
-            <w:tcBorders>
-              <w:top w:val="single" w:color="31849B" w:sz="8" w:space="0"/>
-              <w:left w:val="single" w:color="31849B" w:sz="8" w:space="0"/>
-              <w:bottom w:val="single" w:color="31849B" w:sz="8" w:space="0"/>
-              <w:right w:val="single" w:color="31849B" w:sz="8" w:space="0"/>
-            </w:tcBorders>
-            <w:shd w:val="clear" w:color="auto" w:fill="auto"/>
-            <w:vAlign w:val="center"/>
-          </w:tcPr>
-          <w:p>
-            <w:pPr>
-              <w:keepNext w:val="0"/>
-              <w:keepLines w:val="0"/>
-              <w:pageBreakBefore w:val="0"/>
-              <w:widowControl w:val="0"/>
-              <w:kinsoku/>
-              <w:wordWrap/>
-              <w:overflowPunct/>
-              <w:topLinePunct w:val="0"/>
-              <w:autoSpaceDE/>
-              <w:autoSpaceDN/>
-              <w:bidi w:val="0"/>
-              <w:adjustRightInd w:val="0"/>
-              <w:snapToGrid w:val="0"/>
-              <w:spacing w:line="240" w:lineRule="auto"/>
-              <w:ind w:left="110" w:leftChars="50"/>
-              <w:jc w:val="both"/>
-              <w:textAlignment w:val="auto"/>
-              <w:rPr>
-                <w:rFonts w:ascii="Times New Roman" w:hAnsi="Times New Roman" w:eastAsia="微软雅黑" w:cs="Times New Roman"/>
-                <w:b/>
-                <w:bCs/>
-                <w:color w:val="262626"/>
-                <w:kern w:val="2"/>
-                <w:sz w:val="21"/>
-                <w:szCs w:val="21"/>
-                <w:lang w:val="en-US" w:eastAsia="zh-CN" w:bidi="ar-SA"/>
-              </w:rPr>
-            </w:pPr>
-            <w:r>
-              <w:rPr>
-                <w:rFonts w:ascii="Times New Roman" w:hAnsi="Times New Roman" w:eastAsia="微软雅黑" w:cs="黑体"/>
-                <w:b/>
-                <w:bCs/>
-                <w:color w:val="262626"/>
-                <w:sz w:val="21"/>
-                <w:lang w:eastAsia="zh-CN"/>
-              </w:rPr>
-              <w:t>微卫星不稳定性（MSI）</w:t>
-            </w:r>
-          </w:p>
-        </w:tc>
-        <w:tc>
-          <w:tcPr>
-            <w:tcW w:w="2856" w:type="pct"/>
-            <w:tcBorders>
-              <w:top w:val="single" w:color="31849B" w:sz="8" w:space="0"/>
-              <w:left w:val="single" w:color="31849B" w:sz="8" w:space="0"/>
               <w:bottom w:val="single" w:color="31849B" w:sz="8" w:space="0"/>
             </w:tcBorders>
             <w:shd w:val="clear" w:color="auto" w:fill="auto"/>
@@ -1531,42 +1991,22 @@
               <w:jc w:val="both"/>
               <w:textAlignment w:val="auto"/>
               <w:rPr>
-                <w:rFonts w:hint="eastAsia" w:ascii="微软雅黑" w:hAnsi="微软雅黑" w:eastAsia="微软雅黑" w:cs="微软雅黑"/>
-                <w:color w:val="262626"/>
-                <w:sz w:val="18"/>
-                <w:szCs w:val="18"/>
-                <w:lang w:eastAsia="zh-CN"/>
-              </w:rPr>
-            </w:pPr>
-            <w:r>
-              <w:rPr>
-                <w:rFonts w:hint="default" w:ascii="Times New Roman" w:hAnsi="Times New Roman" w:eastAsia="微软雅黑" w:cs="Times New Roman"/>
-                <w:color w:val="262626"/>
-                <w:sz w:val="21"/>
-                <w:szCs w:val="21"/>
-                <w:lang w:val="en-US" w:eastAsia="zh-CN" w:bidi="ar-SA"/>
-              </w:rPr>
-              <w:t>{{summaryOfRresults.msi_status</w:t>
-            </w:r>
+                <w:rFonts w:ascii="Times New Roman" w:hAnsi="Times New Roman" w:eastAsia="微软雅黑" w:cs="Times New Roman"/>
+                <w:color w:val="262626"/>
+                <w:sz w:val="21"/>
+                <w:szCs w:val="21"/>
+                <w:lang w:eastAsia="zh-CN"/>
+              </w:rPr>
+            </w:pPr>
             <w:r>
               <w:rPr>
                 <w:rFonts w:hint="eastAsia" w:ascii="Times New Roman" w:hAnsi="Times New Roman" w:eastAsia="微软雅黑" w:cs="Times New Roman"/>
                 <w:color w:val="262626"/>
                 <w:sz w:val="21"/>
                 <w:szCs w:val="21"/>
-                <w:lang w:val="en-US" w:eastAsia="zh-CN" w:bidi="ar-SA"/>
-              </w:rPr>
-              <w:t>_</w:t>
-            </w:r>
-            <w:r>
-              <w:rPr>
-                <w:rFonts w:hint="default" w:ascii="Times New Roman" w:hAnsi="Times New Roman" w:eastAsia="微软雅黑" w:cs="Times New Roman"/>
-                <w:color w:val="262626"/>
-                <w:sz w:val="21"/>
-                <w:szCs w:val="21"/>
-                <w:lang w:val="en-US" w:eastAsia="zh-CN" w:bidi="ar-SA"/>
-              </w:rPr>
-              <w:t>state}}</w:t>
+                <w:lang w:eastAsia="zh-CN"/>
+              </w:rPr>
+              <w:t>{%tr endif %}</w:t>
             </w:r>
           </w:p>
         </w:tc>
@@ -1581,458 +2021,6 @@
             <w:insideH w:val="none" w:color="auto" w:sz="0" w:space="0"/>
             <w:insideV w:val="none" w:color="auto" w:sz="0" w:space="0"/>
           </w:tblBorders>
-          <w:shd w:val="clear" w:color="auto" w:fill="auto"/>
-          <w:tblCellMar>
-            <w:top w:w="0" w:type="dxa"/>
-            <w:left w:w="0" w:type="dxa"/>
-            <w:bottom w:w="0" w:type="dxa"/>
-            <w:right w:w="0" w:type="dxa"/>
-          </w:tblCellMar>
-        </w:tblPrEx>
-        <w:trPr>
-          <w:trHeight w:val="397" w:hRule="atLeast"/>
-          <w:jc w:val="center"/>
-        </w:trPr>
-        <w:tc>
-          <w:tcPr>
-            <w:tcW w:w="809" w:type="pct"/>
-            <w:vMerge w:val="continue"/>
-            <w:tcBorders>
-              <w:top w:val="single" w:color="31849B" w:sz="8" w:space="0"/>
-              <w:bottom w:val="single" w:color="31849B" w:sz="8" w:space="0"/>
-              <w:right w:val="single" w:color="31849B" w:sz="8" w:space="0"/>
-            </w:tcBorders>
-            <w:shd w:val="clear" w:color="auto" w:fill="auto"/>
-            <w:vAlign w:val="center"/>
-          </w:tcPr>
-          <w:p>
-            <w:pPr>
-              <w:keepNext w:val="0"/>
-              <w:keepLines w:val="0"/>
-              <w:pageBreakBefore w:val="0"/>
-              <w:widowControl w:val="0"/>
-              <w:kinsoku/>
-              <w:wordWrap/>
-              <w:overflowPunct/>
-              <w:topLinePunct w:val="0"/>
-              <w:autoSpaceDE/>
-              <w:autoSpaceDN/>
-              <w:bidi w:val="0"/>
-              <w:adjustRightInd w:val="0"/>
-              <w:snapToGrid w:val="0"/>
-              <w:spacing w:line="240" w:lineRule="auto"/>
-              <w:ind w:left="110" w:leftChars="50"/>
-              <w:jc w:val="both"/>
-              <w:textAlignment w:val="auto"/>
-              <w:rPr>
-                <w:rFonts w:ascii="Times New Roman" w:hAnsi="Times New Roman" w:eastAsia="微软雅黑" w:cs="Times New Roman"/>
-                <w:b/>
-                <w:bCs/>
-                <w:color w:val="262626"/>
-                <w:sz w:val="21"/>
-                <w:szCs w:val="21"/>
-                <w:lang w:eastAsia="zh-CN"/>
-              </w:rPr>
-            </w:pPr>
-          </w:p>
-        </w:tc>
-        <w:tc>
-          <w:tcPr>
-            <w:tcW w:w="1333" w:type="pct"/>
-            <w:tcBorders>
-              <w:top w:val="single" w:color="31849B" w:sz="8" w:space="0"/>
-              <w:left w:val="single" w:color="31849B" w:sz="8" w:space="0"/>
-              <w:bottom w:val="single" w:color="31849B" w:sz="8" w:space="0"/>
-              <w:right w:val="single" w:color="31849B" w:sz="8" w:space="0"/>
-            </w:tcBorders>
-            <w:shd w:val="clear" w:color="auto" w:fill="auto"/>
-            <w:vAlign w:val="center"/>
-          </w:tcPr>
-          <w:p>
-            <w:pPr>
-              <w:keepNext w:val="0"/>
-              <w:keepLines w:val="0"/>
-              <w:pageBreakBefore w:val="0"/>
-              <w:widowControl w:val="0"/>
-              <w:kinsoku/>
-              <w:wordWrap/>
-              <w:overflowPunct/>
-              <w:topLinePunct w:val="0"/>
-              <w:autoSpaceDE/>
-              <w:autoSpaceDN/>
-              <w:bidi w:val="0"/>
-              <w:adjustRightInd w:val="0"/>
-              <w:snapToGrid w:val="0"/>
-              <w:spacing w:line="240" w:lineRule="auto"/>
-              <w:ind w:left="110" w:leftChars="50"/>
-              <w:jc w:val="both"/>
-              <w:textAlignment w:val="auto"/>
-              <w:rPr>
-                <w:rFonts w:ascii="Times New Roman" w:hAnsi="Times New Roman" w:eastAsia="微软雅黑" w:cs="Times New Roman"/>
-                <w:b/>
-                <w:bCs/>
-                <w:color w:val="262626"/>
-                <w:kern w:val="2"/>
-                <w:sz w:val="21"/>
-                <w:szCs w:val="21"/>
-                <w:lang w:val="en-US" w:eastAsia="zh-CN" w:bidi="ar-SA"/>
-              </w:rPr>
-            </w:pPr>
-            <w:r>
-              <w:rPr>
-                <w:rFonts w:hint="eastAsia" w:ascii="Times New Roman" w:hAnsi="Times New Roman" w:eastAsia="微软雅黑" w:cs="Times New Roman"/>
-                <w:b/>
-                <w:bCs/>
-                <w:color w:val="262626"/>
-                <w:sz w:val="21"/>
-                <w:szCs w:val="21"/>
-                <w:lang w:eastAsia="zh-CN"/>
-              </w:rPr>
-              <w:t>错配修复（MMR）基因</w:t>
-            </w:r>
-          </w:p>
-        </w:tc>
-        <w:tc>
-          <w:tcPr>
-            <w:tcW w:w="2856" w:type="pct"/>
-            <w:tcBorders>
-              <w:top w:val="single" w:color="31849B" w:sz="8" w:space="0"/>
-              <w:left w:val="single" w:color="31849B" w:sz="8" w:space="0"/>
-              <w:bottom w:val="single" w:color="31849B" w:sz="8" w:space="0"/>
-            </w:tcBorders>
-            <w:shd w:val="clear" w:color="auto" w:fill="auto"/>
-            <w:vAlign w:val="center"/>
-          </w:tcPr>
-          <w:p>
-            <w:pPr>
-              <w:pStyle w:val="20"/>
-              <w:keepNext w:val="0"/>
-              <w:keepLines w:val="0"/>
-              <w:pageBreakBefore w:val="0"/>
-              <w:widowControl w:val="0"/>
-              <w:kinsoku/>
-              <w:wordWrap/>
-              <w:overflowPunct/>
-              <w:topLinePunct w:val="0"/>
-              <w:autoSpaceDE/>
-              <w:autoSpaceDN/>
-              <w:bidi w:val="0"/>
-              <w:adjustRightInd w:val="0"/>
-              <w:snapToGrid w:val="0"/>
-              <w:spacing w:line="240" w:lineRule="auto"/>
-              <w:ind w:left="110" w:leftChars="50" w:right="119" w:rightChars="0"/>
-              <w:jc w:val="both"/>
-              <w:textAlignment w:val="auto"/>
-              <w:rPr>
-                <w:rFonts w:hint="eastAsia" w:ascii="微软雅黑" w:hAnsi="微软雅黑" w:eastAsia="微软雅黑" w:cs="微软雅黑"/>
-                <w:color w:val="262626"/>
-                <w:sz w:val="18"/>
-                <w:szCs w:val="18"/>
-                <w:lang w:eastAsia="zh-CN"/>
-              </w:rPr>
-            </w:pPr>
-            <w:r>
-              <w:rPr>
-                <w:rFonts w:hint="default" w:ascii="Times New Roman" w:hAnsi="Times New Roman" w:eastAsia="微软雅黑" w:cs="Times New Roman"/>
-                <w:color w:val="262626"/>
-                <w:sz w:val="21"/>
-                <w:szCs w:val="21"/>
-                <w:lang w:val="en-US" w:eastAsia="zh-CN" w:bidi="ar-SA"/>
-              </w:rPr>
-              <w:t>共检出{{summaryOfRresults.dMMRinfoSize}}个MMR基因失活突变</w:t>
-            </w:r>
-          </w:p>
-        </w:tc>
-      </w:tr>
-      <w:tr>
-        <w:tblPrEx>
-          <w:tblBorders>
-            <w:top w:val="none" w:color="auto" w:sz="0" w:space="0"/>
-            <w:left w:val="none" w:color="auto" w:sz="0" w:space="0"/>
-            <w:bottom w:val="none" w:color="auto" w:sz="0" w:space="0"/>
-            <w:right w:val="none" w:color="auto" w:sz="0" w:space="0"/>
-            <w:insideH w:val="none" w:color="auto" w:sz="0" w:space="0"/>
-            <w:insideV w:val="none" w:color="auto" w:sz="0" w:space="0"/>
-          </w:tblBorders>
-          <w:shd w:val="clear" w:color="auto" w:fill="auto"/>
-          <w:tblCellMar>
-            <w:top w:w="0" w:type="dxa"/>
-            <w:left w:w="0" w:type="dxa"/>
-            <w:bottom w:w="0" w:type="dxa"/>
-            <w:right w:w="0" w:type="dxa"/>
-          </w:tblCellMar>
-        </w:tblPrEx>
-        <w:trPr>
-          <w:trHeight w:val="397" w:hRule="atLeast"/>
-          <w:jc w:val="center"/>
-        </w:trPr>
-        <w:tc>
-          <w:tcPr>
-            <w:tcW w:w="5000" w:type="pct"/>
-            <w:gridSpan w:val="3"/>
-            <w:tcBorders>
-              <w:top w:val="single" w:color="31849B" w:sz="8" w:space="0"/>
-              <w:bottom w:val="single" w:color="31849B" w:sz="8" w:space="0"/>
-            </w:tcBorders>
-            <w:shd w:val="clear" w:color="auto" w:fill="auto"/>
-            <w:vAlign w:val="center"/>
-          </w:tcPr>
-          <w:p>
-            <w:pPr>
-              <w:pStyle w:val="20"/>
-              <w:keepNext w:val="0"/>
-              <w:keepLines w:val="0"/>
-              <w:pageBreakBefore w:val="0"/>
-              <w:widowControl w:val="0"/>
-              <w:kinsoku/>
-              <w:wordWrap/>
-              <w:overflowPunct/>
-              <w:topLinePunct w:val="0"/>
-              <w:autoSpaceDE/>
-              <w:autoSpaceDN/>
-              <w:bidi w:val="0"/>
-              <w:adjustRightInd w:val="0"/>
-              <w:snapToGrid w:val="0"/>
-              <w:spacing w:line="240" w:lineRule="auto"/>
-              <w:ind w:left="110" w:leftChars="50" w:right="119" w:rightChars="0"/>
-              <w:jc w:val="both"/>
-              <w:textAlignment w:val="auto"/>
-              <w:rPr>
-                <w:rFonts w:ascii="Times New Roman" w:hAnsi="Times New Roman" w:eastAsia="微软雅黑" w:cs="Times New Roman"/>
-                <w:color w:val="262626"/>
-                <w:sz w:val="21"/>
-                <w:szCs w:val="21"/>
-                <w:lang w:eastAsia="zh-CN"/>
-              </w:rPr>
-            </w:pPr>
-            <w:r>
-              <w:rPr>
-                <w:rFonts w:hint="eastAsia" w:ascii="Times New Roman" w:hAnsi="Times New Roman" w:eastAsia="微软雅黑" w:cs="Times New Roman"/>
-                <w:color w:val="262626"/>
-                <w:sz w:val="21"/>
-                <w:szCs w:val="21"/>
-                <w:lang w:eastAsia="zh-CN"/>
-              </w:rPr>
-              <w:t>{%tr if gastrointestinalStromalTumor == True %}</w:t>
-            </w:r>
-          </w:p>
-        </w:tc>
-      </w:tr>
-      <w:tr>
-        <w:tblPrEx>
-          <w:tblBorders>
-            <w:top w:val="none" w:color="auto" w:sz="0" w:space="0"/>
-            <w:left w:val="none" w:color="auto" w:sz="0" w:space="0"/>
-            <w:bottom w:val="none" w:color="auto" w:sz="0" w:space="0"/>
-            <w:right w:val="none" w:color="auto" w:sz="0" w:space="0"/>
-            <w:insideH w:val="none" w:color="auto" w:sz="0" w:space="0"/>
-            <w:insideV w:val="none" w:color="auto" w:sz="0" w:space="0"/>
-          </w:tblBorders>
-          <w:shd w:val="clear" w:color="auto" w:fill="auto"/>
-          <w:tblCellMar>
-            <w:top w:w="0" w:type="dxa"/>
-            <w:left w:w="0" w:type="dxa"/>
-            <w:bottom w:w="0" w:type="dxa"/>
-            <w:right w:w="0" w:type="dxa"/>
-          </w:tblCellMar>
-        </w:tblPrEx>
-        <w:trPr>
-          <w:trHeight w:val="397" w:hRule="atLeast"/>
-          <w:jc w:val="center"/>
-        </w:trPr>
-        <w:tc>
-          <w:tcPr>
-            <w:tcW w:w="2143" w:type="pct"/>
-            <w:gridSpan w:val="2"/>
-            <w:tcBorders>
-              <w:top w:val="single" w:color="31849B" w:sz="8" w:space="0"/>
-              <w:bottom w:val="single" w:color="31849B" w:sz="8" w:space="0"/>
-              <w:right w:val="single" w:color="31849B" w:sz="8" w:space="0"/>
-            </w:tcBorders>
-            <w:shd w:val="clear" w:color="auto" w:fill="auto"/>
-            <w:vAlign w:val="center"/>
-          </w:tcPr>
-          <w:p>
-            <w:pPr>
-              <w:pStyle w:val="20"/>
-              <w:keepNext w:val="0"/>
-              <w:keepLines w:val="0"/>
-              <w:pageBreakBefore w:val="0"/>
-              <w:widowControl w:val="0"/>
-              <w:kinsoku/>
-              <w:wordWrap/>
-              <w:overflowPunct/>
-              <w:topLinePunct w:val="0"/>
-              <w:autoSpaceDE/>
-              <w:autoSpaceDN/>
-              <w:bidi w:val="0"/>
-              <w:adjustRightInd w:val="0"/>
-              <w:snapToGrid w:val="0"/>
-              <w:spacing w:line="240" w:lineRule="auto"/>
-              <w:ind w:left="110" w:leftChars="50"/>
-              <w:jc w:val="both"/>
-              <w:textAlignment w:val="auto"/>
-              <w:rPr>
-                <w:rFonts w:ascii="Times New Roman" w:hAnsi="Times New Roman" w:eastAsia="微软雅黑" w:cs="Times New Roman"/>
-                <w:b/>
-                <w:bCs/>
-                <w:color w:val="262626"/>
-                <w:sz w:val="21"/>
-                <w:szCs w:val="21"/>
-                <w:lang w:eastAsia="zh-CN"/>
-              </w:rPr>
-            </w:pPr>
-            <w:r>
-              <w:rPr>
-                <w:rFonts w:ascii="Times New Roman" w:hAnsi="Times New Roman" w:eastAsia="微软雅黑" w:cs="Times New Roman"/>
-                <w:b/>
-                <w:bCs/>
-                <w:color w:val="262626"/>
-                <w:sz w:val="21"/>
-                <w:szCs w:val="21"/>
-                <w:lang w:eastAsia="zh-CN"/>
-              </w:rPr>
-              <w:t>化疗药物检测</w:t>
-            </w:r>
-          </w:p>
-        </w:tc>
-        <w:tc>
-          <w:tcPr>
-            <w:tcW w:w="2856" w:type="pct"/>
-            <w:tcBorders>
-              <w:top w:val="single" w:color="31849B" w:sz="8" w:space="0"/>
-              <w:left w:val="single" w:color="31849B" w:sz="8" w:space="0"/>
-              <w:bottom w:val="single" w:color="31849B" w:sz="8" w:space="0"/>
-            </w:tcBorders>
-            <w:shd w:val="clear" w:color="auto" w:fill="auto"/>
-            <w:vAlign w:val="center"/>
-          </w:tcPr>
-          <w:p>
-            <w:pPr>
-              <w:pStyle w:val="20"/>
-              <w:keepNext w:val="0"/>
-              <w:keepLines w:val="0"/>
-              <w:pageBreakBefore w:val="0"/>
-              <w:widowControl w:val="0"/>
-              <w:kinsoku/>
-              <w:wordWrap/>
-              <w:overflowPunct/>
-              <w:topLinePunct w:val="0"/>
-              <w:autoSpaceDE/>
-              <w:autoSpaceDN/>
-              <w:bidi w:val="0"/>
-              <w:adjustRightInd w:val="0"/>
-              <w:snapToGrid w:val="0"/>
-              <w:spacing w:line="240" w:lineRule="auto"/>
-              <w:ind w:left="110" w:leftChars="50" w:right="119" w:rightChars="0"/>
-              <w:jc w:val="both"/>
-              <w:textAlignment w:val="auto"/>
-              <w:rPr>
-                <w:rFonts w:hint="eastAsia" w:ascii="微软雅黑" w:hAnsi="微软雅黑" w:eastAsia="微软雅黑" w:cs="微软雅黑"/>
-                <w:color w:val="262626"/>
-                <w:sz w:val="18"/>
-                <w:szCs w:val="18"/>
-                <w:lang w:eastAsia="zh-CN"/>
-              </w:rPr>
-            </w:pPr>
-            <w:r>
-              <w:rPr>
-                <w:rFonts w:ascii="Times New Roman" w:hAnsi="Times New Roman" w:eastAsia="微软雅黑" w:cs="Times New Roman"/>
-                <w:color w:val="262626"/>
-                <w:sz w:val="21"/>
-                <w:szCs w:val="21"/>
-                <w:lang w:eastAsia="zh-CN"/>
-              </w:rPr>
-              <w:t>详见“化疗药物检测解析”部分</w:t>
-            </w:r>
-          </w:p>
-        </w:tc>
-      </w:tr>
-      <w:tr>
-        <w:tblPrEx>
-          <w:tblBorders>
-            <w:top w:val="none" w:color="auto" w:sz="0" w:space="0"/>
-            <w:left w:val="none" w:color="auto" w:sz="0" w:space="0"/>
-            <w:bottom w:val="none" w:color="auto" w:sz="0" w:space="0"/>
-            <w:right w:val="none" w:color="auto" w:sz="0" w:space="0"/>
-            <w:insideH w:val="none" w:color="auto" w:sz="0" w:space="0"/>
-            <w:insideV w:val="none" w:color="auto" w:sz="0" w:space="0"/>
-          </w:tblBorders>
-          <w:shd w:val="clear" w:color="auto" w:fill="auto"/>
-          <w:tblCellMar>
-            <w:top w:w="0" w:type="dxa"/>
-            <w:left w:w="0" w:type="dxa"/>
-            <w:bottom w:w="0" w:type="dxa"/>
-            <w:right w:w="0" w:type="dxa"/>
-          </w:tblCellMar>
-        </w:tblPrEx>
-        <w:trPr>
-          <w:trHeight w:val="397" w:hRule="atLeast"/>
-          <w:jc w:val="center"/>
-        </w:trPr>
-        <w:tc>
-          <w:tcPr>
-            <w:tcW w:w="5000" w:type="pct"/>
-            <w:gridSpan w:val="3"/>
-            <w:tcBorders>
-              <w:top w:val="single" w:color="31849B" w:sz="8" w:space="0"/>
-              <w:bottom w:val="single" w:color="31849B" w:sz="8" w:space="0"/>
-            </w:tcBorders>
-            <w:shd w:val="clear" w:color="auto" w:fill="auto"/>
-            <w:vAlign w:val="center"/>
-          </w:tcPr>
-          <w:p>
-            <w:pPr>
-              <w:pStyle w:val="20"/>
-              <w:keepNext w:val="0"/>
-              <w:keepLines w:val="0"/>
-              <w:pageBreakBefore w:val="0"/>
-              <w:widowControl w:val="0"/>
-              <w:kinsoku/>
-              <w:wordWrap/>
-              <w:overflowPunct/>
-              <w:topLinePunct w:val="0"/>
-              <w:autoSpaceDE/>
-              <w:autoSpaceDN/>
-              <w:bidi w:val="0"/>
-              <w:adjustRightInd w:val="0"/>
-              <w:snapToGrid w:val="0"/>
-              <w:spacing w:line="240" w:lineRule="auto"/>
-              <w:ind w:left="110" w:leftChars="50" w:right="119" w:rightChars="0"/>
-              <w:jc w:val="both"/>
-              <w:textAlignment w:val="auto"/>
-              <w:rPr>
-                <w:rFonts w:ascii="Times New Roman" w:hAnsi="Times New Roman" w:eastAsia="微软雅黑" w:cs="Times New Roman"/>
-                <w:color w:val="262626"/>
-                <w:sz w:val="21"/>
-                <w:szCs w:val="21"/>
-                <w:lang w:eastAsia="zh-CN"/>
-              </w:rPr>
-            </w:pPr>
-            <w:r>
-              <w:rPr>
-                <w:rFonts w:hint="eastAsia" w:ascii="Times New Roman" w:hAnsi="Times New Roman" w:eastAsia="微软雅黑" w:cs="Times New Roman"/>
-                <w:color w:val="262626"/>
-                <w:sz w:val="21"/>
-                <w:szCs w:val="21"/>
-                <w:lang w:eastAsia="zh-CN"/>
-              </w:rPr>
-              <w:t>{%tr endif %}</w:t>
-            </w:r>
-          </w:p>
-        </w:tc>
-      </w:tr>
-      <w:tr>
-        <w:tblPrEx>
-          <w:tblBorders>
-            <w:top w:val="none" w:color="auto" w:sz="0" w:space="0"/>
-            <w:left w:val="none" w:color="auto" w:sz="0" w:space="0"/>
-            <w:bottom w:val="none" w:color="auto" w:sz="0" w:space="0"/>
-            <w:right w:val="none" w:color="auto" w:sz="0" w:space="0"/>
-            <w:insideH w:val="none" w:color="auto" w:sz="0" w:space="0"/>
-            <w:insideV w:val="none" w:color="auto" w:sz="0" w:space="0"/>
-          </w:tblBorders>
-          <w:shd w:val="clear" w:color="auto" w:fill="auto"/>
           <w:tblCellMar>
             <w:top w:w="0" w:type="dxa"/>
             <w:left w:w="0" w:type="dxa"/>
@@ -3061,6 +3049,12 @@
             <w:insideH w:val="single" w:color="31849B" w:sz="4" w:space="0"/>
             <w:insideV w:val="none" w:color="auto" w:sz="0" w:space="0"/>
           </w:tblBorders>
+          <w:tblCellMar>
+            <w:top w:w="0" w:type="dxa"/>
+            <w:left w:w="0" w:type="dxa"/>
+            <w:bottom w:w="0" w:type="dxa"/>
+            <w:right w:w="0" w:type="dxa"/>
+          </w:tblCellMar>
         </w:tblPrEx>
         <w:trPr>
           <w:trHeight w:val="510" w:hRule="atLeast"/>
@@ -3127,13 +3121,24 @@
             </w:pPr>
             <w:r>
               <w:rPr>
-                <w:rFonts w:hint="default" w:ascii="Times New Roman" w:hAnsi="Times New Roman" w:eastAsia="微软雅黑" w:cs="Times New Roman"/>
+                <w:rFonts w:hint="eastAsia" w:ascii="Times New Roman" w:hAnsi="Times New Roman" w:eastAsia="微软雅黑" w:cs="Times New Roman"/>
                 <w:b/>
                 <w:color w:val="31849B"/>
                 <w:sz w:val="21"/>
                 <w:szCs w:val="21"/>
-              </w:rPr>
-              <w:t>突变基因</w:t>
+                <w:lang w:val="en-US" w:eastAsia="zh-CN"/>
+              </w:rPr>
+              <w:t>检测</w:t>
+            </w:r>
+            <w:r>
+              <w:rPr>
+                <w:rFonts w:hint="default" w:ascii="Times New Roman" w:hAnsi="Times New Roman" w:eastAsia="微软雅黑" w:cs="Times New Roman"/>
+                <w:b/>
+                <w:color w:val="31849B"/>
+                <w:sz w:val="21"/>
+                <w:szCs w:val="21"/>
+              </w:rPr>
+              <w:t>基因</w:t>
             </w:r>
           </w:p>
         </w:tc>
@@ -3573,6 +3578,7 @@
                 <w:lang w:val="en-US" w:eastAsia="zh-CN" w:bidi="ar-SA"/>
               </w:rPr>
             </w:pPr>
+            <w:bookmarkStart w:id="29" w:name="_GoBack" w:colFirst="1" w:colLast="2"/>
             <w:r>
               <w:rPr>
                 <w:rFonts w:hint="default" w:ascii="Times New Roman" w:hAnsi="Times New Roman" w:eastAsia="微软雅黑" w:cs="Times New Roman"/>
@@ -3588,7 +3594,7 @@
         </w:tc>
         <w:tc>
           <w:tcPr>
-            <w:tcW w:w="535" w:type="pct"/>
+            <w:tcW w:w="1077" w:type="dxa"/>
             <w:tcBorders>
               <w:tl2br w:val="nil"/>
               <w:tr2bl w:val="nil"/>
@@ -3613,18 +3619,37 @@
               <w:rPr>
                 <w:rFonts w:hint="default" w:ascii="Times New Roman" w:hAnsi="Times New Roman" w:eastAsia="微软雅黑" w:cs="Times New Roman"/>
                 <w:b/>
-                <w:color w:val="262626"/>
-                <w:sz w:val="21"/>
-                <w:szCs w:val="21"/>
-                <w:lang w:eastAsia="zh-CN"/>
-              </w:rPr>
-              <w:t>{{ tip.comutation }}</w:t>
-            </w:r>
-          </w:p>
-        </w:tc>
-        <w:tc>
-          <w:tcPr>
-            <w:tcW w:w="758" w:type="pct"/>
+                <w:sz w:val="21"/>
+                <w:szCs w:val="21"/>
+                <w:lang w:eastAsia="zh-CN"/>
+              </w:rPr>
+              <w:t>{{ tip.comutation</w:t>
+            </w:r>
+            <w:r>
+              <w:rPr>
+                <w:rFonts w:hint="eastAsia" w:ascii="Times New Roman" w:hAnsi="Times New Roman" w:eastAsia="微软雅黑" w:cs="Times New Roman"/>
+                <w:b/>
+                <w:sz w:val="21"/>
+                <w:szCs w:val="21"/>
+                <w:lang w:val="en-US" w:eastAsia="zh-CN"/>
+              </w:rPr>
+              <w:t>1</w:t>
+            </w:r>
+            <w:r>
+              <w:rPr>
+                <w:rFonts w:hint="default" w:ascii="Times New Roman" w:hAnsi="Times New Roman" w:eastAsia="微软雅黑" w:cs="Times New Roman"/>
+                <w:b/>
+                <w:sz w:val="21"/>
+                <w:szCs w:val="21"/>
+                <w:lang w:eastAsia="zh-CN"/>
+              </w:rPr>
+              <w:t xml:space="preserve"> }}</w:t>
+            </w:r>
+          </w:p>
+        </w:tc>
+        <w:tc>
+          <w:tcPr>
+            <w:tcW w:w="1528" w:type="dxa"/>
             <w:tcBorders>
               <w:tl2br w:val="nil"/>
               <w:tr2bl w:val="nil"/>
@@ -3648,12 +3673,11 @@
             <w:r>
               <w:rPr>
                 <w:rFonts w:hint="default" w:ascii="Times New Roman" w:hAnsi="Times New Roman" w:eastAsia="微软雅黑" w:cs="Times New Roman"/>
-                <w:color w:val="262626"/>
-                <w:sz w:val="21"/>
-                <w:szCs w:val="21"/>
-                <w:lang w:eastAsia="zh-CN"/>
-              </w:rPr>
-              <w:t>-</w:t>
+                <w:sz w:val="21"/>
+                <w:szCs w:val="21"/>
+                <w:lang w:eastAsia="zh-CN"/>
+              </w:rPr>
+              <w:t>{{ tip.comutation }}</w:t>
             </w:r>
           </w:p>
         </w:tc>
@@ -3974,6 +3998,7 @@
           </w:p>
         </w:tc>
       </w:tr>
+      <w:bookmarkEnd w:id="29"/>
       <w:tr>
         <w:tblPrEx>
           <w:tblBorders>
@@ -5669,15 +5694,14 @@
             </w:pPr>
             <w:r>
               <w:rPr>
-                <w:rFonts w:hint="default" w:ascii="Times New Roman" w:hAnsi="Times New Roman" w:eastAsia="微软雅黑" w:cs="Times New Roman"/>
-                <w:b/>
-                <w:bCs/>
+                <w:rFonts w:hint="eastAsia" w:ascii="Times New Roman" w:hAnsi="Times New Roman" w:eastAsia="微软雅黑" w:cs="Times New Roman"/>
+                <w:b/>
                 <w:color w:val="31849B"/>
                 <w:sz w:val="21"/>
                 <w:szCs w:val="21"/>
-                <w:lang w:eastAsia="zh-CN"/>
-              </w:rPr>
-              <w:t>突变</w:t>
+                <w:lang w:val="en-US" w:eastAsia="zh-CN"/>
+              </w:rPr>
+              <w:t>检测</w:t>
             </w:r>
             <w:r>
               <w:rPr>
@@ -6939,12 +6963,6 @@
             <w:insideH w:val="single" w:color="31849B" w:sz="4" w:space="0"/>
             <w:insideV w:val="single" w:color="31849B" w:sz="4" w:space="0"/>
           </w:tblBorders>
-          <w:tblCellMar>
-            <w:top w:w="0" w:type="dxa"/>
-            <w:left w:w="0" w:type="dxa"/>
-            <w:bottom w:w="0" w:type="dxa"/>
-            <w:right w:w="0" w:type="dxa"/>
-          </w:tblCellMar>
         </w:tblPrEx>
         <w:trPr>
           <w:trHeight w:val="510" w:hRule="atLeast"/>
@@ -6975,13 +6993,24 @@
             </w:pPr>
             <w:r>
               <w:rPr>
-                <w:rFonts w:hint="default" w:ascii="Times New Roman" w:hAnsi="Times New Roman" w:eastAsia="微软雅黑" w:cs="Times New Roman"/>
+                <w:rFonts w:hint="eastAsia" w:ascii="Times New Roman" w:hAnsi="Times New Roman" w:eastAsia="微软雅黑" w:cs="Times New Roman"/>
                 <w:b/>
                 <w:color w:val="31849B"/>
                 <w:sz w:val="21"/>
                 <w:szCs w:val="21"/>
-              </w:rPr>
-              <w:t>突变基因</w:t>
+                <w:lang w:val="en-US" w:eastAsia="zh-CN"/>
+              </w:rPr>
+              <w:t>检测</w:t>
+            </w:r>
+            <w:r>
+              <w:rPr>
+                <w:rFonts w:hint="default" w:ascii="Times New Roman" w:hAnsi="Times New Roman" w:eastAsia="微软雅黑" w:cs="Times New Roman"/>
+                <w:b/>
+                <w:color w:val="31849B"/>
+                <w:sz w:val="21"/>
+                <w:szCs w:val="21"/>
+              </w:rPr>
+              <w:t>基因</w:t>
             </w:r>
           </w:p>
         </w:tc>
@@ -9283,8 +9312,6 @@
           <w:szCs w:val="24"/>
         </w:rPr>
       </w:pPr>
-      <w:bookmarkStart w:id="29" w:name="_GoBack"/>
-      <w:bookmarkEnd w:id="29"/>
     </w:p>
     <w:p>
       <w:pPr>
@@ -9936,7 +9963,7 @@
                 </mc:Choice>
                 <mc:Fallback>
                   <w:pict>
-                    <v:group id="_x0000_s1026" o:spid="_x0000_s1026" o:spt="203" style="position:absolute;left:0pt;margin-left:51.6pt;margin-top:-7.2pt;height:34pt;width:206.2pt;z-index:251661312;mso-width-relative:page;mso-height-relative:page;" coordorigin="9633,114512" coordsize="4124,680" o:gfxdata="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">
+                    <v:group id="_x0000_s1026" o:spid="_x0000_s1026" o:spt="203" style="position:absolute;left:0pt;margin-left:51.6pt;margin-top:-7.2pt;height:34pt;width:206.2pt;z-index:251661312;mso-width-relative:page;mso-height-relative:page;" coordorigin="9633,114512" coordsize="4124,680" o:gfxdata="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">
                       <o:lock v:ext="edit" aspectratio="f"/>
                       <v:shape id="图片 1" o:spid="_x0000_s1026" o:spt="75" type="#_x0000_t75" style="position:absolute;left:9633;top:114512;height:680;width:1262;" filled="f" o:preferrelative="t" stroked="f" coordsize="21600,21600" o:gfxdata="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">
                         <v:fill on="f" focussize="0,0"/>

--- a/WebContent/docx/泛癌种50基因检测报告-简单版.docx
+++ b/WebContent/docx/泛癌种50基因检测报告-简单版.docx
@@ -10,15 +10,15 @@
           <w:sz w:val="20"/>
         </w:rPr>
       </w:pPr>
-      <w:bookmarkStart w:id="0" w:name="_Toc105081892"/>
+      <w:bookmarkStart w:id="0" w:name="_Toc30143_WPSOffice_Level1"/>
       <w:bookmarkStart w:id="1" w:name="_Toc21009_WPSOffice_Level1"/>
-      <w:bookmarkStart w:id="2" w:name="_Toc21669"/>
-      <w:bookmarkStart w:id="3" w:name="_Toc30143_WPSOffice_Level1"/>
-      <w:bookmarkStart w:id="4" w:name="_Toc13806"/>
-      <w:bookmarkStart w:id="5" w:name="_Toc24178_WPSOffice_Level1"/>
-      <w:bookmarkStart w:id="6" w:name="_Toc27500"/>
-      <w:bookmarkStart w:id="7" w:name="_Toc24397"/>
-      <w:bookmarkStart w:id="8" w:name="_Toc32054"/>
+      <w:bookmarkStart w:id="2" w:name="_Toc13806"/>
+      <w:bookmarkStart w:id="3" w:name="_Toc105081892"/>
+      <w:bookmarkStart w:id="4" w:name="_Toc21669"/>
+      <w:bookmarkStart w:id="5" w:name="_Toc24397"/>
+      <w:bookmarkStart w:id="6" w:name="_Toc32054"/>
+      <w:bookmarkStart w:id="7" w:name="_Toc24178_WPSOffice_Level1"/>
+      <w:bookmarkStart w:id="8" w:name="_Toc27500"/>
       <w:r>
         <w:rPr>
           <w:rFonts w:hint="eastAsia" w:ascii="Times New Roman" w:hAnsi="Times New Roman" w:eastAsia="微软雅黑" w:cs="Times New Roman"/>
@@ -144,14 +144,14 @@
               </w:rPr>
             </w:pPr>
             <w:bookmarkStart w:id="9" w:name="_Hlk16792570"/>
-            <w:bookmarkStart w:id="10" w:name="_Toc23369_WPSOffice_Level1"/>
+            <w:bookmarkStart w:id="10" w:name="_Toc105081895"/>
             <w:bookmarkStart w:id="11" w:name="_Toc18058"/>
-            <w:bookmarkStart w:id="12" w:name="_Toc4088"/>
-            <w:bookmarkStart w:id="13" w:name="_Toc3871"/>
-            <w:bookmarkStart w:id="14" w:name="_Toc1410"/>
-            <w:bookmarkStart w:id="15" w:name="_Toc105081895"/>
-            <w:bookmarkStart w:id="16" w:name="_Toc6221_WPSOffice_Level1"/>
-            <w:bookmarkStart w:id="17" w:name="_Toc25920"/>
+            <w:bookmarkStart w:id="12" w:name="_Toc25920"/>
+            <w:bookmarkStart w:id="13" w:name="_Toc1410"/>
+            <w:bookmarkStart w:id="14" w:name="_Toc23369_WPSOffice_Level1"/>
+            <w:bookmarkStart w:id="15" w:name="_Toc6221_WPSOffice_Level1"/>
+            <w:bookmarkStart w:id="16" w:name="_Toc3871"/>
+            <w:bookmarkStart w:id="17" w:name="_Toc4088"/>
             <w:bookmarkStart w:id="18" w:name="_Toc534807930"/>
             <w:bookmarkStart w:id="19" w:name="_Toc3823"/>
             <w:r>
@@ -927,6 +927,7 @@
             <w:insideH w:val="none" w:color="auto" w:sz="0" w:space="0"/>
             <w:insideV w:val="none" w:color="auto" w:sz="0" w:space="0"/>
           </w:tblBorders>
+          <w:shd w:val="clear" w:color="auto" w:fill="auto"/>
         </w:tblPrEx>
         <w:trPr>
           <w:trHeight w:val="488" w:hRule="atLeast"/>
@@ -977,9 +978,9 @@
                 </w14:textFill>
               </w:rPr>
             </w:pPr>
-            <w:bookmarkStart w:id="20" w:name="_Toc24256"/>
-            <w:bookmarkStart w:id="21" w:name="_Toc149837255"/>
-            <w:bookmarkStart w:id="22" w:name="_Toc21059"/>
+            <w:bookmarkStart w:id="20" w:name="_Toc149837255"/>
+            <w:bookmarkStart w:id="21" w:name="_Toc21059"/>
+            <w:bookmarkStart w:id="22" w:name="_Toc24256"/>
             <w:bookmarkStart w:id="23" w:name="_Toc105081896"/>
             <w:r>
               <w:rPr>
@@ -1062,172 +1063,6 @@
                 <w:lang w:eastAsia="zh-CN"/>
               </w:rPr>
               <w:t>检测结果</w:t>
-            </w:r>
-          </w:p>
-        </w:tc>
-      </w:tr>
-      <w:tr>
-        <w:tblPrEx>
-          <w:tblBorders>
-            <w:top w:val="none" w:color="auto" w:sz="0" w:space="0"/>
-            <w:left w:val="none" w:color="auto" w:sz="0" w:space="0"/>
-            <w:bottom w:val="none" w:color="auto" w:sz="0" w:space="0"/>
-            <w:right w:val="none" w:color="auto" w:sz="0" w:space="0"/>
-            <w:insideH w:val="none" w:color="auto" w:sz="0" w:space="0"/>
-            <w:insideV w:val="none" w:color="auto" w:sz="0" w:space="0"/>
-          </w:tblBorders>
-          <w:tblCellMar>
-            <w:top w:w="0" w:type="dxa"/>
-            <w:left w:w="0" w:type="dxa"/>
-            <w:bottom w:w="0" w:type="dxa"/>
-            <w:right w:w="0" w:type="dxa"/>
-          </w:tblCellMar>
-        </w:tblPrEx>
-        <w:trPr>
-          <w:trHeight w:val="397" w:hRule="atLeast"/>
-          <w:jc w:val="center"/>
-        </w:trPr>
-        <w:tc>
-          <w:tcPr>
-            <w:tcW w:w="2143" w:type="pct"/>
-            <w:gridSpan w:val="2"/>
-            <w:tcBorders>
-              <w:top w:val="single" w:color="31849B" w:sz="12" w:space="0"/>
-              <w:bottom w:val="single" w:color="31849B" w:sz="8" w:space="0"/>
-              <w:right w:val="single" w:color="31849B" w:sz="8" w:space="0"/>
-            </w:tcBorders>
-            <w:shd w:val="clear" w:color="auto" w:fill="auto"/>
-            <w:vAlign w:val="center"/>
-          </w:tcPr>
-          <w:p>
-            <w:pPr>
-              <w:pStyle w:val="20"/>
-              <w:keepNext w:val="0"/>
-              <w:keepLines w:val="0"/>
-              <w:pageBreakBefore w:val="0"/>
-              <w:widowControl w:val="0"/>
-              <w:kinsoku/>
-              <w:wordWrap/>
-              <w:overflowPunct/>
-              <w:topLinePunct w:val="0"/>
-              <w:autoSpaceDE/>
-              <w:autoSpaceDN/>
-              <w:bidi w:val="0"/>
-              <w:adjustRightInd w:val="0"/>
-              <w:snapToGrid w:val="0"/>
-              <w:spacing w:line="240" w:lineRule="auto"/>
-              <w:ind w:left="110" w:leftChars="50"/>
-              <w:jc w:val="both"/>
-              <w:textAlignment w:val="auto"/>
-              <w:rPr>
-                <w:rFonts w:ascii="Times New Roman" w:hAnsi="Times New Roman" w:eastAsia="微软雅黑" w:cs="Times New Roman"/>
-                <w:b/>
-                <w:bCs/>
-                <w:color w:val="262626"/>
-                <w:sz w:val="21"/>
-                <w:szCs w:val="21"/>
-              </w:rPr>
-            </w:pPr>
-            <w:r>
-              <w:rPr>
-                <w:rFonts w:ascii="Times New Roman" w:hAnsi="Times New Roman" w:eastAsia="微软雅黑" w:cs="Times New Roman"/>
-                <w:b/>
-                <w:bCs/>
-                <w:color w:val="262626"/>
-                <w:sz w:val="21"/>
-                <w:szCs w:val="21"/>
-              </w:rPr>
-              <w:t>靶向用药指导</w:t>
-            </w:r>
-          </w:p>
-        </w:tc>
-        <w:tc>
-          <w:tcPr>
-            <w:tcW w:w="2856" w:type="pct"/>
-            <w:tcBorders>
-              <w:top w:val="single" w:color="31849B" w:sz="12" w:space="0"/>
-              <w:left w:val="single" w:color="31849B" w:sz="8" w:space="0"/>
-              <w:bottom w:val="single" w:color="31849B" w:sz="8" w:space="0"/>
-            </w:tcBorders>
-            <w:shd w:val="clear" w:color="auto" w:fill="auto"/>
-            <w:vAlign w:val="center"/>
-          </w:tcPr>
-          <w:p>
-            <w:pPr>
-              <w:pStyle w:val="20"/>
-              <w:keepNext w:val="0"/>
-              <w:keepLines w:val="0"/>
-              <w:pageBreakBefore w:val="0"/>
-              <w:widowControl w:val="0"/>
-              <w:kinsoku/>
-              <w:wordWrap/>
-              <w:overflowPunct/>
-              <w:topLinePunct w:val="0"/>
-              <w:autoSpaceDE/>
-              <w:autoSpaceDN/>
-              <w:bidi w:val="0"/>
-              <w:adjustRightInd w:val="0"/>
-              <w:snapToGrid w:val="0"/>
-              <w:spacing w:line="240" w:lineRule="auto"/>
-              <w:ind w:left="110" w:leftChars="50" w:right="119" w:rightChars="0"/>
-              <w:jc w:val="both"/>
-              <w:textAlignment w:val="auto"/>
-              <w:rPr>
-                <w:rFonts w:hint="eastAsia" w:ascii="Times New Roman" w:hAnsi="Times New Roman" w:eastAsia="微软雅黑" w:cs="Times New Roman"/>
-                <w:color w:val="262626"/>
-                <w:sz w:val="21"/>
-                <w:szCs w:val="21"/>
-                <w:lang w:eastAsia="zh-CN"/>
-              </w:rPr>
-            </w:pPr>
-            <w:r>
-              <w:rPr>
-                <w:rFonts w:hint="eastAsia" w:ascii="Times New Roman" w:hAnsi="Times New Roman" w:eastAsia="微软雅黑" w:cs="Times New Roman"/>
-                <w:color w:val="262626"/>
-                <w:sz w:val="21"/>
-                <w:szCs w:val="21"/>
-                <w:lang w:eastAsia="zh-CN"/>
-              </w:rPr>
-              <w:t>共检出{{ summaryOfRresults.thisGeneticmarkerVwListSize }}个体细胞突变，其中{{ summaryOfRresults.somaticCellMedicationNum}}个与靶向药物相关{{bodyDrugStr}}；</w:t>
-            </w:r>
-          </w:p>
-          <w:p>
-            <w:pPr>
-              <w:pStyle w:val="20"/>
-              <w:keepNext w:val="0"/>
-              <w:keepLines w:val="0"/>
-              <w:pageBreakBefore w:val="0"/>
-              <w:widowControl w:val="0"/>
-              <w:kinsoku/>
-              <w:wordWrap/>
-              <w:overflowPunct/>
-              <w:topLinePunct w:val="0"/>
-              <w:autoSpaceDE/>
-              <w:autoSpaceDN/>
-              <w:bidi w:val="0"/>
-              <w:adjustRightInd w:val="0"/>
-              <w:snapToGrid w:val="0"/>
-              <w:spacing w:line="240" w:lineRule="auto"/>
-              <w:ind w:left="110" w:leftChars="50" w:right="119" w:rightChars="0"/>
-              <w:jc w:val="both"/>
-              <w:textAlignment w:val="auto"/>
-              <w:rPr>
-                <w:rFonts w:hint="eastAsia" w:ascii="Times New Roman" w:hAnsi="Times New Roman" w:eastAsia="微软雅黑" w:cs="Times New Roman"/>
-                <w:color w:val="262626"/>
-                <w:sz w:val="21"/>
-                <w:szCs w:val="21"/>
-                <w:lang w:eastAsia="zh-CN"/>
-              </w:rPr>
-            </w:pPr>
-            <w:r>
-              <w:rPr>
-                <w:rFonts w:hint="eastAsia" w:ascii="Times New Roman" w:hAnsi="Times New Roman" w:eastAsia="微软雅黑" w:cs="Times New Roman"/>
-                <w:color w:val="262626"/>
-                <w:sz w:val="21"/>
-                <w:szCs w:val="21"/>
-                <w:lang w:eastAsia="zh-CN"/>
-              </w:rPr>
-              <w:t>共检出{{ summaryOfRresults.crCheckLineStrYF1280Size }}个胚系突变，其中{{summaryOfRresults.crDrugList}}个与靶向药物相关{{embryonalDrugStr}}</w:t>
             </w:r>
           </w:p>
         </w:tc>
@@ -1259,6 +1094,7 @@
             <w:tcW w:w="2143" w:type="pct"/>
             <w:gridSpan w:val="2"/>
             <w:tcBorders>
+              <w:top w:val="single" w:color="31849B" w:sz="12" w:space="0"/>
               <w:bottom w:val="single" w:color="31849B" w:sz="8" w:space="0"/>
               <w:right w:val="single" w:color="31849B" w:sz="8" w:space="0"/>
             </w:tcBorders>
@@ -1286,12 +1122,12 @@
               <w:jc w:val="both"/>
               <w:textAlignment w:val="auto"/>
               <w:rPr>
-                <w:rFonts w:ascii="Times New Roman" w:hAnsi="Times New Roman" w:eastAsia="微软雅黑" w:cs="黑体"/>
+                <w:rFonts w:ascii="Times New Roman" w:hAnsi="Times New Roman" w:eastAsia="微软雅黑" w:cs="Times New Roman"/>
                 <w:b/>
                 <w:bCs/>
                 <w:color w:val="262626"/>
                 <w:sz w:val="21"/>
-                <w:lang w:eastAsia="zh-CN"/>
+                <w:szCs w:val="21"/>
               </w:rPr>
             </w:pPr>
             <w:r>
@@ -1303,7 +1139,7 @@
                 <w:sz w:val="21"/>
                 <w:szCs w:val="21"/>
               </w:rPr>
-              <w:t>肿瘤遗传风险检测</w:t>
+              <w:t>靶向用药指导</w:t>
             </w:r>
           </w:p>
         </w:tc>
@@ -1311,7 +1147,7 @@
           <w:tcPr>
             <w:tcW w:w="2856" w:type="pct"/>
             <w:tcBorders>
-              <w:top w:val="single" w:color="31849B" w:sz="8" w:space="0"/>
+              <w:top w:val="single" w:color="31849B" w:sz="12" w:space="0"/>
               <w:left w:val="single" w:color="31849B" w:sz="8" w:space="0"/>
               <w:bottom w:val="single" w:color="31849B" w:sz="8" w:space="0"/>
             </w:tcBorders>
@@ -1354,153 +1190,9 @@
                 <w:szCs w:val="21"/>
                 <w:lang w:eastAsia="zh-CN"/>
               </w:rPr>
-              <w:t>共检出{{ summaryOfRresults.crCheckLineStrYF1280Size }}个胚系突变，其中{{summaryOfRresults.hasPathogenicityCount}}个为致病/可能致病性突变{{crCheckDrugStr}}{{summaryOfRresults.cr_tumors_desc}}</w:t>
-            </w:r>
-          </w:p>
-        </w:tc>
-      </w:tr>
-      <w:tr>
-        <w:tblPrEx>
-          <w:tblBorders>
-            <w:top w:val="none" w:color="auto" w:sz="0" w:space="0"/>
-            <w:left w:val="none" w:color="auto" w:sz="0" w:space="0"/>
-            <w:bottom w:val="none" w:color="auto" w:sz="0" w:space="0"/>
-            <w:right w:val="none" w:color="auto" w:sz="0" w:space="0"/>
-            <w:insideH w:val="none" w:color="auto" w:sz="0" w:space="0"/>
-            <w:insideV w:val="none" w:color="auto" w:sz="0" w:space="0"/>
-          </w:tblBorders>
-          <w:tblCellMar>
-            <w:top w:w="0" w:type="dxa"/>
-            <w:left w:w="0" w:type="dxa"/>
-            <w:bottom w:w="0" w:type="dxa"/>
-            <w:right w:w="0" w:type="dxa"/>
-          </w:tblCellMar>
-        </w:tblPrEx>
-        <w:trPr>
-          <w:trHeight w:val="397" w:hRule="atLeast"/>
-          <w:jc w:val="center"/>
-        </w:trPr>
-        <w:tc>
-          <w:tcPr>
-            <w:tcW w:w="809" w:type="pct"/>
-            <w:vMerge w:val="restart"/>
-            <w:tcBorders>
-              <w:top w:val="single" w:color="31849B" w:sz="8" w:space="0"/>
-              <w:bottom w:val="single" w:color="31849B" w:sz="8" w:space="0"/>
-              <w:right w:val="single" w:color="31849B" w:sz="8" w:space="0"/>
-            </w:tcBorders>
-            <w:shd w:val="clear" w:color="auto" w:fill="auto"/>
-            <w:vAlign w:val="center"/>
-          </w:tcPr>
-          <w:p>
-            <w:pPr>
-              <w:keepNext w:val="0"/>
-              <w:keepLines w:val="0"/>
-              <w:pageBreakBefore w:val="0"/>
-              <w:widowControl w:val="0"/>
-              <w:kinsoku/>
-              <w:wordWrap/>
-              <w:overflowPunct/>
-              <w:topLinePunct w:val="0"/>
-              <w:autoSpaceDE/>
-              <w:autoSpaceDN/>
-              <w:bidi w:val="0"/>
-              <w:adjustRightInd w:val="0"/>
-              <w:snapToGrid w:val="0"/>
-              <w:spacing w:line="240" w:lineRule="auto"/>
-              <w:ind w:left="110" w:leftChars="50"/>
-              <w:jc w:val="both"/>
-              <w:textAlignment w:val="auto"/>
-              <w:rPr>
-                <w:rFonts w:ascii="Times New Roman" w:hAnsi="Times New Roman" w:eastAsia="微软雅黑" w:cs="Times New Roman"/>
-                <w:b/>
-                <w:bCs/>
-                <w:color w:val="262626"/>
-                <w:sz w:val="21"/>
-                <w:szCs w:val="21"/>
-                <w:lang w:eastAsia="zh-CN"/>
-              </w:rPr>
-            </w:pPr>
-            <w:r>
-              <w:rPr>
-                <w:rFonts w:ascii="Times New Roman" w:hAnsi="Times New Roman" w:eastAsia="微软雅黑" w:cs="Times New Roman"/>
-                <w:b/>
-                <w:bCs/>
-                <w:color w:val="262626"/>
-                <w:sz w:val="21"/>
-                <w:szCs w:val="21"/>
-                <w:lang w:eastAsia="zh-CN"/>
-              </w:rPr>
-              <w:t>免疫治疗相关标志物检测</w:t>
-            </w:r>
-          </w:p>
-        </w:tc>
-        <w:tc>
-          <w:tcPr>
-            <w:tcW w:w="1333" w:type="pct"/>
-            <w:tcBorders>
-              <w:top w:val="single" w:color="31849B" w:sz="8" w:space="0"/>
-              <w:left w:val="single" w:color="31849B" w:sz="8" w:space="0"/>
-              <w:bottom w:val="single" w:color="31849B" w:sz="8" w:space="0"/>
-              <w:right w:val="single" w:color="31849B" w:sz="8" w:space="0"/>
-            </w:tcBorders>
-            <w:shd w:val="clear" w:color="auto" w:fill="auto"/>
-            <w:vAlign w:val="center"/>
-          </w:tcPr>
-          <w:p>
-            <w:pPr>
-              <w:keepNext w:val="0"/>
-              <w:keepLines w:val="0"/>
-              <w:pageBreakBefore w:val="0"/>
-              <w:widowControl w:val="0"/>
-              <w:kinsoku/>
-              <w:wordWrap/>
-              <w:overflowPunct/>
-              <w:topLinePunct w:val="0"/>
-              <w:autoSpaceDE/>
-              <w:autoSpaceDN/>
-              <w:bidi w:val="0"/>
-              <w:adjustRightInd w:val="0"/>
-              <w:snapToGrid w:val="0"/>
-              <w:spacing w:line="240" w:lineRule="auto"/>
-              <w:ind w:left="110" w:leftChars="50"/>
-              <w:jc w:val="both"/>
-              <w:textAlignment w:val="auto"/>
-              <w:rPr>
-                <w:rFonts w:ascii="Times New Roman" w:hAnsi="Times New Roman" w:eastAsia="微软雅黑" w:cs="Times New Roman"/>
-                <w:b/>
-                <w:bCs/>
-                <w:color w:val="262626"/>
-                <w:kern w:val="2"/>
-                <w:sz w:val="21"/>
-                <w:szCs w:val="21"/>
-                <w:lang w:val="en-US" w:eastAsia="zh-CN" w:bidi="ar-SA"/>
-              </w:rPr>
-            </w:pPr>
-            <w:r>
-              <w:rPr>
-                <w:rFonts w:ascii="Times New Roman" w:hAnsi="Times New Roman" w:eastAsia="微软雅黑" w:cs="黑体"/>
-                <w:b/>
-                <w:bCs/>
-                <w:color w:val="262626"/>
-                <w:sz w:val="21"/>
-                <w:lang w:eastAsia="zh-CN"/>
-              </w:rPr>
-              <w:t>微卫星不稳定性（MSI）</w:t>
-            </w:r>
-          </w:p>
-        </w:tc>
-        <w:tc>
-          <w:tcPr>
-            <w:tcW w:w="2856" w:type="pct"/>
-            <w:tcBorders>
-              <w:top w:val="single" w:color="31849B" w:sz="8" w:space="0"/>
-              <w:left w:val="single" w:color="31849B" w:sz="8" w:space="0"/>
-              <w:bottom w:val="single" w:color="31849B" w:sz="8" w:space="0"/>
-            </w:tcBorders>
-            <w:shd w:val="clear" w:color="auto" w:fill="auto"/>
-            <w:vAlign w:val="center"/>
-          </w:tcPr>
+              <w:t>共检出{{ summaryOfRresults.thisGeneticmarkerVwListSize }}个体细胞突变，其中{{ summaryOfRresults.somaticCellMedicationNum}}个与靶向药物相关{{bodyDrugStr}}；</w:t>
+            </w:r>
+          </w:p>
           <w:p>
             <w:pPr>
               <w:pStyle w:val="20"/>
@@ -1522,287 +1214,22 @@
               <w:jc w:val="both"/>
               <w:textAlignment w:val="auto"/>
               <w:rPr>
-                <w:rFonts w:hint="eastAsia" w:ascii="微软雅黑" w:hAnsi="微软雅黑" w:eastAsia="微软雅黑" w:cs="微软雅黑"/>
-                <w:color w:val="262626"/>
-                <w:sz w:val="18"/>
-                <w:szCs w:val="18"/>
-                <w:lang w:eastAsia="zh-CN"/>
-              </w:rPr>
-            </w:pPr>
-            <w:r>
-              <w:rPr>
-                <w:rFonts w:hint="default" w:ascii="Times New Roman" w:hAnsi="Times New Roman" w:eastAsia="微软雅黑" w:cs="Times New Roman"/>
-                <w:color w:val="262626"/>
-                <w:sz w:val="21"/>
-                <w:szCs w:val="21"/>
-                <w:lang w:val="en-US" w:eastAsia="zh-CN" w:bidi="ar-SA"/>
-              </w:rPr>
-              <w:t>{{summaryOfRresults.msi_status</w:t>
-            </w:r>
-            <w:r>
-              <w:rPr>
                 <w:rFonts w:hint="eastAsia" w:ascii="Times New Roman" w:hAnsi="Times New Roman" w:eastAsia="微软雅黑" w:cs="Times New Roman"/>
                 <w:color w:val="262626"/>
                 <w:sz w:val="21"/>
                 <w:szCs w:val="21"/>
-                <w:lang w:val="en-US" w:eastAsia="zh-CN" w:bidi="ar-SA"/>
-              </w:rPr>
-              <w:t>_</w:t>
-            </w:r>
-            <w:r>
-              <w:rPr>
-                <w:rFonts w:hint="default" w:ascii="Times New Roman" w:hAnsi="Times New Roman" w:eastAsia="微软雅黑" w:cs="Times New Roman"/>
-                <w:color w:val="262626"/>
-                <w:sz w:val="21"/>
-                <w:szCs w:val="21"/>
-                <w:lang w:val="en-US" w:eastAsia="zh-CN" w:bidi="ar-SA"/>
-              </w:rPr>
-              <w:t>state}}</w:t>
-            </w:r>
-          </w:p>
-        </w:tc>
-      </w:tr>
-      <w:tr>
-        <w:tblPrEx>
-          <w:tblBorders>
-            <w:top w:val="none" w:color="auto" w:sz="0" w:space="0"/>
-            <w:left w:val="none" w:color="auto" w:sz="0" w:space="0"/>
-            <w:bottom w:val="none" w:color="auto" w:sz="0" w:space="0"/>
-            <w:right w:val="none" w:color="auto" w:sz="0" w:space="0"/>
-            <w:insideH w:val="none" w:color="auto" w:sz="0" w:space="0"/>
-            <w:insideV w:val="none" w:color="auto" w:sz="0" w:space="0"/>
-          </w:tblBorders>
-          <w:tblCellMar>
-            <w:top w:w="0" w:type="dxa"/>
-            <w:left w:w="0" w:type="dxa"/>
-            <w:bottom w:w="0" w:type="dxa"/>
-            <w:right w:w="0" w:type="dxa"/>
-          </w:tblCellMar>
-        </w:tblPrEx>
-        <w:trPr>
-          <w:trHeight w:val="397" w:hRule="atLeast"/>
-          <w:jc w:val="center"/>
-        </w:trPr>
-        <w:tc>
-          <w:tcPr>
-            <w:tcW w:w="809" w:type="pct"/>
-            <w:vMerge w:val="continue"/>
-            <w:tcBorders>
-              <w:top w:val="single" w:color="31849B" w:sz="8" w:space="0"/>
-              <w:bottom w:val="single" w:color="31849B" w:sz="8" w:space="0"/>
-              <w:right w:val="single" w:color="31849B" w:sz="8" w:space="0"/>
-            </w:tcBorders>
-            <w:shd w:val="clear" w:color="auto" w:fill="auto"/>
-            <w:vAlign w:val="center"/>
-          </w:tcPr>
-          <w:p>
-            <w:pPr>
-              <w:keepNext w:val="0"/>
-              <w:keepLines w:val="0"/>
-              <w:pageBreakBefore w:val="0"/>
-              <w:widowControl w:val="0"/>
-              <w:kinsoku/>
-              <w:wordWrap/>
-              <w:overflowPunct/>
-              <w:topLinePunct w:val="0"/>
-              <w:autoSpaceDE/>
-              <w:autoSpaceDN/>
-              <w:bidi w:val="0"/>
-              <w:adjustRightInd w:val="0"/>
-              <w:snapToGrid w:val="0"/>
-              <w:spacing w:line="240" w:lineRule="auto"/>
-              <w:ind w:left="110" w:leftChars="50"/>
-              <w:jc w:val="both"/>
-              <w:textAlignment w:val="auto"/>
-              <w:rPr>
-                <w:rFonts w:ascii="Times New Roman" w:hAnsi="Times New Roman" w:eastAsia="微软雅黑" w:cs="Times New Roman"/>
-                <w:b/>
-                <w:bCs/>
-                <w:color w:val="262626"/>
-                <w:sz w:val="21"/>
-                <w:szCs w:val="21"/>
-                <w:lang w:eastAsia="zh-CN"/>
-              </w:rPr>
-            </w:pPr>
-          </w:p>
-        </w:tc>
-        <w:tc>
-          <w:tcPr>
-            <w:tcW w:w="1333" w:type="pct"/>
-            <w:tcBorders>
-              <w:top w:val="single" w:color="31849B" w:sz="8" w:space="0"/>
-              <w:left w:val="single" w:color="31849B" w:sz="8" w:space="0"/>
-              <w:bottom w:val="single" w:color="31849B" w:sz="8" w:space="0"/>
-              <w:right w:val="single" w:color="31849B" w:sz="8" w:space="0"/>
-            </w:tcBorders>
-            <w:shd w:val="clear" w:color="auto" w:fill="auto"/>
-            <w:vAlign w:val="center"/>
-          </w:tcPr>
-          <w:p>
-            <w:pPr>
-              <w:keepNext w:val="0"/>
-              <w:keepLines w:val="0"/>
-              <w:pageBreakBefore w:val="0"/>
-              <w:widowControl w:val="0"/>
-              <w:kinsoku/>
-              <w:wordWrap/>
-              <w:overflowPunct/>
-              <w:topLinePunct w:val="0"/>
-              <w:autoSpaceDE/>
-              <w:autoSpaceDN/>
-              <w:bidi w:val="0"/>
-              <w:adjustRightInd w:val="0"/>
-              <w:snapToGrid w:val="0"/>
-              <w:spacing w:line="240" w:lineRule="auto"/>
-              <w:ind w:left="110" w:leftChars="50"/>
-              <w:jc w:val="both"/>
-              <w:textAlignment w:val="auto"/>
-              <w:rPr>
-                <w:rFonts w:ascii="Times New Roman" w:hAnsi="Times New Roman" w:eastAsia="微软雅黑" w:cs="Times New Roman"/>
-                <w:b/>
-                <w:bCs/>
-                <w:color w:val="262626"/>
-                <w:kern w:val="2"/>
-                <w:sz w:val="21"/>
-                <w:szCs w:val="21"/>
-                <w:lang w:val="en-US" w:eastAsia="zh-CN" w:bidi="ar-SA"/>
+                <w:lang w:eastAsia="zh-CN"/>
               </w:rPr>
             </w:pPr>
             <w:r>
               <w:rPr>
                 <w:rFonts w:hint="eastAsia" w:ascii="Times New Roman" w:hAnsi="Times New Roman" w:eastAsia="微软雅黑" w:cs="Times New Roman"/>
-                <w:b/>
-                <w:bCs/>
-                <w:color w:val="262626"/>
-                <w:sz w:val="21"/>
-                <w:szCs w:val="21"/>
-                <w:lang w:eastAsia="zh-CN"/>
-              </w:rPr>
-              <w:t>错配修复（MMR）基因</w:t>
-            </w:r>
-          </w:p>
-        </w:tc>
-        <w:tc>
-          <w:tcPr>
-            <w:tcW w:w="2856" w:type="pct"/>
-            <w:tcBorders>
-              <w:top w:val="single" w:color="31849B" w:sz="8" w:space="0"/>
-              <w:left w:val="single" w:color="31849B" w:sz="8" w:space="0"/>
-              <w:bottom w:val="single" w:color="31849B" w:sz="8" w:space="0"/>
-            </w:tcBorders>
-            <w:shd w:val="clear" w:color="auto" w:fill="auto"/>
-            <w:vAlign w:val="center"/>
-          </w:tcPr>
-          <w:p>
-            <w:pPr>
-              <w:pStyle w:val="20"/>
-              <w:keepNext w:val="0"/>
-              <w:keepLines w:val="0"/>
-              <w:pageBreakBefore w:val="0"/>
-              <w:widowControl w:val="0"/>
-              <w:kinsoku/>
-              <w:wordWrap/>
-              <w:overflowPunct/>
-              <w:topLinePunct w:val="0"/>
-              <w:autoSpaceDE/>
-              <w:autoSpaceDN/>
-              <w:bidi w:val="0"/>
-              <w:adjustRightInd w:val="0"/>
-              <w:snapToGrid w:val="0"/>
-              <w:spacing w:line="240" w:lineRule="auto"/>
-              <w:ind w:left="110" w:leftChars="50" w:right="119" w:rightChars="0"/>
-              <w:jc w:val="both"/>
-              <w:textAlignment w:val="auto"/>
-              <w:rPr>
-                <w:rFonts w:hint="eastAsia" w:ascii="微软雅黑" w:hAnsi="微软雅黑" w:eastAsia="微软雅黑" w:cs="微软雅黑"/>
-                <w:color w:val="262626"/>
-                <w:sz w:val="18"/>
-                <w:szCs w:val="18"/>
-                <w:lang w:eastAsia="zh-CN"/>
-              </w:rPr>
-            </w:pPr>
-            <w:r>
-              <w:rPr>
-                <w:rFonts w:hint="default" w:ascii="Times New Roman" w:hAnsi="Times New Roman" w:eastAsia="微软雅黑" w:cs="Times New Roman"/>
-                <w:color w:val="262626"/>
-                <w:sz w:val="21"/>
-                <w:szCs w:val="21"/>
-                <w:lang w:val="en-US" w:eastAsia="zh-CN" w:bidi="ar-SA"/>
-              </w:rPr>
-              <w:t>共检出{{summaryOfRresults.dMMRinfoSize}}个MMR基因失活突变</w:t>
-            </w:r>
-          </w:p>
-        </w:tc>
-      </w:tr>
-      <w:tr>
-        <w:tblPrEx>
-          <w:tblBorders>
-            <w:top w:val="none" w:color="auto" w:sz="0" w:space="0"/>
-            <w:left w:val="none" w:color="auto" w:sz="0" w:space="0"/>
-            <w:bottom w:val="none" w:color="auto" w:sz="0" w:space="0"/>
-            <w:right w:val="none" w:color="auto" w:sz="0" w:space="0"/>
-            <w:insideH w:val="none" w:color="auto" w:sz="0" w:space="0"/>
-            <w:insideV w:val="none" w:color="auto" w:sz="0" w:space="0"/>
-          </w:tblBorders>
-          <w:tblCellMar>
-            <w:top w:w="0" w:type="dxa"/>
-            <w:left w:w="0" w:type="dxa"/>
-            <w:bottom w:w="0" w:type="dxa"/>
-            <w:right w:w="0" w:type="dxa"/>
-          </w:tblCellMar>
-        </w:tblPrEx>
-        <w:trPr>
-          <w:trHeight w:val="397" w:hRule="atLeast"/>
-          <w:jc w:val="center"/>
-        </w:trPr>
-        <w:tc>
-          <w:tcPr>
-            <w:tcW w:w="5000" w:type="pct"/>
-            <w:gridSpan w:val="3"/>
-            <w:tcBorders>
-              <w:top w:val="single" w:color="31849B" w:sz="8" w:space="0"/>
-              <w:bottom w:val="single" w:color="31849B" w:sz="8" w:space="0"/>
-            </w:tcBorders>
-            <w:shd w:val="clear" w:color="auto" w:fill="auto"/>
-            <w:vAlign w:val="center"/>
-          </w:tcPr>
-          <w:p>
-            <w:pPr>
-              <w:pStyle w:val="20"/>
-              <w:keepNext w:val="0"/>
-              <w:keepLines w:val="0"/>
-              <w:pageBreakBefore w:val="0"/>
-              <w:widowControl w:val="0"/>
-              <w:kinsoku/>
-              <w:wordWrap/>
-              <w:overflowPunct/>
-              <w:topLinePunct w:val="0"/>
-              <w:autoSpaceDE/>
-              <w:autoSpaceDN/>
-              <w:bidi w:val="0"/>
-              <w:adjustRightInd w:val="0"/>
-              <w:snapToGrid w:val="0"/>
-              <w:spacing w:line="240" w:lineRule="auto"/>
-              <w:ind w:left="110" w:leftChars="50" w:right="119" w:rightChars="0"/>
-              <w:jc w:val="both"/>
-              <w:textAlignment w:val="auto"/>
-              <w:rPr>
-                <w:rFonts w:ascii="Times New Roman" w:hAnsi="Times New Roman" w:eastAsia="微软雅黑" w:cs="Times New Roman"/>
-                <w:color w:val="262626"/>
-                <w:sz w:val="21"/>
-                <w:szCs w:val="21"/>
-                <w:lang w:eastAsia="zh-CN"/>
-              </w:rPr>
-            </w:pPr>
-            <w:r>
-              <w:rPr>
-                <w:rFonts w:hint="eastAsia" w:ascii="Times New Roman" w:hAnsi="Times New Roman" w:eastAsia="微软雅黑" w:cs="Times New Roman"/>
-                <w:color w:val="262626"/>
-                <w:sz w:val="21"/>
-                <w:szCs w:val="21"/>
-                <w:lang w:eastAsia="zh-CN"/>
-              </w:rPr>
-              <w:t>{%tr if gastrointestinalStromalTumor == True %}</w:t>
+                <w:color w:val="262626"/>
+                <w:sz w:val="21"/>
+                <w:szCs w:val="21"/>
+                <w:lang w:eastAsia="zh-CN"/>
+              </w:rPr>
+              <w:t>共检出{{ summaryOfRresults.crCheckLineStrYF1280Size }}个胚系突变，其中{{summaryOfRresults.crDrugList}}个与靶向药物相关{{embryonalDrugStr}}</w:t>
             </w:r>
           </w:p>
         </w:tc>
@@ -1834,7 +1261,6 @@
             <w:tcW w:w="2143" w:type="pct"/>
             <w:gridSpan w:val="2"/>
             <w:tcBorders>
-              <w:top w:val="single" w:color="31849B" w:sz="8" w:space="0"/>
               <w:bottom w:val="single" w:color="31849B" w:sz="8" w:space="0"/>
               <w:right w:val="single" w:color="31849B" w:sz="8" w:space="0"/>
             </w:tcBorders>
@@ -1862,26 +1288,24 @@
               <w:jc w:val="both"/>
               <w:textAlignment w:val="auto"/>
               <w:rPr>
+                <w:rFonts w:ascii="Times New Roman" w:hAnsi="Times New Roman" w:eastAsia="微软雅黑" w:cs="黑体"/>
+                <w:b/>
+                <w:bCs/>
+                <w:color w:val="262626"/>
+                <w:sz w:val="21"/>
+                <w:lang w:eastAsia="zh-CN"/>
+              </w:rPr>
+            </w:pPr>
+            <w:r>
+              <w:rPr>
                 <w:rFonts w:ascii="Times New Roman" w:hAnsi="Times New Roman" w:eastAsia="微软雅黑" w:cs="Times New Roman"/>
                 <w:b/>
                 <w:bCs/>
                 <w:color w:val="262626"/>
                 <w:sz w:val="21"/>
                 <w:szCs w:val="21"/>
-                <w:lang w:eastAsia="zh-CN"/>
-              </w:rPr>
-            </w:pPr>
-            <w:r>
-              <w:rPr>
-                <w:rFonts w:ascii="Times New Roman" w:hAnsi="Times New Roman" w:eastAsia="微软雅黑" w:cs="Times New Roman"/>
-                <w:b/>
-                <w:bCs/>
-                <w:color w:val="262626"/>
-                <w:sz w:val="21"/>
-                <w:szCs w:val="21"/>
-                <w:lang w:eastAsia="zh-CN"/>
-              </w:rPr>
-              <w:t>化疗药物检测</w:t>
+              </w:rPr>
+              <w:t>肿瘤遗传风险检测</w:t>
             </w:r>
           </w:p>
         </w:tc>
@@ -1917,22 +1341,22 @@
               <w:jc w:val="both"/>
               <w:textAlignment w:val="auto"/>
               <w:rPr>
-                <w:rFonts w:hint="eastAsia" w:ascii="微软雅黑" w:hAnsi="微软雅黑" w:eastAsia="微软雅黑" w:cs="微软雅黑"/>
-                <w:color w:val="262626"/>
-                <w:sz w:val="18"/>
-                <w:szCs w:val="18"/>
-                <w:lang w:eastAsia="zh-CN"/>
-              </w:rPr>
-            </w:pPr>
-            <w:r>
-              <w:rPr>
-                <w:rFonts w:ascii="Times New Roman" w:hAnsi="Times New Roman" w:eastAsia="微软雅黑" w:cs="Times New Roman"/>
-                <w:color w:val="262626"/>
-                <w:sz w:val="21"/>
-                <w:szCs w:val="21"/>
-                <w:lang w:eastAsia="zh-CN"/>
-              </w:rPr>
-              <w:t>详见“化疗药物检测解析”部分</w:t>
+                <w:rFonts w:hint="eastAsia" w:ascii="Times New Roman" w:hAnsi="Times New Roman" w:eastAsia="微软雅黑" w:cs="Times New Roman"/>
+                <w:color w:val="262626"/>
+                <w:sz w:val="21"/>
+                <w:szCs w:val="21"/>
+                <w:lang w:eastAsia="zh-CN"/>
+              </w:rPr>
+            </w:pPr>
+            <w:r>
+              <w:rPr>
+                <w:rFonts w:hint="eastAsia" w:ascii="Times New Roman" w:hAnsi="Times New Roman" w:eastAsia="微软雅黑" w:cs="Times New Roman"/>
+                <w:color w:val="262626"/>
+                <w:sz w:val="21"/>
+                <w:szCs w:val="21"/>
+                <w:lang w:eastAsia="zh-CN"/>
+              </w:rPr>
+              <w:t>共检出{{ summaryOfRresults.crCheckLineStrYF1280Size }}个胚系突变，其中{{summaryOfRresults.hasPathogenicityCount}}个为致病/可能致病性突变{{crCheckDrugStr}}{{summaryOfRresults.cr_tumors_desc}}</w:t>
             </w:r>
           </w:p>
         </w:tc>
@@ -1961,10 +1385,120 @@
         </w:trPr>
         <w:tc>
           <w:tcPr>
-            <w:tcW w:w="5000" w:type="pct"/>
-            <w:gridSpan w:val="3"/>
+            <w:tcW w:w="809" w:type="pct"/>
+            <w:vMerge w:val="restart"/>
             <w:tcBorders>
               <w:top w:val="single" w:color="31849B" w:sz="8" w:space="0"/>
+              <w:bottom w:val="single" w:color="31849B" w:sz="8" w:space="0"/>
+              <w:right w:val="single" w:color="31849B" w:sz="8" w:space="0"/>
+            </w:tcBorders>
+            <w:shd w:val="clear" w:color="auto" w:fill="auto"/>
+            <w:vAlign w:val="center"/>
+          </w:tcPr>
+          <w:p>
+            <w:pPr>
+              <w:keepNext w:val="0"/>
+              <w:keepLines w:val="0"/>
+              <w:pageBreakBefore w:val="0"/>
+              <w:widowControl w:val="0"/>
+              <w:kinsoku/>
+              <w:wordWrap/>
+              <w:overflowPunct/>
+              <w:topLinePunct w:val="0"/>
+              <w:autoSpaceDE/>
+              <w:autoSpaceDN/>
+              <w:bidi w:val="0"/>
+              <w:adjustRightInd w:val="0"/>
+              <w:snapToGrid w:val="0"/>
+              <w:spacing w:line="240" w:lineRule="auto"/>
+              <w:ind w:left="110" w:leftChars="50"/>
+              <w:jc w:val="both"/>
+              <w:textAlignment w:val="auto"/>
+              <w:rPr>
+                <w:rFonts w:ascii="Times New Roman" w:hAnsi="Times New Roman" w:eastAsia="微软雅黑" w:cs="Times New Roman"/>
+                <w:b/>
+                <w:bCs/>
+                <w:color w:val="262626"/>
+                <w:sz w:val="21"/>
+                <w:szCs w:val="21"/>
+                <w:lang w:eastAsia="zh-CN"/>
+              </w:rPr>
+            </w:pPr>
+            <w:r>
+              <w:rPr>
+                <w:rFonts w:ascii="Times New Roman" w:hAnsi="Times New Roman" w:eastAsia="微软雅黑" w:cs="Times New Roman"/>
+                <w:b/>
+                <w:bCs/>
+                <w:color w:val="262626"/>
+                <w:sz w:val="21"/>
+                <w:szCs w:val="21"/>
+                <w:lang w:eastAsia="zh-CN"/>
+              </w:rPr>
+              <w:t>免疫治疗相关标志物检测</w:t>
+            </w:r>
+          </w:p>
+        </w:tc>
+        <w:tc>
+          <w:tcPr>
+            <w:tcW w:w="1333" w:type="pct"/>
+            <w:tcBorders>
+              <w:top w:val="single" w:color="31849B" w:sz="8" w:space="0"/>
+              <w:left w:val="single" w:color="31849B" w:sz="8" w:space="0"/>
+              <w:bottom w:val="single" w:color="31849B" w:sz="8" w:space="0"/>
+              <w:right w:val="single" w:color="31849B" w:sz="8" w:space="0"/>
+            </w:tcBorders>
+            <w:shd w:val="clear" w:color="auto" w:fill="auto"/>
+            <w:vAlign w:val="center"/>
+          </w:tcPr>
+          <w:p>
+            <w:pPr>
+              <w:keepNext w:val="0"/>
+              <w:keepLines w:val="0"/>
+              <w:pageBreakBefore w:val="0"/>
+              <w:widowControl w:val="0"/>
+              <w:kinsoku/>
+              <w:wordWrap/>
+              <w:overflowPunct/>
+              <w:topLinePunct w:val="0"/>
+              <w:autoSpaceDE/>
+              <w:autoSpaceDN/>
+              <w:bidi w:val="0"/>
+              <w:adjustRightInd w:val="0"/>
+              <w:snapToGrid w:val="0"/>
+              <w:spacing w:line="240" w:lineRule="auto"/>
+              <w:ind w:left="110" w:leftChars="50"/>
+              <w:jc w:val="both"/>
+              <w:textAlignment w:val="auto"/>
+              <w:rPr>
+                <w:rFonts w:ascii="Times New Roman" w:hAnsi="Times New Roman" w:eastAsia="微软雅黑" w:cs="Times New Roman"/>
+                <w:b/>
+                <w:bCs/>
+                <w:color w:val="262626"/>
+                <w:kern w:val="2"/>
+                <w:sz w:val="21"/>
+                <w:szCs w:val="21"/>
+                <w:lang w:val="en-US" w:eastAsia="zh-CN" w:bidi="ar-SA"/>
+              </w:rPr>
+            </w:pPr>
+            <w:r>
+              <w:rPr>
+                <w:rFonts w:ascii="Times New Roman" w:hAnsi="Times New Roman" w:eastAsia="微软雅黑" w:cs="黑体"/>
+                <w:b/>
+                <w:bCs/>
+                <w:color w:val="262626"/>
+                <w:sz w:val="21"/>
+                <w:lang w:eastAsia="zh-CN"/>
+              </w:rPr>
+              <w:t>微卫星不稳定性（MSI）</w:t>
+            </w:r>
+          </w:p>
+        </w:tc>
+        <w:tc>
+          <w:tcPr>
+            <w:tcW w:w="2856" w:type="pct"/>
+            <w:tcBorders>
+              <w:top w:val="single" w:color="31849B" w:sz="8" w:space="0"/>
+              <w:left w:val="single" w:color="31849B" w:sz="8" w:space="0"/>
               <w:bottom w:val="single" w:color="31849B" w:sz="8" w:space="0"/>
             </w:tcBorders>
             <w:shd w:val="clear" w:color="auto" w:fill="auto"/>
@@ -1991,22 +1525,42 @@
               <w:jc w:val="both"/>
               <w:textAlignment w:val="auto"/>
               <w:rPr>
-                <w:rFonts w:ascii="Times New Roman" w:hAnsi="Times New Roman" w:eastAsia="微软雅黑" w:cs="Times New Roman"/>
-                <w:color w:val="262626"/>
-                <w:sz w:val="21"/>
-                <w:szCs w:val="21"/>
-                <w:lang w:eastAsia="zh-CN"/>
-              </w:rPr>
-            </w:pPr>
+                <w:rFonts w:hint="eastAsia" w:ascii="微软雅黑" w:hAnsi="微软雅黑" w:eastAsia="微软雅黑" w:cs="微软雅黑"/>
+                <w:color w:val="262626"/>
+                <w:sz w:val="18"/>
+                <w:szCs w:val="18"/>
+                <w:lang w:eastAsia="zh-CN"/>
+              </w:rPr>
+            </w:pPr>
+            <w:r>
+              <w:rPr>
+                <w:rFonts w:hint="default" w:ascii="Times New Roman" w:hAnsi="Times New Roman" w:eastAsia="微软雅黑" w:cs="Times New Roman"/>
+                <w:color w:val="262626"/>
+                <w:sz w:val="21"/>
+                <w:szCs w:val="21"/>
+                <w:lang w:val="en-US" w:eastAsia="zh-CN" w:bidi="ar-SA"/>
+              </w:rPr>
+              <w:t>{{summaryOfRresults.msi_status</w:t>
+            </w:r>
             <w:r>
               <w:rPr>
                 <w:rFonts w:hint="eastAsia" w:ascii="Times New Roman" w:hAnsi="Times New Roman" w:eastAsia="微软雅黑" w:cs="Times New Roman"/>
                 <w:color w:val="262626"/>
                 <w:sz w:val="21"/>
                 <w:szCs w:val="21"/>
-                <w:lang w:eastAsia="zh-CN"/>
-              </w:rPr>
-              <w:t>{%tr endif %}</w:t>
+                <w:lang w:val="en-US" w:eastAsia="zh-CN" w:bidi="ar-SA"/>
+              </w:rPr>
+              <w:t>_</w:t>
+            </w:r>
+            <w:r>
+              <w:rPr>
+                <w:rFonts w:hint="default" w:ascii="Times New Roman" w:hAnsi="Times New Roman" w:eastAsia="微软雅黑" w:cs="Times New Roman"/>
+                <w:color w:val="262626"/>
+                <w:sz w:val="21"/>
+                <w:szCs w:val="21"/>
+                <w:lang w:val="en-US" w:eastAsia="zh-CN" w:bidi="ar-SA"/>
+              </w:rPr>
+              <w:t>state}}</w:t>
             </w:r>
           </w:p>
         </w:tc>
@@ -2021,6 +1575,458 @@
             <w:insideH w:val="none" w:color="auto" w:sz="0" w:space="0"/>
             <w:insideV w:val="none" w:color="auto" w:sz="0" w:space="0"/>
           </w:tblBorders>
+          <w:shd w:val="clear" w:color="auto" w:fill="auto"/>
+          <w:tblCellMar>
+            <w:top w:w="0" w:type="dxa"/>
+            <w:left w:w="0" w:type="dxa"/>
+            <w:bottom w:w="0" w:type="dxa"/>
+            <w:right w:w="0" w:type="dxa"/>
+          </w:tblCellMar>
+        </w:tblPrEx>
+        <w:trPr>
+          <w:trHeight w:val="397" w:hRule="atLeast"/>
+          <w:jc w:val="center"/>
+        </w:trPr>
+        <w:tc>
+          <w:tcPr>
+            <w:tcW w:w="809" w:type="pct"/>
+            <w:vMerge w:val="continue"/>
+            <w:tcBorders>
+              <w:top w:val="single" w:color="31849B" w:sz="8" w:space="0"/>
+              <w:bottom w:val="single" w:color="31849B" w:sz="8" w:space="0"/>
+              <w:right w:val="single" w:color="31849B" w:sz="8" w:space="0"/>
+            </w:tcBorders>
+            <w:shd w:val="clear" w:color="auto" w:fill="auto"/>
+            <w:vAlign w:val="center"/>
+          </w:tcPr>
+          <w:p>
+            <w:pPr>
+              <w:keepNext w:val="0"/>
+              <w:keepLines w:val="0"/>
+              <w:pageBreakBefore w:val="0"/>
+              <w:widowControl w:val="0"/>
+              <w:kinsoku/>
+              <w:wordWrap/>
+              <w:overflowPunct/>
+              <w:topLinePunct w:val="0"/>
+              <w:autoSpaceDE/>
+              <w:autoSpaceDN/>
+              <w:bidi w:val="0"/>
+              <w:adjustRightInd w:val="0"/>
+              <w:snapToGrid w:val="0"/>
+              <w:spacing w:line="240" w:lineRule="auto"/>
+              <w:ind w:left="110" w:leftChars="50"/>
+              <w:jc w:val="both"/>
+              <w:textAlignment w:val="auto"/>
+              <w:rPr>
+                <w:rFonts w:ascii="Times New Roman" w:hAnsi="Times New Roman" w:eastAsia="微软雅黑" w:cs="Times New Roman"/>
+                <w:b/>
+                <w:bCs/>
+                <w:color w:val="262626"/>
+                <w:sz w:val="21"/>
+                <w:szCs w:val="21"/>
+                <w:lang w:eastAsia="zh-CN"/>
+              </w:rPr>
+            </w:pPr>
+          </w:p>
+        </w:tc>
+        <w:tc>
+          <w:tcPr>
+            <w:tcW w:w="1333" w:type="pct"/>
+            <w:tcBorders>
+              <w:top w:val="single" w:color="31849B" w:sz="8" w:space="0"/>
+              <w:left w:val="single" w:color="31849B" w:sz="8" w:space="0"/>
+              <w:bottom w:val="single" w:color="31849B" w:sz="8" w:space="0"/>
+              <w:right w:val="single" w:color="31849B" w:sz="8" w:space="0"/>
+            </w:tcBorders>
+            <w:shd w:val="clear" w:color="auto" w:fill="auto"/>
+            <w:vAlign w:val="center"/>
+          </w:tcPr>
+          <w:p>
+            <w:pPr>
+              <w:keepNext w:val="0"/>
+              <w:keepLines w:val="0"/>
+              <w:pageBreakBefore w:val="0"/>
+              <w:widowControl w:val="0"/>
+              <w:kinsoku/>
+              <w:wordWrap/>
+              <w:overflowPunct/>
+              <w:topLinePunct w:val="0"/>
+              <w:autoSpaceDE/>
+              <w:autoSpaceDN/>
+              <w:bidi w:val="0"/>
+              <w:adjustRightInd w:val="0"/>
+              <w:snapToGrid w:val="0"/>
+              <w:spacing w:line="240" w:lineRule="auto"/>
+              <w:ind w:left="110" w:leftChars="50"/>
+              <w:jc w:val="both"/>
+              <w:textAlignment w:val="auto"/>
+              <w:rPr>
+                <w:rFonts w:ascii="Times New Roman" w:hAnsi="Times New Roman" w:eastAsia="微软雅黑" w:cs="Times New Roman"/>
+                <w:b/>
+                <w:bCs/>
+                <w:color w:val="262626"/>
+                <w:kern w:val="2"/>
+                <w:sz w:val="21"/>
+                <w:szCs w:val="21"/>
+                <w:lang w:val="en-US" w:eastAsia="zh-CN" w:bidi="ar-SA"/>
+              </w:rPr>
+            </w:pPr>
+            <w:r>
+              <w:rPr>
+                <w:rFonts w:hint="eastAsia" w:ascii="Times New Roman" w:hAnsi="Times New Roman" w:eastAsia="微软雅黑" w:cs="Times New Roman"/>
+                <w:b/>
+                <w:bCs/>
+                <w:color w:val="262626"/>
+                <w:sz w:val="21"/>
+                <w:szCs w:val="21"/>
+                <w:lang w:eastAsia="zh-CN"/>
+              </w:rPr>
+              <w:t>错配修复（MMR）基因</w:t>
+            </w:r>
+          </w:p>
+        </w:tc>
+        <w:tc>
+          <w:tcPr>
+            <w:tcW w:w="2856" w:type="pct"/>
+            <w:tcBorders>
+              <w:top w:val="single" w:color="31849B" w:sz="8" w:space="0"/>
+              <w:left w:val="single" w:color="31849B" w:sz="8" w:space="0"/>
+              <w:bottom w:val="single" w:color="31849B" w:sz="8" w:space="0"/>
+            </w:tcBorders>
+            <w:shd w:val="clear" w:color="auto" w:fill="auto"/>
+            <w:vAlign w:val="center"/>
+          </w:tcPr>
+          <w:p>
+            <w:pPr>
+              <w:pStyle w:val="20"/>
+              <w:keepNext w:val="0"/>
+              <w:keepLines w:val="0"/>
+              <w:pageBreakBefore w:val="0"/>
+              <w:widowControl w:val="0"/>
+              <w:kinsoku/>
+              <w:wordWrap/>
+              <w:overflowPunct/>
+              <w:topLinePunct w:val="0"/>
+              <w:autoSpaceDE/>
+              <w:autoSpaceDN/>
+              <w:bidi w:val="0"/>
+              <w:adjustRightInd w:val="0"/>
+              <w:snapToGrid w:val="0"/>
+              <w:spacing w:line="240" w:lineRule="auto"/>
+              <w:ind w:left="110" w:leftChars="50" w:right="119" w:rightChars="0"/>
+              <w:jc w:val="both"/>
+              <w:textAlignment w:val="auto"/>
+              <w:rPr>
+                <w:rFonts w:hint="eastAsia" w:ascii="微软雅黑" w:hAnsi="微软雅黑" w:eastAsia="微软雅黑" w:cs="微软雅黑"/>
+                <w:color w:val="262626"/>
+                <w:sz w:val="18"/>
+                <w:szCs w:val="18"/>
+                <w:lang w:eastAsia="zh-CN"/>
+              </w:rPr>
+            </w:pPr>
+            <w:r>
+              <w:rPr>
+                <w:rFonts w:hint="default" w:ascii="Times New Roman" w:hAnsi="Times New Roman" w:eastAsia="微软雅黑" w:cs="Times New Roman"/>
+                <w:color w:val="262626"/>
+                <w:sz w:val="21"/>
+                <w:szCs w:val="21"/>
+                <w:lang w:val="en-US" w:eastAsia="zh-CN" w:bidi="ar-SA"/>
+              </w:rPr>
+              <w:t>共检出{{summaryOfRresults.dMMRinfoSize}}个MMR基因失活突变</w:t>
+            </w:r>
+          </w:p>
+        </w:tc>
+      </w:tr>
+      <w:tr>
+        <w:tblPrEx>
+          <w:tblBorders>
+            <w:top w:val="none" w:color="auto" w:sz="0" w:space="0"/>
+            <w:left w:val="none" w:color="auto" w:sz="0" w:space="0"/>
+            <w:bottom w:val="none" w:color="auto" w:sz="0" w:space="0"/>
+            <w:right w:val="none" w:color="auto" w:sz="0" w:space="0"/>
+            <w:insideH w:val="none" w:color="auto" w:sz="0" w:space="0"/>
+            <w:insideV w:val="none" w:color="auto" w:sz="0" w:space="0"/>
+          </w:tblBorders>
+          <w:shd w:val="clear" w:color="auto" w:fill="auto"/>
+          <w:tblCellMar>
+            <w:top w:w="0" w:type="dxa"/>
+            <w:left w:w="0" w:type="dxa"/>
+            <w:bottom w:w="0" w:type="dxa"/>
+            <w:right w:w="0" w:type="dxa"/>
+          </w:tblCellMar>
+        </w:tblPrEx>
+        <w:trPr>
+          <w:trHeight w:val="397" w:hRule="atLeast"/>
+          <w:jc w:val="center"/>
+        </w:trPr>
+        <w:tc>
+          <w:tcPr>
+            <w:tcW w:w="5000" w:type="pct"/>
+            <w:gridSpan w:val="3"/>
+            <w:tcBorders>
+              <w:top w:val="single" w:color="31849B" w:sz="8" w:space="0"/>
+              <w:bottom w:val="single" w:color="31849B" w:sz="8" w:space="0"/>
+            </w:tcBorders>
+            <w:shd w:val="clear" w:color="auto" w:fill="auto"/>
+            <w:vAlign w:val="center"/>
+          </w:tcPr>
+          <w:p>
+            <w:pPr>
+              <w:pStyle w:val="20"/>
+              <w:keepNext w:val="0"/>
+              <w:keepLines w:val="0"/>
+              <w:pageBreakBefore w:val="0"/>
+              <w:widowControl w:val="0"/>
+              <w:kinsoku/>
+              <w:wordWrap/>
+              <w:overflowPunct/>
+              <w:topLinePunct w:val="0"/>
+              <w:autoSpaceDE/>
+              <w:autoSpaceDN/>
+              <w:bidi w:val="0"/>
+              <w:adjustRightInd w:val="0"/>
+              <w:snapToGrid w:val="0"/>
+              <w:spacing w:line="240" w:lineRule="auto"/>
+              <w:ind w:left="110" w:leftChars="50" w:right="119" w:rightChars="0"/>
+              <w:jc w:val="both"/>
+              <w:textAlignment w:val="auto"/>
+              <w:rPr>
+                <w:rFonts w:ascii="Times New Roman" w:hAnsi="Times New Roman" w:eastAsia="微软雅黑" w:cs="Times New Roman"/>
+                <w:color w:val="262626"/>
+                <w:sz w:val="21"/>
+                <w:szCs w:val="21"/>
+                <w:lang w:eastAsia="zh-CN"/>
+              </w:rPr>
+            </w:pPr>
+            <w:r>
+              <w:rPr>
+                <w:rFonts w:hint="eastAsia" w:ascii="Times New Roman" w:hAnsi="Times New Roman" w:eastAsia="微软雅黑" w:cs="Times New Roman"/>
+                <w:color w:val="262626"/>
+                <w:sz w:val="21"/>
+                <w:szCs w:val="21"/>
+                <w:lang w:eastAsia="zh-CN"/>
+              </w:rPr>
+              <w:t>{%tr if gastrointestinalStromalTumor == True %}</w:t>
+            </w:r>
+          </w:p>
+        </w:tc>
+      </w:tr>
+      <w:tr>
+        <w:tblPrEx>
+          <w:tblBorders>
+            <w:top w:val="none" w:color="auto" w:sz="0" w:space="0"/>
+            <w:left w:val="none" w:color="auto" w:sz="0" w:space="0"/>
+            <w:bottom w:val="none" w:color="auto" w:sz="0" w:space="0"/>
+            <w:right w:val="none" w:color="auto" w:sz="0" w:space="0"/>
+            <w:insideH w:val="none" w:color="auto" w:sz="0" w:space="0"/>
+            <w:insideV w:val="none" w:color="auto" w:sz="0" w:space="0"/>
+          </w:tblBorders>
+          <w:shd w:val="clear" w:color="auto" w:fill="auto"/>
+          <w:tblCellMar>
+            <w:top w:w="0" w:type="dxa"/>
+            <w:left w:w="0" w:type="dxa"/>
+            <w:bottom w:w="0" w:type="dxa"/>
+            <w:right w:w="0" w:type="dxa"/>
+          </w:tblCellMar>
+        </w:tblPrEx>
+        <w:trPr>
+          <w:trHeight w:val="397" w:hRule="atLeast"/>
+          <w:jc w:val="center"/>
+        </w:trPr>
+        <w:tc>
+          <w:tcPr>
+            <w:tcW w:w="2143" w:type="pct"/>
+            <w:gridSpan w:val="2"/>
+            <w:tcBorders>
+              <w:top w:val="single" w:color="31849B" w:sz="8" w:space="0"/>
+              <w:bottom w:val="single" w:color="31849B" w:sz="8" w:space="0"/>
+              <w:right w:val="single" w:color="31849B" w:sz="8" w:space="0"/>
+            </w:tcBorders>
+            <w:shd w:val="clear" w:color="auto" w:fill="auto"/>
+            <w:vAlign w:val="center"/>
+          </w:tcPr>
+          <w:p>
+            <w:pPr>
+              <w:pStyle w:val="20"/>
+              <w:keepNext w:val="0"/>
+              <w:keepLines w:val="0"/>
+              <w:pageBreakBefore w:val="0"/>
+              <w:widowControl w:val="0"/>
+              <w:kinsoku/>
+              <w:wordWrap/>
+              <w:overflowPunct/>
+              <w:topLinePunct w:val="0"/>
+              <w:autoSpaceDE/>
+              <w:autoSpaceDN/>
+              <w:bidi w:val="0"/>
+              <w:adjustRightInd w:val="0"/>
+              <w:snapToGrid w:val="0"/>
+              <w:spacing w:line="240" w:lineRule="auto"/>
+              <w:ind w:left="110" w:leftChars="50"/>
+              <w:jc w:val="both"/>
+              <w:textAlignment w:val="auto"/>
+              <w:rPr>
+                <w:rFonts w:ascii="Times New Roman" w:hAnsi="Times New Roman" w:eastAsia="微软雅黑" w:cs="Times New Roman"/>
+                <w:b/>
+                <w:bCs/>
+                <w:color w:val="262626"/>
+                <w:sz w:val="21"/>
+                <w:szCs w:val="21"/>
+                <w:lang w:eastAsia="zh-CN"/>
+              </w:rPr>
+            </w:pPr>
+            <w:r>
+              <w:rPr>
+                <w:rFonts w:ascii="Times New Roman" w:hAnsi="Times New Roman" w:eastAsia="微软雅黑" w:cs="Times New Roman"/>
+                <w:b/>
+                <w:bCs/>
+                <w:color w:val="262626"/>
+                <w:sz w:val="21"/>
+                <w:szCs w:val="21"/>
+                <w:lang w:eastAsia="zh-CN"/>
+              </w:rPr>
+              <w:t>化疗药物检测</w:t>
+            </w:r>
+          </w:p>
+        </w:tc>
+        <w:tc>
+          <w:tcPr>
+            <w:tcW w:w="2856" w:type="pct"/>
+            <w:tcBorders>
+              <w:top w:val="single" w:color="31849B" w:sz="8" w:space="0"/>
+              <w:left w:val="single" w:color="31849B" w:sz="8" w:space="0"/>
+              <w:bottom w:val="single" w:color="31849B" w:sz="8" w:space="0"/>
+            </w:tcBorders>
+            <w:shd w:val="clear" w:color="auto" w:fill="auto"/>
+            <w:vAlign w:val="center"/>
+          </w:tcPr>
+          <w:p>
+            <w:pPr>
+              <w:pStyle w:val="20"/>
+              <w:keepNext w:val="0"/>
+              <w:keepLines w:val="0"/>
+              <w:pageBreakBefore w:val="0"/>
+              <w:widowControl w:val="0"/>
+              <w:kinsoku/>
+              <w:wordWrap/>
+              <w:overflowPunct/>
+              <w:topLinePunct w:val="0"/>
+              <w:autoSpaceDE/>
+              <w:autoSpaceDN/>
+              <w:bidi w:val="0"/>
+              <w:adjustRightInd w:val="0"/>
+              <w:snapToGrid w:val="0"/>
+              <w:spacing w:line="240" w:lineRule="auto"/>
+              <w:ind w:left="110" w:leftChars="50" w:right="119" w:rightChars="0"/>
+              <w:jc w:val="both"/>
+              <w:textAlignment w:val="auto"/>
+              <w:rPr>
+                <w:rFonts w:hint="eastAsia" w:ascii="微软雅黑" w:hAnsi="微软雅黑" w:eastAsia="微软雅黑" w:cs="微软雅黑"/>
+                <w:color w:val="262626"/>
+                <w:sz w:val="18"/>
+                <w:szCs w:val="18"/>
+                <w:lang w:eastAsia="zh-CN"/>
+              </w:rPr>
+            </w:pPr>
+            <w:r>
+              <w:rPr>
+                <w:rFonts w:ascii="Times New Roman" w:hAnsi="Times New Roman" w:eastAsia="微软雅黑" w:cs="Times New Roman"/>
+                <w:color w:val="262626"/>
+                <w:sz w:val="21"/>
+                <w:szCs w:val="21"/>
+                <w:lang w:eastAsia="zh-CN"/>
+              </w:rPr>
+              <w:t>详见“化疗药物检测解析”部分</w:t>
+            </w:r>
+          </w:p>
+        </w:tc>
+      </w:tr>
+      <w:tr>
+        <w:tblPrEx>
+          <w:tblBorders>
+            <w:top w:val="none" w:color="auto" w:sz="0" w:space="0"/>
+            <w:left w:val="none" w:color="auto" w:sz="0" w:space="0"/>
+            <w:bottom w:val="none" w:color="auto" w:sz="0" w:space="0"/>
+            <w:right w:val="none" w:color="auto" w:sz="0" w:space="0"/>
+            <w:insideH w:val="none" w:color="auto" w:sz="0" w:space="0"/>
+            <w:insideV w:val="none" w:color="auto" w:sz="0" w:space="0"/>
+          </w:tblBorders>
+          <w:shd w:val="clear" w:color="auto" w:fill="auto"/>
+          <w:tblCellMar>
+            <w:top w:w="0" w:type="dxa"/>
+            <w:left w:w="0" w:type="dxa"/>
+            <w:bottom w:w="0" w:type="dxa"/>
+            <w:right w:w="0" w:type="dxa"/>
+          </w:tblCellMar>
+        </w:tblPrEx>
+        <w:trPr>
+          <w:trHeight w:val="397" w:hRule="atLeast"/>
+          <w:jc w:val="center"/>
+        </w:trPr>
+        <w:tc>
+          <w:tcPr>
+            <w:tcW w:w="5000" w:type="pct"/>
+            <w:gridSpan w:val="3"/>
+            <w:tcBorders>
+              <w:top w:val="single" w:color="31849B" w:sz="8" w:space="0"/>
+              <w:bottom w:val="single" w:color="31849B" w:sz="8" w:space="0"/>
+            </w:tcBorders>
+            <w:shd w:val="clear" w:color="auto" w:fill="auto"/>
+            <w:vAlign w:val="center"/>
+          </w:tcPr>
+          <w:p>
+            <w:pPr>
+              <w:pStyle w:val="20"/>
+              <w:keepNext w:val="0"/>
+              <w:keepLines w:val="0"/>
+              <w:pageBreakBefore w:val="0"/>
+              <w:widowControl w:val="0"/>
+              <w:kinsoku/>
+              <w:wordWrap/>
+              <w:overflowPunct/>
+              <w:topLinePunct w:val="0"/>
+              <w:autoSpaceDE/>
+              <w:autoSpaceDN/>
+              <w:bidi w:val="0"/>
+              <w:adjustRightInd w:val="0"/>
+              <w:snapToGrid w:val="0"/>
+              <w:spacing w:line="240" w:lineRule="auto"/>
+              <w:ind w:left="110" w:leftChars="50" w:right="119" w:rightChars="0"/>
+              <w:jc w:val="both"/>
+              <w:textAlignment w:val="auto"/>
+              <w:rPr>
+                <w:rFonts w:ascii="Times New Roman" w:hAnsi="Times New Roman" w:eastAsia="微软雅黑" w:cs="Times New Roman"/>
+                <w:color w:val="262626"/>
+                <w:sz w:val="21"/>
+                <w:szCs w:val="21"/>
+                <w:lang w:eastAsia="zh-CN"/>
+              </w:rPr>
+            </w:pPr>
+            <w:r>
+              <w:rPr>
+                <w:rFonts w:hint="eastAsia" w:ascii="Times New Roman" w:hAnsi="Times New Roman" w:eastAsia="微软雅黑" w:cs="Times New Roman"/>
+                <w:color w:val="262626"/>
+                <w:sz w:val="21"/>
+                <w:szCs w:val="21"/>
+                <w:lang w:eastAsia="zh-CN"/>
+              </w:rPr>
+              <w:t>{%tr endif %}</w:t>
+            </w:r>
+          </w:p>
+        </w:tc>
+      </w:tr>
+      <w:tr>
+        <w:tblPrEx>
+          <w:tblBorders>
+            <w:top w:val="none" w:color="auto" w:sz="0" w:space="0"/>
+            <w:left w:val="none" w:color="auto" w:sz="0" w:space="0"/>
+            <w:bottom w:val="none" w:color="auto" w:sz="0" w:space="0"/>
+            <w:right w:val="none" w:color="auto" w:sz="0" w:space="0"/>
+            <w:insideH w:val="none" w:color="auto" w:sz="0" w:space="0"/>
+            <w:insideV w:val="none" w:color="auto" w:sz="0" w:space="0"/>
+          </w:tblBorders>
+          <w:shd w:val="clear" w:color="auto" w:fill="auto"/>
           <w:tblCellMar>
             <w:top w:w="0" w:type="dxa"/>
             <w:left w:w="0" w:type="dxa"/>
@@ -2211,8 +2217,7 @@
       </w:tblPr>
       <w:tblGrid>
         <w:gridCol w:w="2004"/>
-        <w:gridCol w:w="1859"/>
-        <w:gridCol w:w="4036"/>
+        <w:gridCol w:w="5895"/>
         <w:gridCol w:w="1960"/>
       </w:tblGrid>
       <w:tr>
@@ -2277,47 +2282,7 @@
         </w:tc>
         <w:tc>
           <w:tcPr>
-            <w:tcW w:w="1859" w:type="dxa"/>
-            <w:tcBorders>
-              <w:top w:val="single" w:color="31849B" w:sz="12" w:space="0"/>
-              <w:left w:val="single" w:color="31849B" w:sz="8" w:space="0"/>
-              <w:bottom w:val="single" w:color="31849B" w:sz="8" w:space="0"/>
-              <w:right w:val="single" w:color="31849B" w:sz="8" w:space="0"/>
-            </w:tcBorders>
-            <w:shd w:val="clear" w:color="auto" w:fill="DAEEF3"/>
-            <w:vAlign w:val="center"/>
-          </w:tcPr>
-          <w:p>
-            <w:pPr>
-              <w:widowControl/>
-              <w:jc w:val="center"/>
-              <w:textAlignment w:val="center"/>
-              <w:rPr>
-                <w:rFonts w:hint="default" w:ascii="Times New Roman" w:hAnsi="Times New Roman" w:eastAsia="微软雅黑" w:cs="Times New Roman"/>
-                <w:b/>
-                <w:bCs/>
-                <w:color w:val="31849B"/>
-                <w:sz w:val="21"/>
-                <w:szCs w:val="21"/>
-              </w:rPr>
-            </w:pPr>
-            <w:r>
-              <w:rPr>
-                <w:rFonts w:hint="default" w:ascii="Times New Roman" w:hAnsi="Times New Roman" w:eastAsia="微软雅黑" w:cs="Times New Roman"/>
-                <w:b/>
-                <w:bCs/>
-                <w:color w:val="31849B"/>
-                <w:sz w:val="21"/>
-                <w:szCs w:val="21"/>
-                <w:lang w:eastAsia="zh-CN" w:bidi="ar"/>
-              </w:rPr>
-              <w:t>变异类型</w:t>
-            </w:r>
-          </w:p>
-        </w:tc>
-        <w:tc>
-          <w:tcPr>
-            <w:tcW w:w="4036" w:type="dxa"/>
+            <w:tcW w:w="5895" w:type="dxa"/>
             <w:tcBorders>
               <w:top w:val="single" w:color="31849B" w:sz="12" w:space="0"/>
               <w:left w:val="single" w:color="31849B" w:sz="8" w:space="0"/>
@@ -2456,7 +2421,7 @@
         <w:tc>
           <w:tcPr>
             <w:tcW w:w="9859" w:type="dxa"/>
-            <w:gridSpan w:val="4"/>
+            <w:gridSpan w:val="3"/>
             <w:tcBorders>
               <w:top w:val="single" w:color="31849B" w:sz="8" w:space="0"/>
               <w:bottom w:val="single" w:color="31849B" w:sz="8" w:space="0"/>
@@ -2531,6 +2496,7 @@
                 <w:szCs w:val="21"/>
               </w:rPr>
             </w:pPr>
+            <w:bookmarkStart w:id="29" w:name="_GoBack" w:colFirst="1" w:colLast="1"/>
             <w:r>
               <w:rPr>
                 <w:rFonts w:hint="default" w:ascii="Times New Roman" w:hAnsi="Times New Roman" w:eastAsia="微软雅黑" w:cs="Times New Roman"/>
@@ -2545,7 +2511,7 @@
         </w:tc>
         <w:tc>
           <w:tcPr>
-            <w:tcW w:w="1859" w:type="dxa"/>
+            <w:tcW w:w="5895" w:type="dxa"/>
             <w:tcBorders>
               <w:top w:val="single" w:color="31849B" w:sz="8" w:space="0"/>
               <w:left w:val="single" w:color="31849B" w:sz="8" w:space="0"/>
@@ -2558,34 +2524,89 @@
           </w:tcPr>
           <w:p>
             <w:pPr>
-              <w:jc w:val="center"/>
-              <w:rPr>
-                <w:rFonts w:hint="default" w:ascii="Times New Roman" w:hAnsi="Times New Roman" w:eastAsia="微软雅黑" w:cs="Times New Roman"/>
-                <w:color w:val="262626"/>
-                <w:sz w:val="21"/>
-                <w:szCs w:val="21"/>
-              </w:rPr>
-            </w:pPr>
-            <w:r>
-              <w:rPr>
-                <w:rFonts w:hint="default" w:ascii="Times New Roman" w:hAnsi="Times New Roman" w:eastAsia="微软雅黑" w:cs="Times New Roman"/>
-                <w:color w:val="262626"/>
-                <w:sz w:val="21"/>
-                <w:szCs w:val="21"/>
-                <w:lang w:eastAsia="zh-CN"/>
-              </w:rPr>
-              <w:t>{{ it.info }}</w:t>
-            </w:r>
-          </w:p>
-        </w:tc>
-        <w:tc>
-          <w:tcPr>
-            <w:tcW w:w="4036" w:type="dxa"/>
+              <w:widowControl/>
+              <w:jc w:val="center"/>
+              <w:textAlignment w:val="center"/>
+              <w:rPr>
+                <w:rFonts w:hint="default" w:ascii="Times New Roman" w:hAnsi="Times New Roman" w:eastAsia="微软雅黑" w:cs="Times New Roman"/>
+                <w:color w:val="262626"/>
+                <w:sz w:val="21"/>
+                <w:szCs w:val="21"/>
+                <w:lang w:eastAsia="zh-CN"/>
+              </w:rPr>
+            </w:pPr>
+            <w:r>
+              <w:rPr>
+                <w:rFonts w:hint="default" w:ascii="Times New Roman" w:hAnsi="Times New Roman" w:eastAsia="微软雅黑" w:cs="Times New Roman"/>
+                <w:color w:val="262626"/>
+                <w:sz w:val="21"/>
+                <w:szCs w:val="21"/>
+                <w:lang w:eastAsia="zh-CN"/>
+              </w:rPr>
+              <w:t>{% if it.ori_variantList == [] %}未检测到与用药相关突变{%else%}{% for i in it.ori_variantList %}{%if loop.last%}</w:t>
+            </w:r>
+            <w:r>
+              <w:rPr>
+                <w:rFonts w:hint="default" w:ascii="Times New Roman" w:hAnsi="Times New Roman" w:eastAsia="微软雅黑" w:cs="Times New Roman"/>
+                <w:color w:val="FF0000"/>
+                <w:sz w:val="21"/>
+                <w:szCs w:val="21"/>
+                <w:lang w:eastAsia="zh-CN"/>
+              </w:rPr>
+              <w:t>{{ i }}</w:t>
+            </w:r>
+            <w:r>
+              <w:rPr>
+                <w:rFonts w:hint="default" w:ascii="Times New Roman" w:hAnsi="Times New Roman" w:eastAsia="微软雅黑" w:cs="Times New Roman"/>
+                <w:color w:val="262626"/>
+                <w:sz w:val="21"/>
+                <w:szCs w:val="21"/>
+                <w:lang w:eastAsia="zh-CN"/>
+              </w:rPr>
+              <w:t>{%else%}</w:t>
+            </w:r>
+            <w:r>
+              <w:rPr>
+                <w:rFonts w:hint="default" w:ascii="Times New Roman" w:hAnsi="Times New Roman" w:eastAsia="微软雅黑" w:cs="Times New Roman"/>
+                <w:color w:val="FF0000"/>
+                <w:sz w:val="21"/>
+                <w:szCs w:val="21"/>
+                <w:lang w:eastAsia="zh-CN"/>
+              </w:rPr>
+              <w:t>{{ i }}</w:t>
+            </w:r>
+          </w:p>
+          <w:p>
+            <w:pPr>
+              <w:widowControl/>
+              <w:jc w:val="center"/>
+              <w:textAlignment w:val="center"/>
+              <w:rPr>
+                <w:rFonts w:hint="default" w:ascii="Times New Roman" w:hAnsi="Times New Roman" w:eastAsia="微软雅黑" w:cs="Times New Roman"/>
+                <w:color w:val="262626"/>
+                <w:sz w:val="21"/>
+                <w:szCs w:val="21"/>
+              </w:rPr>
+            </w:pPr>
+            <w:r>
+              <w:rPr>
+                <w:rFonts w:hint="default" w:ascii="Times New Roman" w:hAnsi="Times New Roman" w:eastAsia="微软雅黑" w:cs="Times New Roman"/>
+                <w:color w:val="262626"/>
+                <w:sz w:val="21"/>
+                <w:szCs w:val="21"/>
+                <w:lang w:eastAsia="zh-CN"/>
+              </w:rPr>
+              <w:t>{%endif%}{% endfor%}{%endif%}</w:t>
+            </w:r>
+          </w:p>
+        </w:tc>
+        <w:tc>
+          <w:tcPr>
+            <w:tcW w:w="1960" w:type="dxa"/>
             <w:tcBorders>
               <w:top w:val="single" w:color="31849B" w:sz="8" w:space="0"/>
               <w:left w:val="single" w:color="31849B" w:sz="8" w:space="0"/>
               <w:bottom w:val="single" w:color="31849B" w:sz="8" w:space="0"/>
-              <w:right w:val="single" w:color="31849B" w:sz="8" w:space="0"/>
             </w:tcBorders>
             <w:shd w:val="clear" w:color="auto" w:fill="auto"/>
             <w:vAlign w:val="center"/>
@@ -2611,7 +2632,7 @@
                 <w:szCs w:val="21"/>
                 <w:lang w:eastAsia="zh-CN"/>
               </w:rPr>
-              <w:t>{% if it.ori_variantList == [] %}未检测到与用药相关突变{%else%}{% for i in it.ori_variantList %}{%if loop.last%}</w:t>
+              <w:t>{% if it.mutFreqList == [] %}-{%else%}{% for i in it.mutFreqList %}{%if loop.last%}</w:t>
             </w:r>
             <w:r>
               <w:rPr>
@@ -2646,9 +2667,7 @@
           </w:p>
           <w:p>
             <w:pPr>
-              <w:widowControl/>
-              <w:jc w:val="center"/>
-              <w:textAlignment w:val="center"/>
+              <w:jc w:val="center"/>
               <w:rPr>
                 <w:rFonts w:hint="default" w:ascii="Times New Roman" w:hAnsi="Times New Roman" w:eastAsia="微软雅黑" w:cs="Times New Roman"/>
                 <w:color w:val="262626"/>
@@ -2668,94 +2687,8 @@
             </w:r>
           </w:p>
         </w:tc>
-        <w:tc>
-          <w:tcPr>
-            <w:tcW w:w="1960" w:type="dxa"/>
-            <w:tcBorders>
-              <w:top w:val="single" w:color="31849B" w:sz="8" w:space="0"/>
-              <w:left w:val="single" w:color="31849B" w:sz="8" w:space="0"/>
-              <w:bottom w:val="single" w:color="31849B" w:sz="8" w:space="0"/>
-            </w:tcBorders>
-            <w:shd w:val="clear" w:color="auto" w:fill="auto"/>
-            <w:vAlign w:val="center"/>
-          </w:tcPr>
-          <w:p>
-            <w:pPr>
-              <w:widowControl/>
-              <w:jc w:val="center"/>
-              <w:textAlignment w:val="center"/>
-              <w:rPr>
-                <w:rFonts w:hint="default" w:ascii="Times New Roman" w:hAnsi="Times New Roman" w:eastAsia="微软雅黑" w:cs="Times New Roman"/>
-                <w:color w:val="262626"/>
-                <w:sz w:val="21"/>
-                <w:szCs w:val="21"/>
-                <w:lang w:eastAsia="zh-CN"/>
-              </w:rPr>
-            </w:pPr>
-            <w:r>
-              <w:rPr>
-                <w:rFonts w:hint="default" w:ascii="Times New Roman" w:hAnsi="Times New Roman" w:eastAsia="微软雅黑" w:cs="Times New Roman"/>
-                <w:color w:val="262626"/>
-                <w:sz w:val="21"/>
-                <w:szCs w:val="21"/>
-                <w:lang w:eastAsia="zh-CN"/>
-              </w:rPr>
-              <w:t>{% if it.mutFreqList == [] %}-{%else%}{% for i in it.mutFreqList %}{%if loop.last%}</w:t>
-            </w:r>
-            <w:r>
-              <w:rPr>
-                <w:rFonts w:hint="default" w:ascii="Times New Roman" w:hAnsi="Times New Roman" w:eastAsia="微软雅黑" w:cs="Times New Roman"/>
-                <w:color w:val="FF0000"/>
-                <w:sz w:val="21"/>
-                <w:szCs w:val="21"/>
-                <w:lang w:eastAsia="zh-CN"/>
-              </w:rPr>
-              <w:t>{{ i }}</w:t>
-            </w:r>
-            <w:r>
-              <w:rPr>
-                <w:rFonts w:hint="default" w:ascii="Times New Roman" w:hAnsi="Times New Roman" w:eastAsia="微软雅黑" w:cs="Times New Roman"/>
-                <w:color w:val="262626"/>
-                <w:sz w:val="21"/>
-                <w:szCs w:val="21"/>
-                <w:lang w:eastAsia="zh-CN"/>
-              </w:rPr>
-              <w:t>{%else%}</w:t>
-            </w:r>
-            <w:r>
-              <w:rPr>
-                <w:rFonts w:hint="default" w:ascii="Times New Roman" w:hAnsi="Times New Roman" w:eastAsia="微软雅黑" w:cs="Times New Roman"/>
-                <w:color w:val="FF0000"/>
-                <w:sz w:val="21"/>
-                <w:szCs w:val="21"/>
-                <w:lang w:eastAsia="zh-CN"/>
-              </w:rPr>
-              <w:t>{{ i }}</w:t>
-            </w:r>
-          </w:p>
-          <w:p>
-            <w:pPr>
-              <w:jc w:val="center"/>
-              <w:rPr>
-                <w:rFonts w:hint="default" w:ascii="Times New Roman" w:hAnsi="Times New Roman" w:eastAsia="微软雅黑" w:cs="Times New Roman"/>
-                <w:color w:val="262626"/>
-                <w:sz w:val="21"/>
-                <w:szCs w:val="21"/>
-              </w:rPr>
-            </w:pPr>
-            <w:r>
-              <w:rPr>
-                <w:rFonts w:hint="default" w:ascii="Times New Roman" w:hAnsi="Times New Roman" w:eastAsia="微软雅黑" w:cs="Times New Roman"/>
-                <w:color w:val="262626"/>
-                <w:sz w:val="21"/>
-                <w:szCs w:val="21"/>
-                <w:lang w:eastAsia="zh-CN"/>
-              </w:rPr>
-              <w:t>{%endif%}{% endfor%}{%endif%}</w:t>
-            </w:r>
-          </w:p>
-        </w:tc>
       </w:tr>
+      <w:bookmarkEnd w:id="29"/>
       <w:tr>
         <w:tblPrEx>
           <w:tblBorders>
@@ -2780,7 +2713,7 @@
         <w:tc>
           <w:tcPr>
             <w:tcW w:w="9859" w:type="dxa"/>
-            <w:gridSpan w:val="4"/>
+            <w:gridSpan w:val="3"/>
             <w:tcBorders>
               <w:top w:val="single" w:color="31849B" w:sz="8" w:space="0"/>
               <w:bottom w:val="single" w:color="31849B" w:sz="12" w:space="0"/>
@@ -3049,12 +2982,6 @@
             <w:insideH w:val="single" w:color="31849B" w:sz="4" w:space="0"/>
             <w:insideV w:val="none" w:color="auto" w:sz="0" w:space="0"/>
           </w:tblBorders>
-          <w:tblCellMar>
-            <w:top w:w="0" w:type="dxa"/>
-            <w:left w:w="0" w:type="dxa"/>
-            <w:bottom w:w="0" w:type="dxa"/>
-            <w:right w:w="0" w:type="dxa"/>
-          </w:tblCellMar>
         </w:tblPrEx>
         <w:trPr>
           <w:trHeight w:val="510" w:hRule="atLeast"/>
@@ -3578,7 +3505,6 @@
                 <w:lang w:val="en-US" w:eastAsia="zh-CN" w:bidi="ar-SA"/>
               </w:rPr>
             </w:pPr>
-            <w:bookmarkStart w:id="29" w:name="_GoBack" w:colFirst="1" w:colLast="2"/>
             <w:r>
               <w:rPr>
                 <w:rFonts w:hint="default" w:ascii="Times New Roman" w:hAnsi="Times New Roman" w:eastAsia="微软雅黑" w:cs="Times New Roman"/>
@@ -3998,7 +3924,6 @@
           </w:p>
         </w:tc>
       </w:tr>
-      <w:bookmarkEnd w:id="29"/>
       <w:tr>
         <w:tblPrEx>
           <w:tblBorders>
@@ -5504,8 +5429,8 @@
         </w:rPr>
         <w:t xml:space="preserve">4.2 </w:t>
       </w:r>
-      <w:bookmarkStart w:id="27" w:name="_Toc149837259"/>
-      <w:bookmarkStart w:id="28" w:name="_Toc10147"/>
+      <w:bookmarkStart w:id="27" w:name="_Toc10147"/>
+      <w:bookmarkStart w:id="28" w:name="_Toc149837259"/>
       <w:r>
         <w:rPr>
           <w:rFonts w:hint="eastAsia" w:ascii="微软雅黑" w:hAnsi="微软雅黑" w:cs="Times New Roman"/>
@@ -6034,12 +5959,6 @@
             <w:insideH w:val="single" w:color="31849B" w:sz="8" w:space="0"/>
             <w:insideV w:val="single" w:color="31849B" w:sz="8" w:space="0"/>
           </w:tblBorders>
-          <w:tblCellMar>
-            <w:top w:w="0" w:type="dxa"/>
-            <w:left w:w="0" w:type="dxa"/>
-            <w:bottom w:w="0" w:type="dxa"/>
-            <w:right w:w="0" w:type="dxa"/>
-          </w:tblCellMar>
         </w:tblPrEx>
         <w:trPr>
           <w:trHeight w:val="510" w:hRule="atLeast"/>
@@ -6963,6 +6882,12 @@
             <w:insideH w:val="single" w:color="31849B" w:sz="4" w:space="0"/>
             <w:insideV w:val="single" w:color="31849B" w:sz="4" w:space="0"/>
           </w:tblBorders>
+          <w:tblCellMar>
+            <w:top w:w="0" w:type="dxa"/>
+            <w:left w:w="0" w:type="dxa"/>
+            <w:bottom w:w="0" w:type="dxa"/>
+            <w:right w:w="0" w:type="dxa"/>
+          </w:tblCellMar>
         </w:tblPrEx>
         <w:trPr>
           <w:trHeight w:val="510" w:hRule="atLeast"/>
@@ -9399,7 +9324,7 @@
     <w:tbl>
       <w:tblPr>
         <w:tblStyle w:val="14"/>
-        <w:tblW w:w="9781" w:type="dxa"/>
+        <w:tblW w:w="10005" w:type="dxa"/>
         <w:tblInd w:w="0" w:type="dxa"/>
         <w:tblBorders>
           <w:top w:val="none" w:color="auto" w:sz="0" w:space="0"/>
@@ -9418,9 +9343,11 @@
         </w:tblCellMar>
       </w:tblPr>
       <w:tblGrid>
-        <w:gridCol w:w="3260"/>
-        <w:gridCol w:w="3260"/>
-        <w:gridCol w:w="3261"/>
+        <w:gridCol w:w="979"/>
+        <w:gridCol w:w="2281"/>
+        <w:gridCol w:w="932"/>
+        <w:gridCol w:w="2644"/>
+        <w:gridCol w:w="3169"/>
       </w:tblGrid>
       <w:tr>
         <w:tblPrEx>
@@ -9440,11 +9367,11 @@
           </w:tblCellMar>
         </w:tblPrEx>
         <w:trPr>
-          <w:trHeight w:val="227" w:hRule="atLeast"/>
+          <w:trHeight w:val="510" w:hRule="atLeast"/>
         </w:trPr>
         <w:tc>
           <w:tcPr>
-            <w:tcW w:w="3260" w:type="dxa"/>
+            <w:tcW w:w="979" w:type="dxa"/>
             <w:shd w:val="clear" w:color="auto" w:fill="auto"/>
             <w:tcMar>
               <w:top w:w="28" w:type="dxa"/>
@@ -9452,10 +9379,11 @@
               <w:bottom w:w="28" w:type="dxa"/>
               <w:right w:w="108" w:type="dxa"/>
             </w:tcMar>
-            <w:vAlign w:val="top"/>
-          </w:tcPr>
-          <w:p>
-            <w:pPr>
+            <w:vAlign w:val="center"/>
+          </w:tcPr>
+          <w:p>
+            <w:pPr>
+              <w:jc w:val="left"/>
               <w:rPr>
                 <w:rFonts w:hint="eastAsia" w:ascii="微软雅黑" w:hAnsi="微软雅黑" w:eastAsia="微软雅黑" w:cs="微软雅黑"/>
                 <w:b/>
@@ -9474,145 +9402,11 @@
               </w:rPr>
               <w:t>检测者：</w:t>
             </w:r>
-            <w:r>
-              <w:rPr>
-                <w:sz w:val="22"/>
-              </w:rPr>
-              <mc:AlternateContent>
-                <mc:Choice Requires="wpg">
-                  <w:drawing>
-                    <wp:anchor distT="0" distB="0" distL="114300" distR="114300" simplePos="0" relativeHeight="251660288" behindDoc="0" locked="0" layoutInCell="1" allowOverlap="1">
-                      <wp:simplePos x="0" y="0"/>
-                      <wp:positionH relativeFrom="column">
-                        <wp:posOffset>679450</wp:posOffset>
-                      </wp:positionH>
-                      <wp:positionV relativeFrom="paragraph">
-                        <wp:posOffset>-90805</wp:posOffset>
-                      </wp:positionV>
-                      <wp:extent cx="2597150" cy="360045"/>
-                      <wp:effectExtent l="0" t="0" r="0" b="5715"/>
-                      <wp:wrapNone/>
-                      <wp:docPr id="9" name="组合 9"/>
-                      <wp:cNvGraphicFramePr/>
-                      <a:graphic xmlns:a="http://schemas.openxmlformats.org/drawingml/2006/main">
-                        <a:graphicData uri="http://schemas.microsoft.com/office/word/2010/wordprocessingGroup">
-                          <wpg:wgp>
-                            <wpg:cNvGrpSpPr/>
-                            <wpg:grpSpPr>
-                              <a:xfrm>
-                                <a:off x="0" y="0"/>
-                                <a:ext cx="2597150" cy="360045"/>
-                                <a:chOff x="9632" y="12305"/>
-                                <a:chExt cx="4090" cy="567"/>
-                              </a:xfrm>
-                            </wpg:grpSpPr>
-                            <pic:pic xmlns:pic="http://schemas.openxmlformats.org/drawingml/2006/picture">
-                              <pic:nvPicPr>
-                                <pic:cNvPr id="16" name="图片 6" descr="蔡冬雪"/>
-                                <pic:cNvPicPr>
-                                  <a:picLocks noChangeAspect="1"/>
-                                </pic:cNvPicPr>
-                              </pic:nvPicPr>
-                              <pic:blipFill>
-                                <a:blip r:embed="rId5">
-                                  <a:clrChange>
-                                    <a:clrFrom>
-                                      <a:srgbClr val="FFFFFF">
-                                        <a:alpha val="100000"/>
-                                      </a:srgbClr>
-                                    </a:clrFrom>
-                                    <a:clrTo>
-                                      <a:srgbClr val="FFFFFF">
-                                        <a:alpha val="100000"/>
-                                        <a:alpha val="0"/>
-                                      </a:srgbClr>
-                                    </a:clrTo>
-                                  </a:clrChange>
-                                </a:blip>
-                                <a:srcRect l="18656" t="33322" r="18897" b="26699"/>
-                                <a:stretch>
-                                  <a:fillRect/>
-                                </a:stretch>
-                              </pic:blipFill>
-                              <pic:spPr>
-                                <a:xfrm>
-                                  <a:off x="9632" y="12347"/>
-                                  <a:ext cx="1010" cy="454"/>
-                                </a:xfrm>
-                                <a:prstGeom prst="rect">
-                                  <a:avLst/>
-                                </a:prstGeom>
-                              </pic:spPr>
-                            </pic:pic>
-                            <pic:pic xmlns:pic="http://schemas.openxmlformats.org/drawingml/2006/picture">
-                              <pic:nvPicPr>
-                                <pic:cNvPr id="12" name="图片 4" descr="王建丽"/>
-                                <pic:cNvPicPr>
-                                  <a:picLocks noChangeAspect="1"/>
-                                </pic:cNvPicPr>
-                              </pic:nvPicPr>
-                              <pic:blipFill>
-                                <a:blip r:embed="rId6">
-                                  <a:clrChange>
-                                    <a:clrFrom>
-                                      <a:srgbClr val="FFFFFF">
-                                        <a:alpha val="100000"/>
-                                      </a:srgbClr>
-                                    </a:clrFrom>
-                                    <a:clrTo>
-                                      <a:srgbClr val="FFFFFF">
-                                        <a:alpha val="100000"/>
-                                        <a:alpha val="0"/>
-                                      </a:srgbClr>
-                                    </a:clrTo>
-                                  </a:clrChange>
-                                </a:blip>
-                                <a:stretch>
-                                  <a:fillRect/>
-                                </a:stretch>
-                              </pic:blipFill>
-                              <pic:spPr>
-                                <a:xfrm>
-                                  <a:off x="12722" y="12305"/>
-                                  <a:ext cx="1000" cy="567"/>
-                                </a:xfrm>
-                                <a:prstGeom prst="rect">
-                                  <a:avLst/>
-                                </a:prstGeom>
-                              </pic:spPr>
-                            </pic:pic>
-                          </wpg:wgp>
-                        </a:graphicData>
-                      </a:graphic>
-                    </wp:anchor>
-                  </w:drawing>
-                </mc:Choice>
-                <mc:Fallback>
-                  <w:pict>
-                    <v:group id="_x0000_s1026" o:spid="_x0000_s1026" o:spt="203" style="position:absolute;left:0pt;margin-left:53.5pt;margin-top:-7.15pt;height:28.35pt;width:204.5pt;z-index:251660288;mso-width-relative:page;mso-height-relative:page;" coordorigin="9632,12305" coordsize="4090,567" o:gfxdata="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">
-                      <o:lock v:ext="edit" aspectratio="f"/>
-                      <v:shape id="图片 6" o:spid="_x0000_s1026" o:spt="75" alt="蔡冬雪" type="#_x0000_t75" style="position:absolute;left:9632;top:12347;height:454;width:1010;" filled="f" o:preferrelative="t" stroked="f" coordsize="21600,21600" o:gfxdata="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">
-                        <v:fill on="f" focussize="0,0"/>
-                        <v:stroke on="f"/>
-                        <v:imagedata r:id="rId5" cropleft="12226f" croptop="21838f" cropright="12384f" cropbottom="17497f" chromakey="#FFFFFF" o:title=""/>
-                        <o:lock v:ext="edit" aspectratio="t"/>
-                      </v:shape>
-                      <v:shape id="图片 4" o:spid="_x0000_s1026" o:spt="75" alt="王建丽" type="#_x0000_t75" style="position:absolute;left:12722;top:12305;height:567;width:1000;" filled="f" o:preferrelative="t" stroked="f" coordsize="21600,21600" o:gfxdata="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">
-                        <v:fill on="f" focussize="0,0"/>
-                        <v:stroke on="f"/>
-                        <v:imagedata r:id="rId6" chromakey="#FFFFFF" o:title=""/>
-                        <o:lock v:ext="edit" aspectratio="t"/>
-                      </v:shape>
-                    </v:group>
-                  </w:pict>
-                </mc:Fallback>
-              </mc:AlternateContent>
-            </w:r>
-          </w:p>
-        </w:tc>
-        <w:tc>
-          <w:tcPr>
-            <w:tcW w:w="3260" w:type="dxa"/>
+          </w:p>
+        </w:tc>
+        <w:tc>
+          <w:tcPr>
+            <w:tcW w:w="2281" w:type="dxa"/>
             <w:shd w:val="clear" w:color="auto" w:fill="auto"/>
             <w:tcMar>
               <w:top w:w="28" w:type="dxa"/>
@@ -9620,10 +9414,11 @@
               <w:bottom w:w="28" w:type="dxa"/>
               <w:right w:w="108" w:type="dxa"/>
             </w:tcMar>
-            <w:vAlign w:val="top"/>
-          </w:tcPr>
-          <w:p>
-            <w:pPr>
+            <w:vAlign w:val="center"/>
+          </w:tcPr>
+          <w:p>
+            <w:pPr>
+              <w:jc w:val="left"/>
               <w:rPr>
                 <w:rFonts w:hint="eastAsia" w:ascii="微软雅黑" w:hAnsi="微软雅黑" w:eastAsia="微软雅黑" w:cs="微软雅黑"/>
                 <w:b/>
@@ -9635,18 +9430,18 @@
             <w:r>
               <w:rPr>
                 <w:rFonts w:hint="eastAsia" w:ascii="微软雅黑" w:hAnsi="微软雅黑" w:eastAsia="微软雅黑" w:cs="微软雅黑"/>
-                <w:b/>
-                <w:bCs/>
+                <w:b w:val="0"/>
+                <w:bCs w:val="0"/>
                 <w:sz w:val="20"/>
                 <w:szCs w:val="20"/>
               </w:rPr>
-              <w:t>审核者：</w:t>
-            </w:r>
-          </w:p>
-        </w:tc>
-        <w:tc>
-          <w:tcPr>
-            <w:tcW w:w="3261" w:type="dxa"/>
+              <w:t>{{"ty_tianjin1"|sign(51,23)}}</w:t>
+            </w:r>
+          </w:p>
+        </w:tc>
+        <w:tc>
+          <w:tcPr>
+            <w:tcW w:w="932" w:type="dxa"/>
             <w:shd w:val="clear" w:color="auto" w:fill="auto"/>
             <w:tcMar>
               <w:top w:w="28" w:type="dxa"/>
@@ -9654,10 +9449,81 @@
               <w:bottom w:w="28" w:type="dxa"/>
               <w:right w:w="108" w:type="dxa"/>
             </w:tcMar>
-            <w:vAlign w:val="top"/>
-          </w:tcPr>
-          <w:p>
-            <w:pPr>
+            <w:vAlign w:val="center"/>
+          </w:tcPr>
+          <w:p>
+            <w:pPr>
+              <w:jc w:val="left"/>
+              <w:rPr>
+                <w:rFonts w:hint="eastAsia" w:ascii="微软雅黑" w:hAnsi="微软雅黑" w:eastAsia="微软雅黑" w:cs="微软雅黑"/>
+                <w:b/>
+                <w:bCs/>
+                <w:sz w:val="20"/>
+                <w:szCs w:val="20"/>
+              </w:rPr>
+            </w:pPr>
+            <w:r>
+              <w:rPr>
+                <w:rFonts w:hint="eastAsia" w:ascii="微软雅黑" w:hAnsi="微软雅黑" w:eastAsia="微软雅黑" w:cs="微软雅黑"/>
+                <w:b/>
+                <w:bCs/>
+                <w:sz w:val="20"/>
+                <w:szCs w:val="20"/>
+              </w:rPr>
+              <w:t>审核者：</w:t>
+            </w:r>
+          </w:p>
+        </w:tc>
+        <w:tc>
+          <w:tcPr>
+            <w:tcW w:w="2644" w:type="dxa"/>
+            <w:shd w:val="clear" w:color="auto" w:fill="auto"/>
+            <w:tcMar>
+              <w:top w:w="28" w:type="dxa"/>
+              <w:left w:w="108" w:type="dxa"/>
+              <w:bottom w:w="28" w:type="dxa"/>
+              <w:right w:w="108" w:type="dxa"/>
+            </w:tcMar>
+            <w:vAlign w:val="center"/>
+          </w:tcPr>
+          <w:p>
+            <w:pPr>
+              <w:jc w:val="left"/>
+              <w:rPr>
+                <w:rFonts w:hint="eastAsia" w:ascii="微软雅黑" w:hAnsi="微软雅黑" w:eastAsia="微软雅黑" w:cs="微软雅黑"/>
+                <w:b/>
+                <w:bCs/>
+                <w:sz w:val="20"/>
+                <w:szCs w:val="20"/>
+              </w:rPr>
+            </w:pPr>
+            <w:r>
+              <w:rPr>
+                <w:rFonts w:hint="eastAsia" w:ascii="微软雅黑" w:hAnsi="微软雅黑" w:eastAsia="微软雅黑" w:cs="微软雅黑"/>
+                <w:b w:val="0"/>
+                <w:bCs w:val="0"/>
+                <w:sz w:val="20"/>
+                <w:szCs w:val="20"/>
+              </w:rPr>
+              <w:t>{{"ty_tianjin2"|sign(49,27)}}</w:t>
+            </w:r>
+          </w:p>
+        </w:tc>
+        <w:tc>
+          <w:tcPr>
+            <w:tcW w:w="3169" w:type="dxa"/>
+            <w:shd w:val="clear" w:color="auto" w:fill="auto"/>
+            <w:tcMar>
+              <w:top w:w="28" w:type="dxa"/>
+              <w:left w:w="108" w:type="dxa"/>
+              <w:bottom w:w="28" w:type="dxa"/>
+              <w:right w:w="108" w:type="dxa"/>
+            </w:tcMar>
+            <w:vAlign w:val="center"/>
+          </w:tcPr>
+          <w:p>
+            <w:pPr>
+              <w:jc w:val="left"/>
               <w:rPr>
                 <w:rFonts w:hint="eastAsia" w:ascii="微软雅黑" w:hAnsi="微软雅黑" w:eastAsia="微软雅黑" w:cs="微软雅黑"/>
                 <w:b/>
@@ -9769,7 +9635,7 @@
     <w:tbl>
       <w:tblPr>
         <w:tblStyle w:val="14"/>
-        <w:tblW w:w="9781" w:type="dxa"/>
+        <w:tblW w:w="10005" w:type="dxa"/>
         <w:tblInd w:w="0" w:type="dxa"/>
         <w:tblBorders>
           <w:top w:val="none" w:color="auto" w:sz="0" w:space="0"/>
@@ -9788,9 +9654,11 @@
         </w:tblCellMar>
       </w:tblPr>
       <w:tblGrid>
-        <w:gridCol w:w="3260"/>
-        <w:gridCol w:w="3260"/>
-        <w:gridCol w:w="3261"/>
+        <w:gridCol w:w="1005"/>
+        <w:gridCol w:w="2255"/>
+        <w:gridCol w:w="945"/>
+        <w:gridCol w:w="2617"/>
+        <w:gridCol w:w="3183"/>
       </w:tblGrid>
       <w:tr>
         <w:tblPrEx>
@@ -9810,11 +9678,11 @@
           </w:tblCellMar>
         </w:tblPrEx>
         <w:trPr>
-          <w:trHeight w:val="227" w:hRule="atLeast"/>
+          <w:trHeight w:val="510" w:hRule="atLeast"/>
         </w:trPr>
         <w:tc>
           <w:tcPr>
-            <w:tcW w:w="3260" w:type="dxa"/>
+            <w:tcW w:w="1005" w:type="dxa"/>
             <w:shd w:val="clear" w:color="auto" w:fill="auto"/>
             <w:tcMar>
               <w:top w:w="28" w:type="dxa"/>
@@ -9822,10 +9690,11 @@
               <w:bottom w:w="28" w:type="dxa"/>
               <w:right w:w="108" w:type="dxa"/>
             </w:tcMar>
-            <w:vAlign w:val="top"/>
-          </w:tcPr>
-          <w:p>
-            <w:pPr>
+            <w:vAlign w:val="center"/>
+          </w:tcPr>
+          <w:p>
+            <w:pPr>
+              <w:jc w:val="left"/>
               <w:rPr>
                 <w:rFonts w:hint="eastAsia" w:ascii="微软雅黑" w:hAnsi="微软雅黑" w:eastAsia="微软雅黑" w:cs="微软雅黑"/>
                 <w:b/>
@@ -9844,149 +9713,11 @@
               </w:rPr>
               <w:t>检测者：</w:t>
             </w:r>
-            <w:r>
-              <w:rPr>
-                <w:sz w:val="24"/>
-              </w:rPr>
-              <mc:AlternateContent>
-                <mc:Choice Requires="wpg">
-                  <w:drawing>
-                    <wp:anchor distT="0" distB="0" distL="114300" distR="114300" simplePos="0" relativeHeight="251661312" behindDoc="0" locked="0" layoutInCell="1" allowOverlap="1">
-                      <wp:simplePos x="0" y="0"/>
-                      <wp:positionH relativeFrom="column">
-                        <wp:posOffset>655320</wp:posOffset>
-                      </wp:positionH>
-                      <wp:positionV relativeFrom="paragraph">
-                        <wp:posOffset>-91440</wp:posOffset>
-                      </wp:positionV>
-                      <wp:extent cx="2618740" cy="431800"/>
-                      <wp:effectExtent l="0" t="0" r="0" b="0"/>
-                      <wp:wrapNone/>
-                      <wp:docPr id="10" name="组合 10"/>
-                      <wp:cNvGraphicFramePr/>
-                      <a:graphic xmlns:a="http://schemas.openxmlformats.org/drawingml/2006/main">
-                        <a:graphicData uri="http://schemas.microsoft.com/office/word/2010/wordprocessingGroup">
-                          <wpg:wgp>
-                            <wpg:cNvGrpSpPr/>
-                            <wpg:grpSpPr>
-                              <a:xfrm>
-                                <a:off x="0" y="0"/>
-                                <a:ext cx="2618740" cy="431800"/>
-                                <a:chOff x="9633" y="114512"/>
-                                <a:chExt cx="4124" cy="680"/>
-                              </a:xfrm>
-                            </wpg:grpSpPr>
-                            <pic:pic xmlns:pic="http://schemas.openxmlformats.org/drawingml/2006/picture">
-                              <pic:nvPicPr>
-                                <pic:cNvPr id="6" name="图片 1"/>
-                                <pic:cNvPicPr>
-                                  <a:picLocks noChangeAspect="1"/>
-                                </pic:cNvPicPr>
-                              </pic:nvPicPr>
-                              <pic:blipFill>
-                                <a:blip r:embed="rId7">
-                                  <a:clrChange>
-                                    <a:clrFrom>
-                                      <a:srgbClr val="FFFFFF">
-                                        <a:alpha val="100000"/>
-                                      </a:srgbClr>
-                                    </a:clrFrom>
-                                    <a:clrTo>
-                                      <a:srgbClr val="FFFFFF">
-                                        <a:alpha val="100000"/>
-                                        <a:alpha val="0"/>
-                                      </a:srgbClr>
-                                    </a:clrTo>
-                                  </a:clrChange>
-                                </a:blip>
-                                <a:srcRect l="10922" t="11667"/>
-                                <a:stretch>
-                                  <a:fillRect/>
-                                </a:stretch>
-                              </pic:blipFill>
-                              <pic:spPr>
-                                <a:xfrm>
-                                  <a:off x="9633" y="114512"/>
-                                  <a:ext cx="1262" cy="680"/>
-                                </a:xfrm>
-                                <a:prstGeom prst="rect">
-                                  <a:avLst/>
-                                </a:prstGeom>
-                                <a:noFill/>
-                                <a:ln>
-                                  <a:noFill/>
-                                </a:ln>
-                              </pic:spPr>
-                            </pic:pic>
-                            <pic:pic xmlns:pic="http://schemas.openxmlformats.org/drawingml/2006/picture">
-                              <pic:nvPicPr>
-                                <pic:cNvPr id="11" name="图片 11" descr="王建丽"/>
-                                <pic:cNvPicPr>
-                                  <a:picLocks noChangeAspect="1"/>
-                                </pic:cNvPicPr>
-                              </pic:nvPicPr>
-                              <pic:blipFill>
-                                <a:blip r:embed="rId6">
-                                  <a:clrChange>
-                                    <a:clrFrom>
-                                      <a:srgbClr val="FFFFFF">
-                                        <a:alpha val="100000"/>
-                                      </a:srgbClr>
-                                    </a:clrFrom>
-                                    <a:clrTo>
-                                      <a:srgbClr val="FFFFFF">
-                                        <a:alpha val="100000"/>
-                                        <a:alpha val="0"/>
-                                      </a:srgbClr>
-                                    </a:clrTo>
-                                  </a:clrChange>
-                                </a:blip>
-                                <a:stretch>
-                                  <a:fillRect/>
-                                </a:stretch>
-                              </pic:blipFill>
-                              <pic:spPr>
-                                <a:xfrm>
-                                  <a:off x="12755" y="114524"/>
-                                  <a:ext cx="1002" cy="567"/>
-                                </a:xfrm>
-                                <a:prstGeom prst="rect">
-                                  <a:avLst/>
-                                </a:prstGeom>
-                              </pic:spPr>
-                            </pic:pic>
-                          </wpg:wgp>
-                        </a:graphicData>
-                      </a:graphic>
-                    </wp:anchor>
-                  </w:drawing>
-                </mc:Choice>
-                <mc:Fallback>
-                  <w:pict>
-                    <v:group id="_x0000_s1026" o:spid="_x0000_s1026" o:spt="203" style="position:absolute;left:0pt;margin-left:51.6pt;margin-top:-7.2pt;height:34pt;width:206.2pt;z-index:251661312;mso-width-relative:page;mso-height-relative:page;" coordorigin="9633,114512" coordsize="4124,680" o:gfxdata="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">
-                      <o:lock v:ext="edit" aspectratio="f"/>
-                      <v:shape id="图片 1" o:spid="_x0000_s1026" o:spt="75" type="#_x0000_t75" style="position:absolute;left:9633;top:114512;height:680;width:1262;" filled="f" o:preferrelative="t" stroked="f" coordsize="21600,21600" o:gfxdata="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">
-                        <v:fill on="f" focussize="0,0"/>
-                        <v:stroke on="f"/>
-                        <v:imagedata r:id="rId7" cropleft="7158f" croptop="7646f" chromakey="#FFFFFF" o:title=""/>
-                        <o:lock v:ext="edit" aspectratio="t"/>
-                      </v:shape>
-                      <v:shape id="_x0000_s1026" o:spid="_x0000_s1026" o:spt="75" alt="王建丽" type="#_x0000_t75" style="position:absolute;left:12755;top:114524;height:567;width:1002;" filled="f" o:preferrelative="t" stroked="f" coordsize="21600,21600" o:gfxdata="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">
-                        <v:fill on="f" focussize="0,0"/>
-                        <v:stroke on="f"/>
-                        <v:imagedata r:id="rId6" chromakey="#FFFFFF" o:title=""/>
-                        <o:lock v:ext="edit" aspectratio="t"/>
-                      </v:shape>
-                    </v:group>
-                  </w:pict>
-                </mc:Fallback>
-              </mc:AlternateContent>
-            </w:r>
-          </w:p>
-        </w:tc>
-        <w:tc>
-          <w:tcPr>
-            <w:tcW w:w="3260" w:type="dxa"/>
+          </w:p>
+        </w:tc>
+        <w:tc>
+          <w:tcPr>
+            <w:tcW w:w="2255" w:type="dxa"/>
             <w:shd w:val="clear" w:color="auto" w:fill="auto"/>
             <w:tcMar>
               <w:top w:w="28" w:type="dxa"/>
@@ -9994,10 +9725,11 @@
               <w:bottom w:w="28" w:type="dxa"/>
               <w:right w:w="108" w:type="dxa"/>
             </w:tcMar>
-            <w:vAlign w:val="top"/>
-          </w:tcPr>
-          <w:p>
-            <w:pPr>
+            <w:vAlign w:val="center"/>
+          </w:tcPr>
+          <w:p>
+            <w:pPr>
+              <w:jc w:val="left"/>
               <w:rPr>
                 <w:rFonts w:hint="eastAsia" w:ascii="微软雅黑" w:hAnsi="微软雅黑" w:eastAsia="微软雅黑" w:cs="微软雅黑"/>
                 <w:b/>
@@ -10009,18 +9741,18 @@
             <w:r>
               <w:rPr>
                 <w:rFonts w:hint="eastAsia" w:ascii="微软雅黑" w:hAnsi="微软雅黑" w:eastAsia="微软雅黑" w:cs="微软雅黑"/>
-                <w:b/>
-                <w:bCs/>
+                <w:b w:val="0"/>
+                <w:bCs w:val="0"/>
                 <w:sz w:val="20"/>
                 <w:szCs w:val="20"/>
               </w:rPr>
-              <w:t>审核者：</w:t>
-            </w:r>
-          </w:p>
-        </w:tc>
-        <w:tc>
-          <w:tcPr>
-            <w:tcW w:w="3261" w:type="dxa"/>
+              <w:t>{{"ty_guangzhou1"|sign(46,25)}}</w:t>
+            </w:r>
+          </w:p>
+        </w:tc>
+        <w:tc>
+          <w:tcPr>
+            <w:tcW w:w="945" w:type="dxa"/>
             <w:shd w:val="clear" w:color="auto" w:fill="auto"/>
             <w:tcMar>
               <w:top w:w="28" w:type="dxa"/>
@@ -10028,10 +9760,81 @@
               <w:bottom w:w="28" w:type="dxa"/>
               <w:right w:w="108" w:type="dxa"/>
             </w:tcMar>
-            <w:vAlign w:val="top"/>
-          </w:tcPr>
-          <w:p>
-            <w:pPr>
+            <w:vAlign w:val="center"/>
+          </w:tcPr>
+          <w:p>
+            <w:pPr>
+              <w:jc w:val="left"/>
+              <w:rPr>
+                <w:rFonts w:hint="eastAsia" w:ascii="微软雅黑" w:hAnsi="微软雅黑" w:eastAsia="微软雅黑" w:cs="微软雅黑"/>
+                <w:b/>
+                <w:bCs/>
+                <w:sz w:val="20"/>
+                <w:szCs w:val="20"/>
+              </w:rPr>
+            </w:pPr>
+            <w:r>
+              <w:rPr>
+                <w:rFonts w:hint="eastAsia" w:ascii="微软雅黑" w:hAnsi="微软雅黑" w:eastAsia="微软雅黑" w:cs="微软雅黑"/>
+                <w:b/>
+                <w:bCs/>
+                <w:sz w:val="20"/>
+                <w:szCs w:val="20"/>
+              </w:rPr>
+              <w:t>审核者：</w:t>
+            </w:r>
+          </w:p>
+        </w:tc>
+        <w:tc>
+          <w:tcPr>
+            <w:tcW w:w="2617" w:type="dxa"/>
+            <w:shd w:val="clear" w:color="auto" w:fill="auto"/>
+            <w:tcMar>
+              <w:top w:w="28" w:type="dxa"/>
+              <w:left w:w="108" w:type="dxa"/>
+              <w:bottom w:w="28" w:type="dxa"/>
+              <w:right w:w="108" w:type="dxa"/>
+            </w:tcMar>
+            <w:vAlign w:val="center"/>
+          </w:tcPr>
+          <w:p>
+            <w:pPr>
+              <w:jc w:val="left"/>
+              <w:rPr>
+                <w:rFonts w:hint="eastAsia" w:ascii="微软雅黑" w:hAnsi="微软雅黑" w:eastAsia="微软雅黑" w:cs="微软雅黑"/>
+                <w:b/>
+                <w:bCs/>
+                <w:sz w:val="20"/>
+                <w:szCs w:val="20"/>
+              </w:rPr>
+            </w:pPr>
+            <w:r>
+              <w:rPr>
+                <w:rFonts w:hint="eastAsia" w:ascii="微软雅黑" w:hAnsi="微软雅黑" w:eastAsia="微软雅黑" w:cs="微软雅黑"/>
+                <w:b w:val="0"/>
+                <w:bCs w:val="0"/>
+                <w:sz w:val="20"/>
+                <w:szCs w:val="20"/>
+              </w:rPr>
+              <w:t>{{"ty_guangzhou2"|sign(49,27)}}</w:t>
+            </w:r>
+          </w:p>
+        </w:tc>
+        <w:tc>
+          <w:tcPr>
+            <w:tcW w:w="3183" w:type="dxa"/>
+            <w:shd w:val="clear" w:color="auto" w:fill="auto"/>
+            <w:tcMar>
+              <w:top w:w="28" w:type="dxa"/>
+              <w:left w:w="108" w:type="dxa"/>
+              <w:bottom w:w="28" w:type="dxa"/>
+              <w:right w:w="108" w:type="dxa"/>
+            </w:tcMar>
+            <w:vAlign w:val="center"/>
+          </w:tcPr>
+          <w:p>
+            <w:pPr>
+              <w:jc w:val="left"/>
               <w:rPr>
                 <w:rFonts w:hint="eastAsia" w:ascii="微软雅黑" w:hAnsi="微软雅黑" w:eastAsia="微软雅黑" w:cs="微软雅黑"/>
                 <w:b/>
@@ -10093,16 +9896,6 @@
         </w:rPr>
         <w:t>{% endif %}</w:t>
       </w:r>
-    </w:p>
-    <w:p>
-      <w:pPr>
-        <w:widowControl/>
-        <w:rPr>
-          <w:rFonts w:ascii="Times New Roman" w:hAnsi="Times New Roman" w:eastAsia="微软雅黑" w:cs="Times New Roman"/>
-          <w:sz w:val="15"/>
-          <w:szCs w:val="15"/>
-        </w:rPr>
-      </w:pPr>
     </w:p>
     <w:sectPr>
       <w:footerReference r:id="rId3" w:type="default"/>
